--- a/SITP/DSA-Notes/M13_Backtracking.docx
+++ b/SITP/DSA-Notes/M13_Backtracking.docx
@@ -60,7 +60,7 @@
         </w:p>
       </w:sdtContent>
     </w:sdt>
-    <w:bookmarkStart w:id="60" w:name="module-13-backtracking"/>
+    <w:bookmarkStart w:id="64" w:name="module-13-backtracking"/>
     <w:p>
       <w:pPr>
         <w:pStyle w:val="Heading1"/>
@@ -253,7 +253,7 @@
         </w:pict>
       </w:r>
     </w:p>
-    <w:bookmarkStart w:id="21" w:name="the-backtracking-framework"/>
+    <w:bookmarkStart w:id="22" w:name="the-backtracking-framework"/>
     <w:p>
       <w:pPr>
         <w:pStyle w:val="Heading2"/>
@@ -1333,7 +1333,350 @@
       </w:r>
     </w:p>
     <w:bookmarkEnd w:id="18"/>
-    <w:bookmarkStart w:id="19" w:name="backtracking-vs-branch-and-bound-vs-dp"/>
+    <w:bookmarkStart w:id="19" w:name="X427c06c22725825950b311ce35979c3c480b90c"/>
+    <w:p>
+      <w:pPr>
+        <w:pStyle w:val="Heading3"/>
+      </w:pPr>
+      <w:r>
+        <w:t xml:space="preserve">How to reason about backtracking time — branching^depth</w:t>
+      </w:r>
+    </w:p>
+    <w:p>
+      <w:pPr>
+        <w:pStyle w:val="FirstParagraph"/>
+      </w:pPr>
+      <w:r>
+        <w:t xml:space="preserve">The skeleton makes the cost formula concrete. At every node you loop over the</w:t>
+      </w:r>
+      <w:r>
+        <w:t xml:space="preserve"> </w:t>
+      </w:r>
+      <w:r>
+        <w:t xml:space="preserve">choices (the</w:t>
+      </w:r>
+      <w:r>
+        <w:t xml:space="preserve"> </w:t>
+      </w:r>
+      <w:r>
+        <w:rPr>
+          <w:b/>
+          <w:bCs/>
+        </w:rPr>
+        <w:t xml:space="preserve">branching factor</w:t>
+      </w:r>
+      <w:r>
+        <w:rPr>
+          <w:b/>
+          <w:bCs/>
+        </w:rPr>
+        <w:t xml:space="preserve"> </w:t>
+      </w:r>
+      <w:r>
+        <w:rPr>
+          <w:rStyle w:val="VerbatimChar"/>
+          <w:b/>
+          <w:bCs/>
+        </w:rPr>
+        <w:t xml:space="preserve">b</w:t>
+      </w:r>
+      <w:r>
+        <w:t xml:space="preserve">) and the tree is as deep as the number of</w:t>
+      </w:r>
+      <w:r>
+        <w:t xml:space="preserve"> </w:t>
+      </w:r>
+      <w:r>
+        <w:t xml:space="preserve">decisions (the</w:t>
+      </w:r>
+      <w:r>
+        <w:t xml:space="preserve"> </w:t>
+      </w:r>
+      <w:r>
+        <w:rPr>
+          <w:b/>
+          <w:bCs/>
+        </w:rPr>
+        <w:t xml:space="preserve">depth</w:t>
+      </w:r>
+      <w:r>
+        <w:rPr>
+          <w:b/>
+          <w:bCs/>
+        </w:rPr>
+        <w:t xml:space="preserve"> </w:t>
+      </w:r>
+      <w:r>
+        <w:rPr>
+          <w:rStyle w:val="VerbatimChar"/>
+          <w:b/>
+          <w:bCs/>
+        </w:rPr>
+        <w:t xml:space="preserve">d</w:t>
+      </w:r>
+      <w:r>
+        <w:t xml:space="preserve">). So the tree has roughly</w:t>
+      </w:r>
+      <w:r>
+        <w:t xml:space="preserve"> </w:t>
+      </w:r>
+      <w:r>
+        <w:rPr>
+          <w:rStyle w:val="VerbatimChar"/>
+          <w:b/>
+          <w:bCs/>
+        </w:rPr>
+        <w:t xml:space="preserve">b^d</w:t>
+      </w:r>
+      <w:r>
+        <w:rPr>
+          <w:b/>
+          <w:bCs/>
+        </w:rPr>
+        <w:t xml:space="preserve"> </w:t>
+      </w:r>
+      <w:r>
+        <w:rPr>
+          <w:b/>
+          <w:bCs/>
+        </w:rPr>
+        <w:t xml:space="preserve">nodes</w:t>
+      </w:r>
+      <w:r>
+        <w:t xml:space="preserve">, and total</w:t>
+      </w:r>
+      <w:r>
+        <w:t xml:space="preserve"> </w:t>
+      </w:r>
+      <w:r>
+        <w:t xml:space="preserve">time is</w:t>
+      </w:r>
+      <w:r>
+        <w:t xml:space="preserve"> </w:t>
+      </w:r>
+      <w:r>
+        <w:rPr>
+          <w:rStyle w:val="VerbatimChar"/>
+        </w:rPr>
+        <w:t xml:space="preserve">O(b^d × work per node)</w:t>
+      </w:r>
+      <w:r>
+        <w:t xml:space="preserve">.</w:t>
+      </w:r>
+    </w:p>
+    <w:p>
+      <w:pPr>
+        <w:pStyle w:val="SourceCode"/>
+      </w:pPr>
+      <w:r>
+        <w:rPr>
+          <w:rStyle w:val="VerbatimChar"/>
+        </w:rPr>
+        <w:t xml:space="preserve">technique          branching b        depth d      =&gt; leaves</w:t>
+      </w:r>
+      <w:r>
+        <w:br/>
+      </w:r>
+      <w:r>
+        <w:rPr>
+          <w:rStyle w:val="VerbatimChar"/>
+        </w:rPr>
+        <w:t xml:space="preserve">---------------------------------------------------------------</w:t>
+      </w:r>
+      <w:r>
+        <w:br/>
+      </w:r>
+      <w:r>
+        <w:rPr>
+          <w:rStyle w:val="VerbatimChar"/>
+        </w:rPr>
+        <w:t xml:space="preserve">subsets            2 (in/out)         n            2^n</w:t>
+      </w:r>
+      <w:r>
+        <w:br/>
+      </w:r>
+      <w:r>
+        <w:rPr>
+          <w:rStyle w:val="VerbatimChar"/>
+        </w:rPr>
+        <w:t xml:space="preserve">permutations       n, n-1, ... , 1    n            n!</w:t>
+      </w:r>
+      <w:r>
+        <w:br/>
+      </w:r>
+      <w:r>
+        <w:rPr>
+          <w:rStyle w:val="VerbatimChar"/>
+        </w:rPr>
+        <w:t xml:space="preserve">combinations C(n,k) up to n           k            C(n,k)</w:t>
+      </w:r>
+      <w:r>
+        <w:br/>
+      </w:r>
+      <w:r>
+        <w:rPr>
+          <w:rStyle w:val="VerbatimChar"/>
+        </w:rPr>
+        <w:t xml:space="preserve">N-Queens           N (columns)        N            &lt;= N^N, but pruned to ~ small</w:t>
+      </w:r>
+      <w:r>
+        <w:br/>
+      </w:r>
+      <w:r>
+        <w:rPr>
+          <w:rStyle w:val="VerbatimChar"/>
+        </w:rPr>
+        <w:t xml:space="preserve">m-coloring         m (colors)         V            m^V</w:t>
+      </w:r>
+    </w:p>
+    <w:p>
+      <w:pPr>
+        <w:pStyle w:val="FirstParagraph"/>
+      </w:pPr>
+      <w:r>
+        <w:t xml:space="preserve">Pruning does</w:t>
+      </w:r>
+      <w:r>
+        <w:t xml:space="preserve"> </w:t>
+      </w:r>
+      <w:r>
+        <w:rPr>
+          <w:b/>
+          <w:bCs/>
+        </w:rPr>
+        <w:t xml:space="preserve">not</w:t>
+      </w:r>
+      <w:r>
+        <w:t xml:space="preserve"> </w:t>
+      </w:r>
+      <w:r>
+        <w:t xml:space="preserve">change this worst-case bound, but it slashes the</w:t>
+      </w:r>
+      <w:r>
+        <w:t xml:space="preserve"> </w:t>
+      </w:r>
+      <w:r>
+        <w:rPr>
+          <w:i/>
+          <w:iCs/>
+        </w:rPr>
+        <w:t xml:space="preserve">practical</w:t>
+      </w:r>
+      <w:r>
+        <w:t xml:space="preserve"> </w:t>
+      </w:r>
+      <w:r>
+        <w:t xml:space="preserve">node count: a branch cut at depth</w:t>
+      </w:r>
+      <w:r>
+        <w:t xml:space="preserve"> </w:t>
+      </w:r>
+      <w:r>
+        <w:rPr>
+          <w:rStyle w:val="VerbatimChar"/>
+        </w:rPr>
+        <w:t xml:space="preserve">j</w:t>
+      </w:r>
+      <w:r>
+        <w:t xml:space="preserve"> </w:t>
+      </w:r>
+      <w:r>
+        <w:t xml:space="preserve">removes an entire</w:t>
+      </w:r>
+      <w:r>
+        <w:t xml:space="preserve"> </w:t>
+      </w:r>
+      <w:r>
+        <w:rPr>
+          <w:rStyle w:val="VerbatimChar"/>
+        </w:rPr>
+        <w:t xml:space="preserve">b^(d−j)</w:t>
+      </w:r>
+      <w:r>
+        <w:t xml:space="preserve"> </w:t>
+      </w:r>
+      <w:r>
+        <w:t xml:space="preserve">subtree. That is</w:t>
+      </w:r>
+      <w:r>
+        <w:t xml:space="preserve"> </w:t>
+      </w:r>
+      <w:r>
+        <w:t xml:space="preserve">why N-Queens, whose naive bound is</w:t>
+      </w:r>
+      <w:r>
+        <w:t xml:space="preserve"> </w:t>
+      </w:r>
+      <w:r>
+        <w:rPr>
+          <w:rStyle w:val="VerbatimChar"/>
+        </w:rPr>
+        <w:t xml:space="preserve">N^N</w:t>
+      </w:r>
+      <w:r>
+        <w:t xml:space="preserve">, is solvable for</w:t>
+      </w:r>
+      <w:r>
+        <w:t xml:space="preserve"> </w:t>
+      </w:r>
+      <w:r>
+        <w:rPr>
+          <w:rStyle w:val="VerbatimChar"/>
+        </w:rPr>
+        <w:t xml:space="preserve">N=8</w:t>
+      </w:r>
+      <w:r>
+        <w:t xml:space="preserve"> </w:t>
+      </w:r>
+      <w:r>
+        <w:t xml:space="preserve">in microseconds —</w:t>
+      </w:r>
+      <w:r>
+        <w:t xml:space="preserve"> </w:t>
+      </w:r>
+      <w:r>
+        <w:t xml:space="preserve">the diagonal/column checks prune almost everything early.</w:t>
+      </w:r>
+    </w:p>
+    <w:p>
+      <w:pPr>
+        <w:pStyle w:val="BlockText"/>
+      </w:pPr>
+      <w:r>
+        <w:rPr>
+          <w:b/>
+          <w:bCs/>
+        </w:rPr>
+        <w:t xml:space="preserve">Memory hook:</w:t>
+      </w:r>
+      <w:r>
+        <w:t xml:space="preserve"> </w:t>
+      </w:r>
+      <w:r>
+        <w:t xml:space="preserve">backtracking time =</w:t>
+      </w:r>
+      <w:r>
+        <w:t xml:space="preserve"> </w:t>
+      </w:r>
+      <w:r>
+        <w:rPr>
+          <w:b/>
+          <w:bCs/>
+        </w:rPr>
+        <w:t xml:space="preserve">(choices per step) ^ (number of steps)</w:t>
+      </w:r>
+      <w:r>
+        <w:t xml:space="preserve">;</w:t>
+      </w:r>
+      <w:r>
+        <w:t xml:space="preserve"> </w:t>
+      </w:r>
+      <w:r>
+        <w:t xml:space="preserve">pruning removes whole subtrees but not the worst-case exponent.</w:t>
+      </w:r>
+    </w:p>
+    <w:bookmarkEnd w:id="19"/>
+    <w:bookmarkStart w:id="20" w:name="backtracking-vs-branch-and-bound-vs-dp"/>
     <w:p>
       <w:pPr>
         <w:pStyle w:val="Heading3"/>
@@ -1554,8 +1897,8 @@
         </w:tc>
       </w:tr>
     </w:tbl>
-    <w:bookmarkEnd w:id="19"/>
-    <w:bookmarkStart w:id="20" w:name="mcqs"/>
+    <w:bookmarkEnd w:id="20"/>
+    <w:bookmarkStart w:id="21" w:name="mcqs"/>
     <w:p>
       <w:pPr>
         <w:pStyle w:val="Heading3"/>
@@ -1646,15 +1989,98 @@
       </w:r>
     </w:p>
     <w:p>
+      <w:pPr>
+        <w:pStyle w:val="Compact"/>
+        <w:numPr>
+          <w:ilvl w:val="0"/>
+          <w:numId w:val="1002"/>
+        </w:numPr>
+      </w:pPr>
+      <w:r>
+        <w:t xml:space="preserve">Backtracking worst-case time in one phrase? →</w:t>
+      </w:r>
+      <w:r>
+        <w:t xml:space="preserve"> </w:t>
+      </w:r>
+      <w:r>
+        <w:rPr>
+          <w:b/>
+          <w:bCs/>
+        </w:rPr>
+        <w:t xml:space="preserve">branching^depth</w:t>
+      </w:r>
+      <w:r>
+        <w:t xml:space="preserve"> </w:t>
+      </w:r>
+      <w:r>
+        <w:t xml:space="preserve">(b^d nodes ×</w:t>
+      </w:r>
+      <w:r>
+        <w:t xml:space="preserve"> </w:t>
+      </w:r>
+      <w:r>
+        <w:t xml:space="preserve">work/node).</w:t>
+      </w:r>
+    </w:p>
+    <w:p>
+      <w:pPr>
+        <w:pStyle w:val="Compact"/>
+        <w:numPr>
+          <w:ilvl w:val="0"/>
+          <w:numId w:val="1002"/>
+        </w:numPr>
+      </w:pPr>
+      <w:r>
+        <w:t xml:space="preserve">Does pruning change the worst-case exponent? →</w:t>
+      </w:r>
+      <w:r>
+        <w:t xml:space="preserve"> </w:t>
+      </w:r>
+      <w:r>
+        <w:rPr>
+          <w:b/>
+          <w:bCs/>
+        </w:rPr>
+        <w:t xml:space="preserve">no</w:t>
+      </w:r>
+      <w:r>
+        <w:t xml:space="preserve"> </w:t>
+      </w:r>
+      <w:r>
+        <w:t xml:space="preserve">(it only cuts practical</w:t>
+      </w:r>
+      <w:r>
+        <w:t xml:space="preserve"> </w:t>
+      </w:r>
+      <w:r>
+        <w:t xml:space="preserve">node count, removing whole</w:t>
+      </w:r>
+      <w:r>
+        <w:t xml:space="preserve"> </w:t>
+      </w:r>
+      <w:r>
+        <w:rPr>
+          <w:rStyle w:val="VerbatimChar"/>
+        </w:rPr>
+        <w:t xml:space="preserve">b^(d−j)</w:t>
+      </w:r>
+      <w:r>
+        <w:t xml:space="preserve"> </w:t>
+      </w:r>
+      <w:r>
+        <w:t xml:space="preserve">subtrees).</w:t>
+      </w:r>
+    </w:p>
+    <w:p>
       <w:r>
         <w:pict>
           <v:rect style="width:0;height:1.5pt" o:hralign="center" o:hrstd="t" o:hr="t"/>
         </w:pict>
       </w:r>
     </w:p>
-    <w:bookmarkEnd w:id="20"/>
     <w:bookmarkEnd w:id="21"/>
-    <w:bookmarkStart w:id="33" w:name="subsets-permutations-combinations"/>
+    <w:bookmarkEnd w:id="22"/>
+    <w:bookmarkStart w:id="35" w:name="subsets-permutations-combinations"/>
     <w:p>
       <w:pPr>
         <w:pStyle w:val="Heading2"/>
@@ -1663,7 +2089,7 @@
         <w:t xml:space="preserve">13.2 Subsets, Permutations, Combinations</w:t>
       </w:r>
     </w:p>
-    <w:bookmarkStart w:id="25" w:name="Xb7e2c10b313470ec9276f5d864d5ee2690a0255"/>
+    <w:bookmarkStart w:id="23" w:name="Xb7e2c10b313470ec9276f5d864d5ee2690a0255"/>
     <w:p>
       <w:pPr>
         <w:pStyle w:val="Heading3"/>
@@ -1978,6 +2404,276 @@
         <w:t xml:space="preserve">them gives O(n!) when you wanted O(2ⁿ), or duplicate combinations.</w:t>
       </w:r>
     </w:p>
+    <w:bookmarkEnd w:id="23"/>
+    <w:bookmarkStart w:id="27" w:name="Xd61b0d8140d550d44bf06bedd2efd2f99976b18"/>
+    <w:p>
+      <w:pPr>
+        <w:pStyle w:val="Heading3"/>
+      </w:pPr>
+      <w:r>
+        <w:t xml:space="preserve">Subsets vs combinations vs permutations — a 2-question decision</w:t>
+      </w:r>
+    </w:p>
+    <w:p>
+      <w:pPr>
+        <w:pStyle w:val="FirstParagraph"/>
+      </w:pPr>
+      <w:r>
+        <w:t xml:space="preserve">Two yes/no questions pick the right structure every time:</w:t>
+      </w:r>
+    </w:p>
+    <w:p>
+      <w:pPr>
+        <w:pStyle w:val="SourceCode"/>
+      </w:pPr>
+      <w:r>
+        <w:rPr>
+          <w:rStyle w:val="VerbatimChar"/>
+        </w:rPr>
+        <w:t xml:space="preserve">Q1: does ORDER matter? (is [1,2] different from [2,1]?)</w:t>
+      </w:r>
+      <w:r>
+        <w:br/>
+      </w:r>
+      <w:r>
+        <w:rPr>
+          <w:rStyle w:val="VerbatimChar"/>
+        </w:rPr>
+        <w:t xml:space="preserve">      YES  -&gt; PERMUTATION  (used[] array, loop from 0)</w:t>
+      </w:r>
+      <w:r>
+        <w:br/>
+      </w:r>
+      <w:r>
+        <w:rPr>
+          <w:rStyle w:val="VerbatimChar"/>
+        </w:rPr>
+        <w:t xml:space="preserve">      NO   -&gt; go to Q2</w:t>
+      </w:r>
+      <w:r>
+        <w:br/>
+      </w:r>
+      <w:r>
+        <w:br/>
+      </w:r>
+      <w:r>
+        <w:rPr>
+          <w:rStyle w:val="VerbatimChar"/>
+        </w:rPr>
+        <w:t xml:space="preserve">Q2: is the SIZE fixed to exactly k?</w:t>
+      </w:r>
+      <w:r>
+        <w:br/>
+      </w:r>
+      <w:r>
+        <w:rPr>
+          <w:rStyle w:val="VerbatimChar"/>
+        </w:rPr>
+        <w:t xml:space="preserve">      YES  -&gt; COMBINATION  (start index, record only when size == k)</w:t>
+      </w:r>
+      <w:r>
+        <w:br/>
+      </w:r>
+      <w:r>
+        <w:rPr>
+          <w:rStyle w:val="VerbatimChar"/>
+        </w:rPr>
+        <w:t xml:space="preserve">      NO   -&gt; SUBSET       (start index, record at EVERY node, all sizes)</w:t>
+      </w:r>
+    </w:p>
+    <w:p>
+      <w:pPr>
+        <w:pStyle w:val="Compact"/>
+        <w:numPr>
+          <w:ilvl w:val="0"/>
+          <w:numId w:val="1003"/>
+        </w:numPr>
+      </w:pPr>
+      <w:r>
+        <w:rPr>
+          <w:b/>
+          <w:bCs/>
+        </w:rPr>
+        <w:t xml:space="preserve">Subsets</w:t>
+      </w:r>
+      <w:r>
+        <w:t xml:space="preserve"> </w:t>
+      </w:r>
+      <w:r>
+        <w:t xml:space="preserve">= all combinations of</w:t>
+      </w:r>
+      <w:r>
+        <w:t xml:space="preserve"> </w:t>
+      </w:r>
+      <w:r>
+        <w:rPr>
+          <w:i/>
+          <w:iCs/>
+        </w:rPr>
+        <w:t xml:space="preserve">every</w:t>
+      </w:r>
+      <w:r>
+        <w:t xml:space="preserve"> </w:t>
+      </w:r>
+      <w:r>
+        <w:t xml:space="preserve">size (</w:t>
+      </w:r>
+      <w:r>
+        <w:rPr>
+          <w:rStyle w:val="VerbatimChar"/>
+        </w:rPr>
+        <w:t xml:space="preserve">C(n,0)+…+C(n,n) = 2ⁿ</w:t>
+      </w:r>
+      <w:r>
+        <w:t xml:space="preserve">).</w:t>
+      </w:r>
+    </w:p>
+    <w:p>
+      <w:pPr>
+        <w:pStyle w:val="Compact"/>
+        <w:numPr>
+          <w:ilvl w:val="0"/>
+          <w:numId w:val="1003"/>
+        </w:numPr>
+      </w:pPr>
+      <w:r>
+        <w:rPr>
+          <w:b/>
+          <w:bCs/>
+        </w:rPr>
+        <w:t xml:space="preserve">Combinations</w:t>
+      </w:r>
+      <w:r>
+        <w:t xml:space="preserve"> </w:t>
+      </w:r>
+      <w:r>
+        <w:t xml:space="preserve">= subsets of one fixed size</w:t>
+      </w:r>
+      <w:r>
+        <w:t xml:space="preserve"> </w:t>
+      </w:r>
+      <w:r>
+        <w:rPr>
+          <w:rStyle w:val="VerbatimChar"/>
+        </w:rPr>
+        <w:t xml:space="preserve">k</w:t>
+      </w:r>
+      <w:r>
+        <w:t xml:space="preserve"> </w:t>
+      </w:r>
+      <w:r>
+        <w:t xml:space="preserve">(</w:t>
+      </w:r>
+      <w:r>
+        <w:rPr>
+          <w:rStyle w:val="VerbatimChar"/>
+        </w:rPr>
+        <w:t xml:space="preserve">C(n,k)</w:t>
+      </w:r>
+      <w:r>
+        <w:t xml:space="preserve">).</w:t>
+      </w:r>
+    </w:p>
+    <w:p>
+      <w:pPr>
+        <w:pStyle w:val="Compact"/>
+        <w:numPr>
+          <w:ilvl w:val="0"/>
+          <w:numId w:val="1003"/>
+        </w:numPr>
+      </w:pPr>
+      <w:r>
+        <w:rPr>
+          <w:b/>
+          <w:bCs/>
+        </w:rPr>
+        <w:t xml:space="preserve">Permutations</w:t>
+      </w:r>
+      <w:r>
+        <w:t xml:space="preserve"> </w:t>
+      </w:r>
+      <w:r>
+        <w:t xml:space="preserve">= arrangements where order counts (</w:t>
+      </w:r>
+      <w:r>
+        <w:rPr>
+          <w:rStyle w:val="VerbatimChar"/>
+        </w:rPr>
+        <w:t xml:space="preserve">n!</w:t>
+      </w:r>
+      <w:r>
+        <w:t xml:space="preserve">, or</w:t>
+      </w:r>
+      <w:r>
+        <w:t xml:space="preserve"> </w:t>
+      </w:r>
+      <w:r>
+        <w:rPr>
+          <w:rStyle w:val="VerbatimChar"/>
+        </w:rPr>
+        <w:t xml:space="preserve">n!/(n−k)!</w:t>
+      </w:r>
+      <w:r>
+        <w:t xml:space="preserve"> </w:t>
+      </w:r>
+      <w:r>
+        <w:t xml:space="preserve">for</w:t>
+      </w:r>
+      <w:r>
+        <w:t xml:space="preserve"> </w:t>
+      </w:r>
+      <w:r>
+        <w:t xml:space="preserve">length</w:t>
+      </w:r>
+      <w:r>
+        <w:t xml:space="preserve"> </w:t>
+      </w:r>
+      <w:r>
+        <w:rPr>
+          <w:rStyle w:val="VerbatimChar"/>
+        </w:rPr>
+        <w:t xml:space="preserve">k</w:t>
+      </w:r>
+      <w:r>
+        <w:t xml:space="preserve">).</w:t>
+      </w:r>
+    </w:p>
+    <w:p>
+      <w:pPr>
+        <w:pStyle w:val="BlockText"/>
+      </w:pPr>
+      <w:r>
+        <w:rPr>
+          <w:b/>
+          <w:bCs/>
+        </w:rPr>
+        <w:t xml:space="preserve">Memory hook:</w:t>
+      </w:r>
+      <w:r>
+        <w:t xml:space="preserve"> </w:t>
+      </w:r>
+      <w:r>
+        <w:rPr>
+          <w:b/>
+          <w:bCs/>
+        </w:rPr>
+        <w:t xml:space="preserve">order? → permutation. Fixed size? → combination. Neither? →</w:t>
+      </w:r>
+      <w:r>
+        <w:rPr>
+          <w:b/>
+          <w:bCs/>
+        </w:rPr>
+        <w:t xml:space="preserve"> </w:t>
+      </w:r>
+      <w:r>
+        <w:rPr>
+          <w:b/>
+          <w:bCs/>
+        </w:rPr>
+        <w:t xml:space="preserve">subset.</w:t>
+      </w:r>
+    </w:p>
     <w:p>
       <w:pPr>
         <w:pStyle w:val="CaptionedFigure"/>
@@ -1987,18 +2683,18 @@
           <wp:inline>
             <wp:extent cx="5334000" cy="2781463"/>
             <wp:effectExtent b="0" l="0" r="0" t="0"/>
-            <wp:docPr descr="Subsets of [1,2]: at each element choose include/exclude; permutations pick an unused element each step." title="" id="23" name="Picture"/>
+            <wp:docPr descr="Subsets of [1,2]: at each element choose include/exclude; permutations pick an unused element each step." title="" id="25" name="Picture"/>
             <a:graphic>
               <a:graphicData uri="http://schemas.openxmlformats.org/drawingml/2006/picture">
                 <pic:pic>
                   <pic:nvPicPr>
-                    <pic:cNvPr descr="images/101_subsets_perms.png" id="24" name="Picture"/>
+                    <pic:cNvPr descr="images/101_subsets_perms.png" id="26" name="Picture"/>
                     <pic:cNvPicPr>
                       <a:picLocks noChangeArrowheads="1" noChangeAspect="1"/>
                     </pic:cNvPicPr>
                   </pic:nvPicPr>
                   <pic:blipFill>
-                    <a:blip r:embed="rId22"/>
+                    <a:blip r:embed="rId24"/>
                     <a:stretch>
                       <a:fillRect/>
                     </a:stretch>
@@ -2033,8 +2729,8 @@
         <w:t xml:space="preserve">Subsets of [1,2]: at each element choose include/exclude; permutations pick an unused element each step.</w:t>
       </w:r>
     </w:p>
-    <w:bookmarkEnd w:id="25"/>
-    <w:bookmarkStart w:id="26" w:name="subsets-o2ⁿ-n4-16-subsets"/>
+    <w:bookmarkEnd w:id="27"/>
+    <w:bookmarkStart w:id="28" w:name="subsets-o2ⁿ-n4-16-subsets"/>
     <w:p>
       <w:pPr>
         <w:pStyle w:val="Heading3"/>
@@ -2081,8 +2777,8 @@
         <w:t xml:space="preserve">        path.add(a[i]); backtrack(i+1, path); path.removeLast()</w:t>
       </w:r>
     </w:p>
-    <w:bookmarkEnd w:id="26"/>
-    <w:bookmarkStart w:id="27" w:name="X39fbee171df478b3eac2c97f705f6d000db7cde"/>
+    <w:bookmarkEnd w:id="28"/>
+    <w:bookmarkStart w:id="29" w:name="X39fbee171df478b3eac2c97f705f6d000db7cde"/>
     <w:p>
       <w:pPr>
         <w:pStyle w:val="Heading3"/>
@@ -2238,8 +2934,8 @@
         <w:t xml:space="preserve">legitimately appear deeper in the tree).</w:t>
       </w:r>
     </w:p>
-    <w:bookmarkEnd w:id="27"/>
-    <w:bookmarkStart w:id="28" w:name="X5dd51e3c5b6118ab635ab802c97fdb9ec12056a"/>
+    <w:bookmarkEnd w:id="29"/>
+    <w:bookmarkStart w:id="30" w:name="X5dd51e3c5b6118ab635ab802c97fdb9ec12056a"/>
     <w:p>
       <w:pPr>
         <w:pStyle w:val="Heading3"/>
@@ -2386,8 +3082,8 @@
         <w:t xml:space="preserve">part is unique to permutations. Sort first.</w:t>
       </w:r>
     </w:p>
-    <w:bookmarkEnd w:id="28"/>
-    <w:bookmarkStart w:id="29" w:name="combinations-n-choose-k-with-pruning"/>
+    <w:bookmarkEnd w:id="30"/>
+    <w:bookmarkStart w:id="31" w:name="combinations-n-choose-k-with-pruning"/>
     <w:p>
       <w:pPr>
         <w:pStyle w:val="Heading3"/>
@@ -2452,8 +3148,8 @@
         <w:t xml:space="preserve"># C(5,2) = 10</w:t>
       </w:r>
     </w:p>
-    <w:bookmarkEnd w:id="29"/>
-    <w:bookmarkStart w:id="30" w:name="Xa95122adb9f9d6e1e09f978fe1456e0e31d3478"/>
+    <w:bookmarkEnd w:id="31"/>
+    <w:bookmarkStart w:id="32" w:name="Xa95122adb9f9d6e1e09f978fe1456e0e31d3478"/>
     <w:p>
       <w:pPr>
         <w:pStyle w:val="Heading3"/>
@@ -2570,142 +3266,14 @@
         <w:t xml:space="preserve">(Links to Module 15 Bit Manipulation.)</w:t>
       </w:r>
     </w:p>
-    <w:bookmarkEnd w:id="30"/>
-    <w:bookmarkStart w:id="31" w:name="mcqs-1"/>
+    <w:bookmarkEnd w:id="32"/>
+    <w:bookmarkStart w:id="33" w:name="mcqs-1"/>
     <w:p>
       <w:pPr>
         <w:pStyle w:val="Heading3"/>
       </w:pPr>
       <w:r>
         <w:t xml:space="preserve">MCQs</w:t>
-      </w:r>
-    </w:p>
-    <w:p>
-      <w:pPr>
-        <w:pStyle w:val="Compact"/>
-        <w:numPr>
-          <w:ilvl w:val="0"/>
-          <w:numId w:val="1003"/>
-        </w:numPr>
-      </w:pPr>
-      <w:r>
-        <w:t xml:space="preserve">#subsets / #permutations of n=4? →</w:t>
-      </w:r>
-      <w:r>
-        <w:t xml:space="preserve"> </w:t>
-      </w:r>
-      <w:r>
-        <w:rPr>
-          <w:b/>
-          <w:bCs/>
-        </w:rPr>
-        <w:t xml:space="preserve">16 / 24</w:t>
-      </w:r>
-      <w:r>
-        <w:t xml:space="preserve">.</w:t>
-      </w:r>
-    </w:p>
-    <w:p>
-      <w:pPr>
-        <w:pStyle w:val="Compact"/>
-        <w:numPr>
-          <w:ilvl w:val="0"/>
-          <w:numId w:val="1003"/>
-        </w:numPr>
-      </w:pPr>
-      <w:r>
-        <w:t xml:space="preserve">Subsets dedup guard? →</w:t>
-      </w:r>
-      <w:r>
-        <w:t xml:space="preserve"> </w:t>
-      </w:r>
-      <w:r>
-        <w:rPr>
-          <w:rStyle w:val="VerbatimChar"/>
-          <w:b/>
-          <w:bCs/>
-        </w:rPr>
-        <w:t xml:space="preserve">i &gt; start</w:t>
-      </w:r>
-      <w:r>
-        <w:t xml:space="preserve"> </w:t>
-      </w:r>
-      <w:r>
-        <w:t xml:space="preserve">(not</w:t>
-      </w:r>
-      <w:r>
-        <w:t xml:space="preserve"> </w:t>
-      </w:r>
-      <w:r>
-        <w:rPr>
-          <w:rStyle w:val="VerbatimChar"/>
-        </w:rPr>
-        <w:t xml:space="preserve">i &gt; 0</w:t>
-      </w:r>
-      <w:r>
-        <w:t xml:space="preserve">).</w:t>
-      </w:r>
-    </w:p>
-    <w:p>
-      <w:pPr>
-        <w:pStyle w:val="Compact"/>
-        <w:numPr>
-          <w:ilvl w:val="0"/>
-          <w:numId w:val="1003"/>
-        </w:numPr>
-      </w:pPr>
-      <w:r>
-        <w:t xml:space="preserve">Permutations II dedup guard? →</w:t>
-      </w:r>
-      <w:r>
-        <w:t xml:space="preserve"> </w:t>
-      </w:r>
-      <w:r>
-        <w:rPr>
-          <w:rStyle w:val="VerbatimChar"/>
-        </w:rPr>
-        <w:t xml:space="preserve">i&gt;0 and a[i]==a[i-1] and **not used[i-1]**</w:t>
-      </w:r>
-      <w:r>
-        <w:t xml:space="preserve">.</w:t>
-      </w:r>
-    </w:p>
-    <w:p>
-      <w:pPr>
-        <w:pStyle w:val="Compact"/>
-        <w:numPr>
-          <w:ilvl w:val="0"/>
-          <w:numId w:val="1003"/>
-        </w:numPr>
-      </w:pPr>
-      <w:r>
-        <w:t xml:space="preserve">Combination Sum (reuse) recurses with? →</w:t>
-      </w:r>
-      <w:r>
-        <w:t xml:space="preserve"> </w:t>
-      </w:r>
-      <w:r>
-        <w:rPr>
-          <w:b/>
-          <w:bCs/>
-        </w:rPr>
-        <w:t xml:space="preserve">i</w:t>
-      </w:r>
-      <w:r>
-        <w:t xml:space="preserve"> </w:t>
-      </w:r>
-      <w:r>
-        <w:t xml:space="preserve">(not i+1).</w:t>
-      </w:r>
-    </w:p>
-    <w:bookmarkEnd w:id="31"/>
-    <w:bookmarkStart w:id="32" w:name="problems"/>
-    <w:p>
-      <w:pPr>
-        <w:pStyle w:val="Heading3"/>
-      </w:pPr>
-      <w:r>
-        <w:t xml:space="preserve">Problems</w:t>
       </w:r>
     </w:p>
     <w:p>
@@ -2717,6 +3285,134 @@
         </w:numPr>
       </w:pPr>
       <w:r>
+        <w:t xml:space="preserve">#subsets / #permutations of n=4? →</w:t>
+      </w:r>
+      <w:r>
+        <w:t xml:space="preserve"> </w:t>
+      </w:r>
+      <w:r>
+        <w:rPr>
+          <w:b/>
+          <w:bCs/>
+        </w:rPr>
+        <w:t xml:space="preserve">16 / 24</w:t>
+      </w:r>
+      <w:r>
+        <w:t xml:space="preserve">.</w:t>
+      </w:r>
+    </w:p>
+    <w:p>
+      <w:pPr>
+        <w:pStyle w:val="Compact"/>
+        <w:numPr>
+          <w:ilvl w:val="0"/>
+          <w:numId w:val="1004"/>
+        </w:numPr>
+      </w:pPr>
+      <w:r>
+        <w:t xml:space="preserve">Subsets dedup guard? →</w:t>
+      </w:r>
+      <w:r>
+        <w:t xml:space="preserve"> </w:t>
+      </w:r>
+      <w:r>
+        <w:rPr>
+          <w:rStyle w:val="VerbatimChar"/>
+          <w:b/>
+          <w:bCs/>
+        </w:rPr>
+        <w:t xml:space="preserve">i &gt; start</w:t>
+      </w:r>
+      <w:r>
+        <w:t xml:space="preserve"> </w:t>
+      </w:r>
+      <w:r>
+        <w:t xml:space="preserve">(not</w:t>
+      </w:r>
+      <w:r>
+        <w:t xml:space="preserve"> </w:t>
+      </w:r>
+      <w:r>
+        <w:rPr>
+          <w:rStyle w:val="VerbatimChar"/>
+        </w:rPr>
+        <w:t xml:space="preserve">i &gt; 0</w:t>
+      </w:r>
+      <w:r>
+        <w:t xml:space="preserve">).</w:t>
+      </w:r>
+    </w:p>
+    <w:p>
+      <w:pPr>
+        <w:pStyle w:val="Compact"/>
+        <w:numPr>
+          <w:ilvl w:val="0"/>
+          <w:numId w:val="1004"/>
+        </w:numPr>
+      </w:pPr>
+      <w:r>
+        <w:t xml:space="preserve">Permutations II dedup guard? →</w:t>
+      </w:r>
+      <w:r>
+        <w:t xml:space="preserve"> </w:t>
+      </w:r>
+      <w:r>
+        <w:rPr>
+          <w:rStyle w:val="VerbatimChar"/>
+        </w:rPr>
+        <w:t xml:space="preserve">i&gt;0 and a[i]==a[i-1] and **not used[i-1]**</w:t>
+      </w:r>
+      <w:r>
+        <w:t xml:space="preserve">.</w:t>
+      </w:r>
+    </w:p>
+    <w:p>
+      <w:pPr>
+        <w:pStyle w:val="Compact"/>
+        <w:numPr>
+          <w:ilvl w:val="0"/>
+          <w:numId w:val="1004"/>
+        </w:numPr>
+      </w:pPr>
+      <w:r>
+        <w:t xml:space="preserve">Combination Sum (reuse) recurses with? →</w:t>
+      </w:r>
+      <w:r>
+        <w:t xml:space="preserve"> </w:t>
+      </w:r>
+      <w:r>
+        <w:rPr>
+          <w:b/>
+          <w:bCs/>
+        </w:rPr>
+        <w:t xml:space="preserve">i</w:t>
+      </w:r>
+      <w:r>
+        <w:t xml:space="preserve"> </w:t>
+      </w:r>
+      <w:r>
+        <w:t xml:space="preserve">(not i+1).</w:t>
+      </w:r>
+    </w:p>
+    <w:bookmarkEnd w:id="33"/>
+    <w:bookmarkStart w:id="34" w:name="problems"/>
+    <w:p>
+      <w:pPr>
+        <w:pStyle w:val="Heading3"/>
+      </w:pPr>
+      <w:r>
+        <w:t xml:space="preserve">Problems</w:t>
+      </w:r>
+    </w:p>
+    <w:p>
+      <w:pPr>
+        <w:pStyle w:val="Compact"/>
+        <w:numPr>
+          <w:ilvl w:val="0"/>
+          <w:numId w:val="1005"/>
+        </w:numPr>
+      </w:pPr>
+      <w:r>
         <w:t xml:space="preserve">Subsets (78); Subsets II (90); Permutations (46); Permutations II (47);</w:t>
       </w:r>
       <w:r>
@@ -2739,9 +3435,9 @@
         </w:pict>
       </w:r>
     </w:p>
-    <w:bookmarkEnd w:id="32"/>
-    <w:bookmarkEnd w:id="33"/>
-    <w:bookmarkStart w:id="42" w:name="grid-board-backtracking"/>
+    <w:bookmarkEnd w:id="34"/>
+    <w:bookmarkEnd w:id="35"/>
+    <w:bookmarkStart w:id="44" w:name="grid-board-backtracking"/>
     <w:p>
       <w:pPr>
         <w:pStyle w:val="Heading2"/>
@@ -2750,7 +3446,7 @@
         <w:t xml:space="preserve">13.3 Grid &amp; Board Backtracking</w:t>
       </w:r>
     </w:p>
-    <w:bookmarkStart w:id="37" w:name="n-queens-place-n-queens-none-attacking"/>
+    <w:bookmarkStart w:id="39" w:name="n-queens-place-n-queens-none-attacking"/>
     <w:p>
       <w:pPr>
         <w:pStyle w:val="Heading3"/>
@@ -2768,18 +3464,18 @@
           <wp:inline>
             <wp:extent cx="5334000" cy="2972848"/>
             <wp:effectExtent b="0" l="0" r="0" t="0"/>
-            <wp:docPr descr="N-Queens 4×4: place queens row by row, checking column and both diagonals; backtrack when stuck." title="" id="35" name="Picture"/>
+            <wp:docPr descr="N-Queens 4×4: place queens row by row, checking column and both diagonals; backtrack when stuck." title="" id="37" name="Picture"/>
             <a:graphic>
               <a:graphicData uri="http://schemas.openxmlformats.org/drawingml/2006/picture">
                 <pic:pic>
                   <pic:nvPicPr>
-                    <pic:cNvPr descr="images/102_nqueens.png" id="36" name="Picture"/>
+                    <pic:cNvPr descr="images/102_nqueens.png" id="38" name="Picture"/>
                     <pic:cNvPicPr>
                       <a:picLocks noChangeArrowheads="1" noChangeAspect="1"/>
                     </pic:cNvPicPr>
                   </pic:nvPicPr>
                   <pic:blipFill>
-                    <a:blip r:embed="rId34"/>
+                    <a:blip r:embed="rId36"/>
                     <a:stretch>
                       <a:fillRect/>
                     </a:stretch>
@@ -2875,7 +3571,7 @@
         <w:pStyle w:val="Compact"/>
         <w:numPr>
           <w:ilvl w:val="0"/>
-          <w:numId w:val="1005"/>
+          <w:numId w:val="1006"/>
         </w:numPr>
       </w:pPr>
       <w:r>
@@ -2978,6 +3674,253 @@
     <w:p>
       <w:pPr>
         <w:pStyle w:val="FirstParagraph"/>
+      </w:pPr>
+      <w:r>
+        <w:rPr>
+          <w:b/>
+          <w:bCs/>
+        </w:rPr>
+        <w:t xml:space="preserve">Worked pruning trace — 4×4 (find the first solution).</w:t>
+      </w:r>
+      <w:r>
+        <w:t xml:space="preserve"> </w:t>
+      </w:r>
+      <w:r>
+        <w:t xml:space="preserve">Place one queen per row;</w:t>
+      </w:r>
+      <w:r>
+        <w:t xml:space="preserve"> </w:t>
+      </w:r>
+      <w:r>
+        <w:rPr>
+          <w:rStyle w:val="VerbatimChar"/>
+        </w:rPr>
+        <w:t xml:space="preserve">✓</w:t>
+      </w:r>
+      <w:r>
+        <w:t xml:space="preserve"> </w:t>
+      </w:r>
+      <w:r>
+        <w:t xml:space="preserve">= try,</w:t>
+      </w:r>
+      <w:r>
+        <w:t xml:space="preserve"> </w:t>
+      </w:r>
+      <w:r>
+        <w:rPr>
+          <w:rStyle w:val="VerbatimChar"/>
+        </w:rPr>
+        <w:t xml:space="preserve">✗</w:t>
+      </w:r>
+      <w:r>
+        <w:t xml:space="preserve"> </w:t>
+      </w:r>
+      <w:r>
+        <w:t xml:space="preserve">= attacked (pruned before recursing):</w:t>
+      </w:r>
+    </w:p>
+    <w:p>
+      <w:pPr>
+        <w:pStyle w:val="SourceCode"/>
+      </w:pPr>
+      <w:r>
+        <w:rPr>
+          <w:rStyle w:val="VerbatimChar"/>
+        </w:rPr>
+        <w:t xml:space="preserve">row 0: try col 0  -&gt; place Q at (0,0)</w:t>
+      </w:r>
+      <w:r>
+        <w:br/>
+      </w:r>
+      <w:r>
+        <w:rPr>
+          <w:rStyle w:val="VerbatimChar"/>
+        </w:rPr>
+        <w:t xml:space="preserve">  row 1: col 0 ✗(same column)  col 1 ✗(diagonal 0,0-1,1)  col 2 ✓ -&gt; place (1,2)</w:t>
+      </w:r>
+      <w:r>
+        <w:br/>
+      </w:r>
+      <w:r>
+        <w:rPr>
+          <w:rStyle w:val="VerbatimChar"/>
+        </w:rPr>
+        <w:t xml:space="preserve">    row 2: col 0 ✗(col)  col 1 ✗(anti-diag 1+2=3 = 2+1)  col 2 ✗(col)  col 3 ✗(diag) </w:t>
+      </w:r>
+      <w:r>
+        <w:br/>
+      </w:r>
+      <w:r>
+        <w:rPr>
+          <w:rStyle w:val="VerbatimChar"/>
+        </w:rPr>
+        <w:t xml:space="preserve">           -&gt; NO valid column, DEAD END, backtrack</w:t>
+      </w:r>
+      <w:r>
+        <w:br/>
+      </w:r>
+      <w:r>
+        <w:rPr>
+          <w:rStyle w:val="VerbatimChar"/>
+        </w:rPr>
+        <w:t xml:space="preserve">    remove (1,2); try col 3 ✓ -&gt; place (1,3)</w:t>
+      </w:r>
+      <w:r>
+        <w:br/>
+      </w:r>
+      <w:r>
+        <w:rPr>
+          <w:rStyle w:val="VerbatimChar"/>
+        </w:rPr>
+        <w:t xml:space="preserve">    row 2: col 0 ✗  col 1 ✓ -&gt; place (2,1)</w:t>
+      </w:r>
+      <w:r>
+        <w:br/>
+      </w:r>
+      <w:r>
+        <w:rPr>
+          <w:rStyle w:val="VerbatimChar"/>
+        </w:rPr>
+        <w:t xml:space="preserve">      row 3: col 0 ✗  col 1 ✗  col 2 ✗  col 3 ✗ -&gt; DEAD END, backtrack</w:t>
+      </w:r>
+      <w:r>
+        <w:br/>
+      </w:r>
+      <w:r>
+        <w:rPr>
+          <w:rStyle w:val="VerbatimChar"/>
+        </w:rPr>
+        <w:t xml:space="preserve">      remove (2,1); no more cols in row 2 -&gt; backtrack</w:t>
+      </w:r>
+      <w:r>
+        <w:br/>
+      </w:r>
+      <w:r>
+        <w:rPr>
+          <w:rStyle w:val="VerbatimChar"/>
+        </w:rPr>
+        <w:t xml:space="preserve">    remove (1,3); no more cols in row 1 -&gt; backtrack</w:t>
+      </w:r>
+      <w:r>
+        <w:br/>
+      </w:r>
+      <w:r>
+        <w:rPr>
+          <w:rStyle w:val="VerbatimChar"/>
+        </w:rPr>
+        <w:t xml:space="preserve">  remove (0,0)</w:t>
+      </w:r>
+      <w:r>
+        <w:br/>
+      </w:r>
+      <w:r>
+        <w:rPr>
+          <w:rStyle w:val="VerbatimChar"/>
+        </w:rPr>
+        <w:t xml:space="preserve">row 0: try col 1 -&gt; place (0,1)</w:t>
+      </w:r>
+      <w:r>
+        <w:br/>
+      </w:r>
+      <w:r>
+        <w:rPr>
+          <w:rStyle w:val="VerbatimChar"/>
+        </w:rPr>
+        <w:t xml:space="preserve">  row 1: col 3 ✓ -&gt; (1,3)</w:t>
+      </w:r>
+      <w:r>
+        <w:br/>
+      </w:r>
+      <w:r>
+        <w:rPr>
+          <w:rStyle w:val="VerbatimChar"/>
+        </w:rPr>
+        <w:t xml:space="preserve">    row 2: col 0 ✓ -&gt; (2,0)</w:t>
+      </w:r>
+      <w:r>
+        <w:br/>
+      </w:r>
+      <w:r>
+        <w:rPr>
+          <w:rStyle w:val="VerbatimChar"/>
+        </w:rPr>
+        <w:t xml:space="preserve">      row 3: col 2 ✓ -&gt; (3,2)   ALL 4 ROWS FILLED -&gt; SOLUTION [1,3,0,2]</w:t>
+      </w:r>
+    </w:p>
+    <w:p>
+      <w:pPr>
+        <w:pStyle w:val="FirstParagraph"/>
+      </w:pPr>
+      <w:r>
+        <w:t xml:space="preserve">The whole</w:t>
+      </w:r>
+      <w:r>
+        <w:t xml:space="preserve"> </w:t>
+      </w:r>
+      <w:r>
+        <w:rPr>
+          <w:rStyle w:val="VerbatimChar"/>
+        </w:rPr>
+        <w:t xml:space="preserve">col 0</w:t>
+      </w:r>
+      <w:r>
+        <w:t xml:space="preserve"> </w:t>
+      </w:r>
+      <w:r>
+        <w:t xml:space="preserve">start subtree is abandoned after only a handful of node visits —</w:t>
+      </w:r>
+      <w:r>
+        <w:t xml:space="preserve"> </w:t>
+      </w:r>
+      <w:r>
+        <w:t xml:space="preserve">that is pruning doing the heavy lifting. The two solutions for</w:t>
+      </w:r>
+      <w:r>
+        <w:t xml:space="preserve"> </w:t>
+      </w:r>
+      <w:r>
+        <w:rPr>
+          <w:rStyle w:val="VerbatimChar"/>
+        </w:rPr>
+        <w:t xml:space="preserve">N=4</w:t>
+      </w:r>
+      <w:r>
+        <w:t xml:space="preserve"> </w:t>
+      </w:r>
+      <w:r>
+        <w:t xml:space="preserve">are</w:t>
+      </w:r>
+      <w:r>
+        <w:t xml:space="preserve"> </w:t>
+      </w:r>
+      <w:r>
+        <w:rPr>
+          <w:rStyle w:val="VerbatimChar"/>
+        </w:rPr>
+        <w:t xml:space="preserve">[1,3,0,2]</w:t>
+      </w:r>
+      <w:r>
+        <w:t xml:space="preserve"> </w:t>
+      </w:r>
+      <w:r>
+        <w:t xml:space="preserve">and its mirror</w:t>
+      </w:r>
+      <w:r>
+        <w:t xml:space="preserve"> </w:t>
+      </w:r>
+      <w:r>
+        <w:rPr>
+          <w:rStyle w:val="VerbatimChar"/>
+        </w:rPr>
+        <w:t xml:space="preserve">[2,0,3,1]</w:t>
+      </w:r>
+      <w:r>
+        <w:t xml:space="preserve">.</w:t>
+      </w:r>
+    </w:p>
+    <w:p>
+      <w:pPr>
+        <w:pStyle w:val="BodyText"/>
       </w:pPr>
       <w:r>
         <w:rPr>
@@ -3283,8 +4226,8 @@
         <w:t xml:space="preserve">.)</w:t>
       </w:r>
     </w:p>
-    <w:bookmarkEnd w:id="37"/>
-    <w:bookmarkStart w:id="38" w:name="sudoku-solver"/>
+    <w:bookmarkEnd w:id="39"/>
+    <w:bookmarkStart w:id="40" w:name="sudoku-solver"/>
     <w:p>
       <w:pPr>
         <w:pStyle w:val="Heading3"/>
@@ -3343,8 +4286,8 @@
         <w:t xml:space="preserve">up.</w:t>
       </w:r>
     </w:p>
-    <w:bookmarkEnd w:id="38"/>
-    <w:bookmarkStart w:id="39" w:name="word-search-lc-79"/>
+    <w:bookmarkEnd w:id="40"/>
+    <w:bookmarkStart w:id="41" w:name="word-search-lc-79"/>
     <w:p>
       <w:pPr>
         <w:pStyle w:val="Heading3"/>
@@ -3462,108 +4405,14 @@
         <w:t xml:space="preserve">many words at once.</w:t>
       </w:r>
     </w:p>
-    <w:bookmarkEnd w:id="39"/>
-    <w:bookmarkStart w:id="40" w:name="mcqs-2"/>
+    <w:bookmarkEnd w:id="41"/>
+    <w:bookmarkStart w:id="42" w:name="mcqs-2"/>
     <w:p>
       <w:pPr>
         <w:pStyle w:val="Heading3"/>
       </w:pPr>
       <w:r>
         <w:t xml:space="preserve">MCQs</w:t>
-      </w:r>
-    </w:p>
-    <w:p>
-      <w:pPr>
-        <w:pStyle w:val="Compact"/>
-        <w:numPr>
-          <w:ilvl w:val="0"/>
-          <w:numId w:val="1006"/>
-        </w:numPr>
-      </w:pPr>
-      <w:r>
-        <w:t xml:space="preserve">N-Queens solutions for N=4 and N=8? →</w:t>
-      </w:r>
-      <w:r>
-        <w:t xml:space="preserve"> </w:t>
-      </w:r>
-      <w:r>
-        <w:rPr>
-          <w:b/>
-          <w:bCs/>
-        </w:rPr>
-        <w:t xml:space="preserve">2 and 92</w:t>
-      </w:r>
-      <w:r>
-        <w:t xml:space="preserve"> </w:t>
-      </w:r>
-      <w:r>
-        <w:t xml:space="preserve">(N=2,3 → 0).</w:t>
-      </w:r>
-    </w:p>
-    <w:p>
-      <w:pPr>
-        <w:pStyle w:val="Compact"/>
-        <w:numPr>
-          <w:ilvl w:val="0"/>
-          <w:numId w:val="1006"/>
-        </w:numPr>
-      </w:pPr>
-      <w:r>
-        <w:t xml:space="preserve">N-Queens O(1) check uses? →</w:t>
-      </w:r>
-      <w:r>
-        <w:t xml:space="preserve"> </w:t>
-      </w:r>
-      <w:r>
-        <w:rPr>
-          <w:b/>
-          <w:bCs/>
-        </w:rPr>
-        <w:t xml:space="preserve">column + (row−col) + (row+col)</w:t>
-      </w:r>
-      <w:r>
-        <w:t xml:space="preserve"> </w:t>
-      </w:r>
-      <w:r>
-        <w:t xml:space="preserve">sets.</w:t>
-      </w:r>
-    </w:p>
-    <w:p>
-      <w:pPr>
-        <w:pStyle w:val="Compact"/>
-        <w:numPr>
-          <w:ilvl w:val="0"/>
-          <w:numId w:val="1006"/>
-        </w:numPr>
-      </w:pPr>
-      <w:r>
-        <w:t xml:space="preserve">Word Search undo restores? → the</w:t>
-      </w:r>
-      <w:r>
-        <w:t xml:space="preserve"> </w:t>
-      </w:r>
-      <w:r>
-        <w:rPr>
-          <w:b/>
-          <w:bCs/>
-        </w:rPr>
-        <w:t xml:space="preserve">original character</w:t>
-      </w:r>
-      <w:r>
-        <w:t xml:space="preserve"> </w:t>
-      </w:r>
-      <w:r>
-        <w:t xml:space="preserve">(not a generic mark).</w:t>
-      </w:r>
-    </w:p>
-    <w:bookmarkEnd w:id="40"/>
-    <w:bookmarkStart w:id="41" w:name="problems-1"/>
-    <w:p>
-      <w:pPr>
-        <w:pStyle w:val="Heading3"/>
-      </w:pPr>
-      <w:r>
-        <w:t xml:space="preserve">Problems</w:t>
       </w:r>
     </w:p>
     <w:p>
@@ -3575,320 +4424,89 @@
         </w:numPr>
       </w:pPr>
       <w:r>
-        <w:t xml:space="preserve">N-Queens (51/52); Sudoku Solver (37); Word Search (79); Word Search II (212);</w:t>
-      </w:r>
-      <w:r>
-        <w:t xml:space="preserve"> </w:t>
-      </w:r>
-      <w:r>
-        <w:t xml:space="preserve">Rat in a Maze, Knight’s Tour (classic).</w:t>
-      </w:r>
-    </w:p>
-    <w:p>
-      <w:r>
-        <w:pict>
-          <v:rect style="width:0;height:1.5pt" o:hralign="center" o:hrstd="t" o:hr="t"/>
-        </w:pict>
-      </w:r>
-    </w:p>
-    <w:bookmarkEnd w:id="41"/>
+        <w:t xml:space="preserve">N-Queens solutions for N=4 and N=8? →</w:t>
+      </w:r>
+      <w:r>
+        <w:t xml:space="preserve"> </w:t>
+      </w:r>
+      <w:r>
+        <w:rPr>
+          <w:b/>
+          <w:bCs/>
+        </w:rPr>
+        <w:t xml:space="preserve">2 and 92</w:t>
+      </w:r>
+      <w:r>
+        <w:t xml:space="preserve"> </w:t>
+      </w:r>
+      <w:r>
+        <w:t xml:space="preserve">(N=2,3 → 0).</w:t>
+      </w:r>
+    </w:p>
+    <w:p>
+      <w:pPr>
+        <w:pStyle w:val="Compact"/>
+        <w:numPr>
+          <w:ilvl w:val="0"/>
+          <w:numId w:val="1007"/>
+        </w:numPr>
+      </w:pPr>
+      <w:r>
+        <w:t xml:space="preserve">N-Queens O(1) check uses? →</w:t>
+      </w:r>
+      <w:r>
+        <w:t xml:space="preserve"> </w:t>
+      </w:r>
+      <w:r>
+        <w:rPr>
+          <w:b/>
+          <w:bCs/>
+        </w:rPr>
+        <w:t xml:space="preserve">column + (row−col) + (row+col)</w:t>
+      </w:r>
+      <w:r>
+        <w:t xml:space="preserve"> </w:t>
+      </w:r>
+      <w:r>
+        <w:t xml:space="preserve">sets.</w:t>
+      </w:r>
+    </w:p>
+    <w:p>
+      <w:pPr>
+        <w:pStyle w:val="Compact"/>
+        <w:numPr>
+          <w:ilvl w:val="0"/>
+          <w:numId w:val="1007"/>
+        </w:numPr>
+      </w:pPr>
+      <w:r>
+        <w:t xml:space="preserve">Word Search undo restores? → the</w:t>
+      </w:r>
+      <w:r>
+        <w:t xml:space="preserve"> </w:t>
+      </w:r>
+      <w:r>
+        <w:rPr>
+          <w:b/>
+          <w:bCs/>
+        </w:rPr>
+        <w:t xml:space="preserve">original character</w:t>
+      </w:r>
+      <w:r>
+        <w:t xml:space="preserve"> </w:t>
+      </w:r>
+      <w:r>
+        <w:t xml:space="preserve">(not a generic mark).</w:t>
+      </w:r>
+    </w:p>
     <w:bookmarkEnd w:id="42"/>
-    <w:bookmarkStart w:id="46" w:name="graph-backtracking-coloring-hamiltonian"/>
-    <w:p>
-      <w:pPr>
-        <w:pStyle w:val="Heading2"/>
-      </w:pPr>
-      <w:r>
-        <w:t xml:space="preserve">13.4 Graph Backtracking (coloring, Hamiltonian)</w:t>
-      </w:r>
-    </w:p>
-    <w:bookmarkStart w:id="43" w:name="m-coloring"/>
+    <w:bookmarkStart w:id="43" w:name="problems-1"/>
     <w:p>
       <w:pPr>
         <w:pStyle w:val="Heading3"/>
       </w:pPr>
       <w:r>
-        <w:t xml:space="preserve">m-Coloring</w:t>
-      </w:r>
-    </w:p>
-    <w:p>
-      <w:pPr>
-        <w:pStyle w:val="FirstParagraph"/>
-      </w:pPr>
-      <w:r>
-        <w:t xml:space="preserve">Assign one of</w:t>
-      </w:r>
-      <w:r>
-        <w:t xml:space="preserve"> </w:t>
-      </w:r>
-      <w:r>
-        <w:rPr>
-          <w:rStyle w:val="VerbatimChar"/>
-        </w:rPr>
-        <w:t xml:space="preserve">m</w:t>
-      </w:r>
-      <w:r>
-        <w:t xml:space="preserve"> </w:t>
-      </w:r>
-      <w:r>
-        <w:t xml:space="preserve">colors to each vertex so no two</w:t>
-      </w:r>
-      <w:r>
-        <w:t xml:space="preserve"> </w:t>
-      </w:r>
-      <w:r>
-        <w:rPr>
-          <w:b/>
-          <w:bCs/>
-        </w:rPr>
-        <w:t xml:space="preserve">adjacent</w:t>
-      </w:r>
-      <w:r>
-        <w:t xml:space="preserve"> </w:t>
-      </w:r>
-      <w:r>
-        <w:t xml:space="preserve">vertices share a</w:t>
-      </w:r>
-      <w:r>
-        <w:t xml:space="preserve"> </w:t>
-      </w:r>
-      <w:r>
-        <w:t xml:space="preserve">color (the basis of map coloring, register allocation, exam scheduling).</w:t>
-      </w:r>
-    </w:p>
-    <w:p>
-      <w:pPr>
-        <w:pStyle w:val="SourceCode"/>
-      </w:pPr>
-      <w:r>
-        <w:rPr>
-          <w:rStyle w:val="VerbatimChar"/>
-        </w:rPr>
-        <w:t xml:space="preserve"># m-coloring                                 Time O(m^V)</w:t>
-      </w:r>
-      <w:r>
-        <w:br/>
-      </w:r>
-      <w:r>
-        <w:rPr>
-          <w:rStyle w:val="VerbatimChar"/>
-        </w:rPr>
-        <w:t xml:space="preserve">color(v):</w:t>
-      </w:r>
-      <w:r>
-        <w:br/>
-      </w:r>
-      <w:r>
-        <w:rPr>
-          <w:rStyle w:val="VerbatimChar"/>
-        </w:rPr>
-        <w:t xml:space="preserve">    if v == V: record coloring; return true</w:t>
-      </w:r>
-      <w:r>
-        <w:br/>
-      </w:r>
-      <w:r>
-        <w:rPr>
-          <w:rStyle w:val="VerbatimChar"/>
-        </w:rPr>
-        <w:t xml:space="preserve">    for c in 1..m:</w:t>
-      </w:r>
-      <w:r>
-        <w:br/>
-      </w:r>
-      <w:r>
-        <w:rPr>
-          <w:rStyle w:val="VerbatimChar"/>
-        </w:rPr>
-        <w:t xml:space="preserve">        if no neighbour of v already has color c:</w:t>
-      </w:r>
-      <w:r>
-        <w:br/>
-      </w:r>
-      <w:r>
-        <w:rPr>
-          <w:rStyle w:val="VerbatimChar"/>
-        </w:rPr>
-        <w:t xml:space="preserve">            assign c; if color(v+1): ...; unassign c    # backtrack</w:t>
-      </w:r>
-    </w:p>
-    <w:p>
-      <w:pPr>
-        <w:pStyle w:val="BlockText"/>
-      </w:pPr>
-      <w:r>
-        <w:t xml:space="preserve">N-Queens is a special coloring/constraint problem; m-coloring generalises the</w:t>
-      </w:r>
-      <w:r>
-        <w:t xml:space="preserve"> </w:t>
-      </w:r>
-      <w:r>
-        <w:t xml:space="preserve">“no conflict”</w:t>
-      </w:r>
-      <w:r>
-        <w:t xml:space="preserve"> </w:t>
-      </w:r>
-      <w:r>
-        <w:t xml:space="preserve">idea.</w:t>
-      </w:r>
-    </w:p>
-    <w:bookmarkEnd w:id="43"/>
-    <w:bookmarkStart w:id="44" w:name="hamiltonian-path-cycle"/>
-    <w:p>
-      <w:pPr>
-        <w:pStyle w:val="Heading3"/>
-      </w:pPr>
-      <w:r>
-        <w:t xml:space="preserve">Hamiltonian Path / Cycle</w:t>
-      </w:r>
-    </w:p>
-    <w:p>
-      <w:pPr>
-        <w:pStyle w:val="FirstParagraph"/>
-      </w:pPr>
-      <w:r>
-        <w:t xml:space="preserve">Build a path that visits</w:t>
-      </w:r>
-      <w:r>
-        <w:t xml:space="preserve"> </w:t>
-      </w:r>
-      <w:r>
-        <w:rPr>
-          <w:b/>
-          <w:bCs/>
-        </w:rPr>
-        <w:t xml:space="preserve">every vertex exactly once</w:t>
-      </w:r>
-      <w:r>
-        <w:t xml:space="preserve"> </w:t>
-      </w:r>
-      <w:r>
-        <w:t xml:space="preserve">(a</w:t>
-      </w:r>
-      <w:r>
-        <w:t xml:space="preserve"> </w:t>
-      </w:r>
-      <w:r>
-        <w:rPr>
-          <w:b/>
-          <w:bCs/>
-        </w:rPr>
-        <w:t xml:space="preserve">cycle</w:t>
-      </w:r>
-      <w:r>
-        <w:t xml:space="preserve"> </w:t>
-      </w:r>
-      <w:r>
-        <w:t xml:space="preserve">also returns</w:t>
-      </w:r>
-      <w:r>
-        <w:t xml:space="preserve"> </w:t>
-      </w:r>
-      <w:r>
-        <w:t xml:space="preserve">to the start). Extend the path to an unvisited adjacent vertex;</w:t>
-      </w:r>
-      <w:r>
-        <w:t xml:space="preserve"> </w:t>
-      </w:r>
-      <w:r>
-        <w:rPr>
-          <w:b/>
-          <w:bCs/>
-        </w:rPr>
-        <w:t xml:space="preserve">prune</w:t>
-      </w:r>
-      <w:r>
-        <w:t xml:space="preserve"> </w:t>
-      </w:r>
-      <w:r>
-        <w:t xml:space="preserve">when no</w:t>
-      </w:r>
-      <w:r>
-        <w:t xml:space="preserve"> </w:t>
-      </w:r>
-      <w:r>
-        <w:t xml:space="preserve">such vertex exists; for a cycle, require an edge back to the start.</w:t>
-      </w:r>
-    </w:p>
-    <w:p>
-      <w:pPr>
-        <w:pStyle w:val="SourceCode"/>
-      </w:pPr>
-      <w:r>
-        <w:rPr>
-          <w:rStyle w:val="VerbatimChar"/>
-        </w:rPr>
-        <w:t xml:space="preserve"># Hamiltonian path/cycle                     Time O(N!)</w:t>
-      </w:r>
-      <w:r>
-        <w:br/>
-      </w:r>
-      <w:r>
-        <w:rPr>
-          <w:rStyle w:val="VerbatimChar"/>
-        </w:rPr>
-        <w:t xml:space="preserve">extend(path):</w:t>
-      </w:r>
-      <w:r>
-        <w:br/>
-      </w:r>
-      <w:r>
-        <w:rPr>
-          <w:rStyle w:val="VerbatimChar"/>
-        </w:rPr>
-        <w:t xml:space="preserve">    if path has all V vertices: (cycle? need edge back to start) record; return</w:t>
-      </w:r>
-      <w:r>
-        <w:br/>
-      </w:r>
-      <w:r>
-        <w:rPr>
-          <w:rStyle w:val="VerbatimChar"/>
-        </w:rPr>
-        <w:t xml:space="preserve">    for next adjacent unvisited vertex w:</w:t>
-      </w:r>
-      <w:r>
-        <w:br/>
-      </w:r>
-      <w:r>
-        <w:rPr>
-          <w:rStyle w:val="VerbatimChar"/>
-        </w:rPr>
-        <w:t xml:space="preserve">        add w; extend(path); remove w        # backtrack</w:t>
-      </w:r>
-    </w:p>
-    <w:p>
-      <w:pPr>
-        <w:pStyle w:val="FirstParagraph"/>
-      </w:pPr>
-      <w:r>
-        <w:t xml:space="preserve">(Hamiltonian cycle is</w:t>
-      </w:r>
-      <w:r>
-        <w:t xml:space="preserve"> </w:t>
-      </w:r>
-      <w:r>
-        <w:rPr>
-          <w:b/>
-          <w:bCs/>
-        </w:rPr>
-        <w:t xml:space="preserve">NP-complete</w:t>
-      </w:r>
-      <w:r>
-        <w:t xml:space="preserve"> </w:t>
-      </w:r>
-      <w:r>
-        <w:t xml:space="preserve">— Module 18 — hence the exponential search.)</w:t>
-      </w:r>
-    </w:p>
-    <w:bookmarkEnd w:id="44"/>
-    <w:bookmarkStart w:id="45" w:name="mcqs-3"/>
-    <w:p>
-      <w:pPr>
-        <w:pStyle w:val="Heading3"/>
-      </w:pPr>
-      <w:r>
-        <w:t xml:space="preserve">MCQs</w:t>
+        <w:t xml:space="preserve">Problems</w:t>
       </w:r>
     </w:p>
     <w:p>
@@ -3900,70 +4518,13 @@
         </w:numPr>
       </w:pPr>
       <w:r>
-        <w:t xml:space="preserve">m-coloring complexity? →</w:t>
-      </w:r>
-      <w:r>
-        <w:t xml:space="preserve"> </w:t>
-      </w:r>
-      <w:r>
-        <w:rPr>
-          <w:b/>
-          <w:bCs/>
-        </w:rPr>
-        <w:t xml:space="preserve">O(m^V)</w:t>
-      </w:r>
-      <w:r>
-        <w:t xml:space="preserve">.</w:t>
-      </w:r>
-    </w:p>
-    <w:p>
-      <w:pPr>
-        <w:pStyle w:val="Compact"/>
-        <w:numPr>
-          <w:ilvl w:val="0"/>
-          <w:numId w:val="1008"/>
-        </w:numPr>
-      </w:pPr>
-      <w:r>
-        <w:t xml:space="preserve">Hamiltonian cycle is in which complexity class? →</w:t>
-      </w:r>
-      <w:r>
-        <w:t xml:space="preserve"> </w:t>
-      </w:r>
-      <w:r>
-        <w:rPr>
-          <w:b/>
-          <w:bCs/>
-        </w:rPr>
-        <w:t xml:space="preserve">NP-complete</w:t>
-      </w:r>
-      <w:r>
-        <w:t xml:space="preserve">.</w:t>
-      </w:r>
-    </w:p>
-    <w:p>
-      <w:pPr>
-        <w:pStyle w:val="Compact"/>
-        <w:numPr>
-          <w:ilvl w:val="0"/>
-          <w:numId w:val="1008"/>
-        </w:numPr>
-      </w:pPr>
-      <w:r>
-        <w:t xml:space="preserve">N-Queens is a special case of? →</w:t>
-      </w:r>
-      <w:r>
-        <w:t xml:space="preserve"> </w:t>
-      </w:r>
-      <w:r>
-        <w:rPr>
-          <w:b/>
-          <w:bCs/>
-        </w:rPr>
-        <w:t xml:space="preserve">graph coloring / constraint satisfaction</w:t>
-      </w:r>
-      <w:r>
-        <w:t xml:space="preserve">.</w:t>
+        <w:t xml:space="preserve">N-Queens (51/52); Sudoku Solver (37); Word Search (79); Word Search II (212);</w:t>
+      </w:r>
+      <w:r>
+        <w:t xml:space="preserve"> </w:t>
+      </w:r>
+      <w:r>
+        <w:t xml:space="preserve">Rat in a Maze, Knight’s Tour (classic).</w:t>
       </w:r>
     </w:p>
     <w:p>
@@ -3973,15 +4534,304 @@
         </w:pict>
       </w:r>
     </w:p>
+    <w:bookmarkEnd w:id="43"/>
+    <w:bookmarkEnd w:id="44"/>
+    <w:bookmarkStart w:id="48" w:name="graph-backtracking-coloring-hamiltonian"/>
+    <w:p>
+      <w:pPr>
+        <w:pStyle w:val="Heading2"/>
+      </w:pPr>
+      <w:r>
+        <w:t xml:space="preserve">13.4 Graph Backtracking (coloring, Hamiltonian)</w:t>
+      </w:r>
+    </w:p>
+    <w:bookmarkStart w:id="45" w:name="m-coloring"/>
+    <w:p>
+      <w:pPr>
+        <w:pStyle w:val="Heading3"/>
+      </w:pPr>
+      <w:r>
+        <w:t xml:space="preserve">m-Coloring</w:t>
+      </w:r>
+    </w:p>
+    <w:p>
+      <w:pPr>
+        <w:pStyle w:val="FirstParagraph"/>
+      </w:pPr>
+      <w:r>
+        <w:t xml:space="preserve">Assign one of</w:t>
+      </w:r>
+      <w:r>
+        <w:t xml:space="preserve"> </w:t>
+      </w:r>
+      <w:r>
+        <w:rPr>
+          <w:rStyle w:val="VerbatimChar"/>
+        </w:rPr>
+        <w:t xml:space="preserve">m</w:t>
+      </w:r>
+      <w:r>
+        <w:t xml:space="preserve"> </w:t>
+      </w:r>
+      <w:r>
+        <w:t xml:space="preserve">colors to each vertex so no two</w:t>
+      </w:r>
+      <w:r>
+        <w:t xml:space="preserve"> </w:t>
+      </w:r>
+      <w:r>
+        <w:rPr>
+          <w:b/>
+          <w:bCs/>
+        </w:rPr>
+        <w:t xml:space="preserve">adjacent</w:t>
+      </w:r>
+      <w:r>
+        <w:t xml:space="preserve"> </w:t>
+      </w:r>
+      <w:r>
+        <w:t xml:space="preserve">vertices share a</w:t>
+      </w:r>
+      <w:r>
+        <w:t xml:space="preserve"> </w:t>
+      </w:r>
+      <w:r>
+        <w:t xml:space="preserve">color (the basis of map coloring, register allocation, exam scheduling).</w:t>
+      </w:r>
+    </w:p>
+    <w:p>
+      <w:pPr>
+        <w:pStyle w:val="SourceCode"/>
+      </w:pPr>
+      <w:r>
+        <w:rPr>
+          <w:rStyle w:val="VerbatimChar"/>
+        </w:rPr>
+        <w:t xml:space="preserve"># m-coloring                                 Time O(m^V)</w:t>
+      </w:r>
+      <w:r>
+        <w:br/>
+      </w:r>
+      <w:r>
+        <w:rPr>
+          <w:rStyle w:val="VerbatimChar"/>
+        </w:rPr>
+        <w:t xml:space="preserve">color(v):</w:t>
+      </w:r>
+      <w:r>
+        <w:br/>
+      </w:r>
+      <w:r>
+        <w:rPr>
+          <w:rStyle w:val="VerbatimChar"/>
+        </w:rPr>
+        <w:t xml:space="preserve">    if v == V: record coloring; return true</w:t>
+      </w:r>
+      <w:r>
+        <w:br/>
+      </w:r>
+      <w:r>
+        <w:rPr>
+          <w:rStyle w:val="VerbatimChar"/>
+        </w:rPr>
+        <w:t xml:space="preserve">    for c in 1..m:</w:t>
+      </w:r>
+      <w:r>
+        <w:br/>
+      </w:r>
+      <w:r>
+        <w:rPr>
+          <w:rStyle w:val="VerbatimChar"/>
+        </w:rPr>
+        <w:t xml:space="preserve">        if no neighbour of v already has color c:</w:t>
+      </w:r>
+      <w:r>
+        <w:br/>
+      </w:r>
+      <w:r>
+        <w:rPr>
+          <w:rStyle w:val="VerbatimChar"/>
+        </w:rPr>
+        <w:t xml:space="preserve">            assign c; if color(v+1): ...; unassign c    # backtrack</w:t>
+      </w:r>
+    </w:p>
+    <w:p>
+      <w:pPr>
+        <w:pStyle w:val="BlockText"/>
+      </w:pPr>
+      <w:r>
+        <w:t xml:space="preserve">N-Queens is a special coloring/constraint problem; m-coloring generalises the</w:t>
+      </w:r>
+      <w:r>
+        <w:t xml:space="preserve"> </w:t>
+      </w:r>
+      <w:r>
+        <w:t xml:space="preserve">“no conflict”</w:t>
+      </w:r>
+      <w:r>
+        <w:t xml:space="preserve"> </w:t>
+      </w:r>
+      <w:r>
+        <w:t xml:space="preserve">idea.</w:t>
+      </w:r>
+    </w:p>
     <w:bookmarkEnd w:id="45"/>
+    <w:bookmarkStart w:id="46" w:name="hamiltonian-path-cycle"/>
+    <w:p>
+      <w:pPr>
+        <w:pStyle w:val="Heading3"/>
+      </w:pPr>
+      <w:r>
+        <w:t xml:space="preserve">Hamiltonian Path / Cycle</w:t>
+      </w:r>
+    </w:p>
+    <w:p>
+      <w:pPr>
+        <w:pStyle w:val="FirstParagraph"/>
+      </w:pPr>
+      <w:r>
+        <w:t xml:space="preserve">Build a path that visits</w:t>
+      </w:r>
+      <w:r>
+        <w:t xml:space="preserve"> </w:t>
+      </w:r>
+      <w:r>
+        <w:rPr>
+          <w:b/>
+          <w:bCs/>
+        </w:rPr>
+        <w:t xml:space="preserve">every vertex exactly once</w:t>
+      </w:r>
+      <w:r>
+        <w:t xml:space="preserve"> </w:t>
+      </w:r>
+      <w:r>
+        <w:t xml:space="preserve">(a</w:t>
+      </w:r>
+      <w:r>
+        <w:t xml:space="preserve"> </w:t>
+      </w:r>
+      <w:r>
+        <w:rPr>
+          <w:b/>
+          <w:bCs/>
+        </w:rPr>
+        <w:t xml:space="preserve">cycle</w:t>
+      </w:r>
+      <w:r>
+        <w:t xml:space="preserve"> </w:t>
+      </w:r>
+      <w:r>
+        <w:t xml:space="preserve">also returns</w:t>
+      </w:r>
+      <w:r>
+        <w:t xml:space="preserve"> </w:t>
+      </w:r>
+      <w:r>
+        <w:t xml:space="preserve">to the start). Extend the path to an unvisited adjacent vertex;</w:t>
+      </w:r>
+      <w:r>
+        <w:t xml:space="preserve"> </w:t>
+      </w:r>
+      <w:r>
+        <w:rPr>
+          <w:b/>
+          <w:bCs/>
+        </w:rPr>
+        <w:t xml:space="preserve">prune</w:t>
+      </w:r>
+      <w:r>
+        <w:t xml:space="preserve"> </w:t>
+      </w:r>
+      <w:r>
+        <w:t xml:space="preserve">when no</w:t>
+      </w:r>
+      <w:r>
+        <w:t xml:space="preserve"> </w:t>
+      </w:r>
+      <w:r>
+        <w:t xml:space="preserve">such vertex exists; for a cycle, require an edge back to the start.</w:t>
+      </w:r>
+    </w:p>
+    <w:p>
+      <w:pPr>
+        <w:pStyle w:val="SourceCode"/>
+      </w:pPr>
+      <w:r>
+        <w:rPr>
+          <w:rStyle w:val="VerbatimChar"/>
+        </w:rPr>
+        <w:t xml:space="preserve"># Hamiltonian path/cycle                     Time O(N!)</w:t>
+      </w:r>
+      <w:r>
+        <w:br/>
+      </w:r>
+      <w:r>
+        <w:rPr>
+          <w:rStyle w:val="VerbatimChar"/>
+        </w:rPr>
+        <w:t xml:space="preserve">extend(path):</w:t>
+      </w:r>
+      <w:r>
+        <w:br/>
+      </w:r>
+      <w:r>
+        <w:rPr>
+          <w:rStyle w:val="VerbatimChar"/>
+        </w:rPr>
+        <w:t xml:space="preserve">    if path has all V vertices: (cycle? need edge back to start) record; return</w:t>
+      </w:r>
+      <w:r>
+        <w:br/>
+      </w:r>
+      <w:r>
+        <w:rPr>
+          <w:rStyle w:val="VerbatimChar"/>
+        </w:rPr>
+        <w:t xml:space="preserve">    for next adjacent unvisited vertex w:</w:t>
+      </w:r>
+      <w:r>
+        <w:br/>
+      </w:r>
+      <w:r>
+        <w:rPr>
+          <w:rStyle w:val="VerbatimChar"/>
+        </w:rPr>
+        <w:t xml:space="preserve">        add w; extend(path); remove w        # backtrack</w:t>
+      </w:r>
+    </w:p>
+    <w:p>
+      <w:pPr>
+        <w:pStyle w:val="FirstParagraph"/>
+      </w:pPr>
+      <w:r>
+        <w:t xml:space="preserve">(Hamiltonian cycle is</w:t>
+      </w:r>
+      <w:r>
+        <w:t xml:space="preserve"> </w:t>
+      </w:r>
+      <w:r>
+        <w:rPr>
+          <w:b/>
+          <w:bCs/>
+        </w:rPr>
+        <w:t xml:space="preserve">NP-complete</w:t>
+      </w:r>
+      <w:r>
+        <w:t xml:space="preserve"> </w:t>
+      </w:r>
+      <w:r>
+        <w:t xml:space="preserve">— Module 18 — hence the exponential search.)</w:t>
+      </w:r>
+    </w:p>
     <w:bookmarkEnd w:id="46"/>
-    <w:bookmarkStart w:id="48" w:name="string-partition-backtracking"/>
-    <w:p>
-      <w:pPr>
-        <w:pStyle w:val="Heading2"/>
-      </w:pPr>
-      <w:r>
-        <w:t xml:space="preserve">13.5 String &amp; Partition Backtracking</w:t>
+    <w:bookmarkStart w:id="47" w:name="mcqs-3"/>
+    <w:p>
+      <w:pPr>
+        <w:pStyle w:val="Heading3"/>
+      </w:pPr>
+      <w:r>
+        <w:t xml:space="preserve">MCQs</w:t>
       </w:r>
     </w:p>
     <w:p>
@@ -3993,88 +4843,17 @@
         </w:numPr>
       </w:pPr>
       <w:r>
-        <w:rPr>
-          <w:b/>
-          <w:bCs/>
-        </w:rPr>
-        <w:t xml:space="preserve">Generate Parentheses (LC 22):</w:t>
-      </w:r>
-      <w:r>
-        <w:t xml:space="preserve"> </w:t>
-      </w:r>
-      <w:r>
-        <w:t xml:space="preserve">place</w:t>
-      </w:r>
-      <w:r>
-        <w:t xml:space="preserve"> </w:t>
-      </w:r>
-      <w:r>
-        <w:rPr>
-          <w:rStyle w:val="VerbatimChar"/>
-        </w:rPr>
-        <w:t xml:space="preserve">(</w:t>
-      </w:r>
-      <w:r>
-        <w:t xml:space="preserve"> </w:t>
-      </w:r>
-      <w:r>
-        <w:t xml:space="preserve">if opens &lt; n,</w:t>
-      </w:r>
-      <w:r>
-        <w:t xml:space="preserve"> </w:t>
-      </w:r>
-      <w:r>
-        <w:rPr>
-          <w:rStyle w:val="VerbatimChar"/>
-        </w:rPr>
-        <w:t xml:space="preserve">)</w:t>
-      </w:r>
-      <w:r>
-        <w:t xml:space="preserve"> </w:t>
-      </w:r>
-      <w:r>
-        <w:t xml:space="preserve">if closes &lt; opens</w:t>
-      </w:r>
-      <w:r>
-        <w:t xml:space="preserve"> </w:t>
-      </w:r>
-      <w:r>
-        <w:t xml:space="preserve">→ only builds valid strings. Count = the</w:t>
-      </w:r>
-      <w:r>
-        <w:t xml:space="preserve"> </w:t>
-      </w:r>
-      <w:r>
-        <w:rPr>
-          <w:b/>
-          <w:bCs/>
-        </w:rPr>
-        <w:t xml:space="preserve">Catalan number</w:t>
-      </w:r>
-      <w:r>
-        <w:t xml:space="preserve"> </w:t>
-      </w:r>
-      <w:r>
-        <w:rPr>
-          <w:rStyle w:val="VerbatimChar"/>
-        </w:rPr>
-        <w:t xml:space="preserve">Cₙ = C(2n,n)/(n+1)</w:t>
-      </w:r>
-      <w:r>
-        <w:t xml:space="preserve"> </w:t>
-      </w:r>
-      <w:r>
-        <w:t xml:space="preserve">→ n=1:1, n=2:2,</w:t>
-      </w:r>
-      <w:r>
-        <w:t xml:space="preserve"> </w:t>
-      </w:r>
-      <w:r>
-        <w:rPr>
-          <w:b/>
-          <w:bCs/>
-        </w:rPr>
-        <w:t xml:space="preserve">n=3:5, n=4:14</w:t>
+        <w:t xml:space="preserve">m-coloring complexity? →</w:t>
+      </w:r>
+      <w:r>
+        <w:t xml:space="preserve"> </w:t>
+      </w:r>
+      <w:r>
+        <w:rPr>
+          <w:b/>
+          <w:bCs/>
+        </w:rPr>
+        <w:t xml:space="preserve">O(m^V)</w:t>
       </w:r>
       <w:r>
         <w:t xml:space="preserve">.</w:t>
@@ -4089,23 +4868,20 @@
         </w:numPr>
       </w:pPr>
       <w:r>
-        <w:rPr>
-          <w:b/>
-          <w:bCs/>
-        </w:rPr>
-        <w:t xml:space="preserve">Palindrome Partitioning (LC 131):</w:t>
-      </w:r>
-      <w:r>
-        <w:t xml:space="preserve"> </w:t>
-      </w:r>
-      <w:r>
-        <w:t xml:space="preserve">try each prefix; if palindrome, recurse on</w:t>
-      </w:r>
-      <w:r>
-        <w:t xml:space="preserve"> </w:t>
-      </w:r>
-      <w:r>
-        <w:t xml:space="preserve">the rest (pre-compute palindrome DP to speed checks).</w:t>
+        <w:t xml:space="preserve">Hamiltonian cycle is in which complexity class? →</w:t>
+      </w:r>
+      <w:r>
+        <w:t xml:space="preserve"> </w:t>
+      </w:r>
+      <w:r>
+        <w:rPr>
+          <w:b/>
+          <w:bCs/>
+        </w:rPr>
+        <w:t xml:space="preserve">NP-complete</w:t>
+      </w:r>
+      <w:r>
+        <w:t xml:space="preserve">.</w:t>
       </w:r>
     </w:p>
     <w:p>
@@ -4117,76 +4893,38 @@
         </w:numPr>
       </w:pPr>
       <w:r>
-        <w:rPr>
-          <w:b/>
-          <w:bCs/>
-        </w:rPr>
-        <w:t xml:space="preserve">Restore IP Addresses (LC 93):</w:t>
-      </w:r>
-      <w:r>
-        <w:t xml:space="preserve"> </w:t>
-      </w:r>
-      <w:r>
-        <w:t xml:space="preserve">split into 4 valid octets (0–255, no leading</w:t>
-      </w:r>
-      <w:r>
-        <w:t xml:space="preserve"> </w:t>
-      </w:r>
-      <w:r>
-        <w:t xml:space="preserve">zeros).</w:t>
-      </w:r>
-    </w:p>
-    <w:p>
-      <w:pPr>
-        <w:pStyle w:val="Compact"/>
-        <w:numPr>
-          <w:ilvl w:val="0"/>
-          <w:numId w:val="1009"/>
-        </w:numPr>
-      </w:pPr>
-      <w:r>
-        <w:rPr>
-          <w:b/>
-          <w:bCs/>
-        </w:rPr>
-        <w:t xml:space="preserve">Word Break II (LC 140):</w:t>
-      </w:r>
-      <w:r>
-        <w:t xml:space="preserve"> </w:t>
-      </w:r>
-      <w:r>
-        <w:t xml:space="preserve">try each dictionary-word prefix; recurse on the</w:t>
-      </w:r>
-      <w:r>
-        <w:t xml:space="preserve"> </w:t>
-      </w:r>
-      <w:r>
-        <w:t xml:space="preserve">rest;</w:t>
-      </w:r>
-      <w:r>
-        <w:t xml:space="preserve"> </w:t>
-      </w:r>
-      <w:r>
-        <w:rPr>
-          <w:b/>
-          <w:bCs/>
-        </w:rPr>
-        <w:t xml:space="preserve">memoise</w:t>
-      </w:r>
-      <w:r>
-        <w:t xml:space="preserve"> </w:t>
-      </w:r>
-      <w:r>
-        <w:t xml:space="preserve">to avoid recomputation.</w:t>
-      </w:r>
-    </w:p>
-    <w:bookmarkStart w:id="47" w:name="mcqs-4"/>
-    <w:p>
-      <w:pPr>
-        <w:pStyle w:val="Heading3"/>
-      </w:pPr>
-      <w:r>
-        <w:t xml:space="preserve">MCQs</w:t>
+        <w:t xml:space="preserve">N-Queens is a special case of? →</w:t>
+      </w:r>
+      <w:r>
+        <w:t xml:space="preserve"> </w:t>
+      </w:r>
+      <w:r>
+        <w:rPr>
+          <w:b/>
+          <w:bCs/>
+        </w:rPr>
+        <w:t xml:space="preserve">graph coloring / constraint satisfaction</w:t>
+      </w:r>
+      <w:r>
+        <w:t xml:space="preserve">.</w:t>
+      </w:r>
+    </w:p>
+    <w:p>
+      <w:r>
+        <w:pict>
+          <v:rect style="width:0;height:1.5pt" o:hralign="center" o:hrstd="t" o:hr="t"/>
+        </w:pict>
+      </w:r>
+    </w:p>
+    <w:bookmarkEnd w:id="47"/>
+    <w:bookmarkEnd w:id="48"/>
+    <w:bookmarkStart w:id="50" w:name="string-partition-backtracking"/>
+    <w:p>
+      <w:pPr>
+        <w:pStyle w:val="Heading2"/>
+      </w:pPr>
+      <w:r>
+        <w:t xml:space="preserve">13.5 String &amp; Partition Backtracking</w:t>
       </w:r>
     </w:p>
     <w:p>
@@ -4198,23 +4936,91 @@
         </w:numPr>
       </w:pPr>
       <w:r>
-        <w:t xml:space="preserve">Generate Parentheses for n=3 / n=4? →</w:t>
-      </w:r>
-      <w:r>
-        <w:t xml:space="preserve"> </w:t>
-      </w:r>
-      <w:r>
-        <w:rPr>
-          <w:b/>
-          <w:bCs/>
-        </w:rPr>
-        <w:t xml:space="preserve">5 / 14</w:t>
-      </w:r>
-      <w:r>
-        <w:t xml:space="preserve"> </w:t>
-      </w:r>
-      <w:r>
-        <w:t xml:space="preserve">(Catalan).</w:t>
+        <w:rPr>
+          <w:b/>
+          <w:bCs/>
+        </w:rPr>
+        <w:t xml:space="preserve">Generate Parentheses (LC 22):</w:t>
+      </w:r>
+      <w:r>
+        <w:t xml:space="preserve"> </w:t>
+      </w:r>
+      <w:r>
+        <w:t xml:space="preserve">place</w:t>
+      </w:r>
+      <w:r>
+        <w:t xml:space="preserve"> </w:t>
+      </w:r>
+      <w:r>
+        <w:rPr>
+          <w:rStyle w:val="VerbatimChar"/>
+        </w:rPr>
+        <w:t xml:space="preserve">(</w:t>
+      </w:r>
+      <w:r>
+        <w:t xml:space="preserve"> </w:t>
+      </w:r>
+      <w:r>
+        <w:t xml:space="preserve">if opens &lt; n,</w:t>
+      </w:r>
+      <w:r>
+        <w:t xml:space="preserve"> </w:t>
+      </w:r>
+      <w:r>
+        <w:rPr>
+          <w:rStyle w:val="VerbatimChar"/>
+        </w:rPr>
+        <w:t xml:space="preserve">)</w:t>
+      </w:r>
+      <w:r>
+        <w:t xml:space="preserve"> </w:t>
+      </w:r>
+      <w:r>
+        <w:t xml:space="preserve">if closes &lt; opens</w:t>
+      </w:r>
+      <w:r>
+        <w:t xml:space="preserve"> </w:t>
+      </w:r>
+      <w:r>
+        <w:t xml:space="preserve">→ only builds valid strings. Count = the</w:t>
+      </w:r>
+      <w:r>
+        <w:t xml:space="preserve"> </w:t>
+      </w:r>
+      <w:r>
+        <w:rPr>
+          <w:b/>
+          <w:bCs/>
+        </w:rPr>
+        <w:t xml:space="preserve">Catalan number</w:t>
+      </w:r>
+      <w:r>
+        <w:t xml:space="preserve"> </w:t>
+      </w:r>
+      <w:r>
+        <w:rPr>
+          <w:rStyle w:val="VerbatimChar"/>
+        </w:rPr>
+        <w:t xml:space="preserve">Cₙ = C(2n,n)/(n+1)</w:t>
+      </w:r>
+      <w:r>
+        <w:t xml:space="preserve"> </w:t>
+      </w:r>
+      <w:r>
+        <w:t xml:space="preserve">→ n=1:1, n=2:2,</w:t>
+      </w:r>
+      <w:r>
+        <w:t xml:space="preserve"> </w:t>
+      </w:r>
+      <w:r>
+        <w:rPr>
+          <w:b/>
+          <w:bCs/>
+        </w:rPr>
+        <w:t xml:space="preserve">n=3:5, n=4:14</w:t>
+      </w:r>
+      <w:r>
+        <w:t xml:space="preserve">.</w:t>
       </w:r>
     </w:p>
     <w:p>
@@ -4226,294 +5032,104 @@
         </w:numPr>
       </w:pPr>
       <w:r>
-        <w:t xml:space="preserve">Palindrome partitioning recurses on? → the</w:t>
-      </w:r>
-      <w:r>
-        <w:t xml:space="preserve"> </w:t>
-      </w:r>
-      <w:r>
-        <w:rPr>
-          <w:b/>
-          <w:bCs/>
-        </w:rPr>
-        <w:t xml:space="preserve">remaining suffix</w:t>
-      </w:r>
-      <w:r>
-        <w:t xml:space="preserve">.</w:t>
-      </w:r>
-    </w:p>
-    <w:p>
-      <w:r>
-        <w:pict>
-          <v:rect style="width:0;height:1.5pt" o:hralign="center" o:hrstd="t" o:hr="t"/>
-        </w:pict>
-      </w:r>
-    </w:p>
-    <w:bookmarkEnd w:id="47"/>
-    <w:bookmarkEnd w:id="48"/>
-    <w:bookmarkStart w:id="53" w:name="branch-bound-optimisation-gate-heavy"/>
-    <w:p>
-      <w:pPr>
-        <w:pStyle w:val="Heading2"/>
-      </w:pPr>
-      <w:r>
-        <w:t xml:space="preserve">13.6 Branch &amp; Bound (optimisation, GATE-heavy)</w:t>
-      </w:r>
-    </w:p>
-    <w:p>
-      <w:pPr>
-        <w:pStyle w:val="FirstParagraph"/>
-      </w:pPr>
-      <w:r>
-        <w:t xml:space="preserve">Backtracking finds</w:t>
-      </w:r>
-      <w:r>
-        <w:t xml:space="preserve"> </w:t>
-      </w:r>
-      <w:r>
-        <w:rPr>
-          <w:i/>
-          <w:iCs/>
-        </w:rPr>
-        <w:t xml:space="preserve">feasible / all</w:t>
-      </w:r>
-      <w:r>
-        <w:t xml:space="preserve"> </w:t>
-      </w:r>
-      <w:r>
-        <w:t xml:space="preserve">solutions;</w:t>
-      </w:r>
-      <w:r>
-        <w:t xml:space="preserve"> </w:t>
-      </w:r>
-      <w:r>
-        <w:rPr>
-          <w:b/>
-          <w:bCs/>
-        </w:rPr>
-        <w:t xml:space="preserve">Branch &amp; Bound (B&amp;B)</w:t>
-      </w:r>
-      <w:r>
-        <w:t xml:space="preserve"> </w:t>
-      </w:r>
-      <w:r>
-        <w:t xml:space="preserve">finds the</w:t>
-      </w:r>
-      <w:r>
-        <w:t xml:space="preserve"> </w:t>
-      </w:r>
-      <w:r>
-        <w:rPr>
-          <w:i/>
-          <w:iCs/>
-        </w:rPr>
-        <w:t xml:space="preserve">optimal</w:t>
-      </w:r>
-      <w:r>
-        <w:t xml:space="preserve"> </w:t>
-      </w:r>
-      <w:r>
-        <w:t xml:space="preserve">one by pruning any branch whose</w:t>
-      </w:r>
-      <w:r>
-        <w:t xml:space="preserve"> </w:t>
-      </w:r>
-      <w:r>
-        <w:rPr>
-          <w:b/>
-          <w:bCs/>
-        </w:rPr>
-        <w:t xml:space="preserve">optimistic bound</w:t>
-      </w:r>
-      <w:r>
-        <w:t xml:space="preserve"> </w:t>
-      </w:r>
-      <w:r>
-        <w:t xml:space="preserve">can’t beat the</w:t>
-      </w:r>
-      <w:r>
-        <w:t xml:space="preserve"> </w:t>
-      </w:r>
-      <w:r>
-        <w:rPr>
-          <w:b/>
-          <w:bCs/>
-        </w:rPr>
-        <w:t xml:space="preserve">best found so far</w:t>
-      </w:r>
-      <w:r>
-        <w:t xml:space="preserve">.</w:t>
-      </w:r>
-    </w:p>
-    <w:bookmarkStart w:id="49" w:name="knapsack-upper-bound-for-maximisation"/>
+        <w:rPr>
+          <w:b/>
+          <w:bCs/>
+        </w:rPr>
+        <w:t xml:space="preserve">Palindrome Partitioning (LC 131):</w:t>
+      </w:r>
+      <w:r>
+        <w:t xml:space="preserve"> </w:t>
+      </w:r>
+      <w:r>
+        <w:t xml:space="preserve">try each prefix; if palindrome, recurse on</w:t>
+      </w:r>
+      <w:r>
+        <w:t xml:space="preserve"> </w:t>
+      </w:r>
+      <w:r>
+        <w:t xml:space="preserve">the rest (pre-compute palindrome DP to speed checks).</w:t>
+      </w:r>
+    </w:p>
+    <w:p>
+      <w:pPr>
+        <w:pStyle w:val="Compact"/>
+        <w:numPr>
+          <w:ilvl w:val="0"/>
+          <w:numId w:val="1010"/>
+        </w:numPr>
+      </w:pPr>
+      <w:r>
+        <w:rPr>
+          <w:b/>
+          <w:bCs/>
+        </w:rPr>
+        <w:t xml:space="preserve">Restore IP Addresses (LC 93):</w:t>
+      </w:r>
+      <w:r>
+        <w:t xml:space="preserve"> </w:t>
+      </w:r>
+      <w:r>
+        <w:t xml:space="preserve">split into 4 valid octets (0–255, no leading</w:t>
+      </w:r>
+      <w:r>
+        <w:t xml:space="preserve"> </w:t>
+      </w:r>
+      <w:r>
+        <w:t xml:space="preserve">zeros).</w:t>
+      </w:r>
+    </w:p>
+    <w:p>
+      <w:pPr>
+        <w:pStyle w:val="Compact"/>
+        <w:numPr>
+          <w:ilvl w:val="0"/>
+          <w:numId w:val="1010"/>
+        </w:numPr>
+      </w:pPr>
+      <w:r>
+        <w:rPr>
+          <w:b/>
+          <w:bCs/>
+        </w:rPr>
+        <w:t xml:space="preserve">Word Break II (LC 140):</w:t>
+      </w:r>
+      <w:r>
+        <w:t xml:space="preserve"> </w:t>
+      </w:r>
+      <w:r>
+        <w:t xml:space="preserve">try each dictionary-word prefix; recurse on the</w:t>
+      </w:r>
+      <w:r>
+        <w:t xml:space="preserve"> </w:t>
+      </w:r>
+      <w:r>
+        <w:t xml:space="preserve">rest;</w:t>
+      </w:r>
+      <w:r>
+        <w:t xml:space="preserve"> </w:t>
+      </w:r>
+      <w:r>
+        <w:rPr>
+          <w:b/>
+          <w:bCs/>
+        </w:rPr>
+        <w:t xml:space="preserve">memoise</w:t>
+      </w:r>
+      <w:r>
+        <w:t xml:space="preserve"> </w:t>
+      </w:r>
+      <w:r>
+        <w:t xml:space="preserve">to avoid recomputation.</w:t>
+      </w:r>
+    </w:p>
+    <w:bookmarkStart w:id="49" w:name="mcqs-4"/>
     <w:p>
       <w:pPr>
         <w:pStyle w:val="Heading3"/>
       </w:pPr>
       <w:r>
-        <w:t xml:space="preserve">0/1 Knapsack upper bound (for maximisation)</w:t>
-      </w:r>
-    </w:p>
-    <w:p>
-      <w:pPr>
-        <w:pStyle w:val="FirstParagraph"/>
-      </w:pPr>
-      <w:r>
-        <w:t xml:space="preserve">At a node, compute an</w:t>
-      </w:r>
-      <w:r>
-        <w:t xml:space="preserve"> </w:t>
-      </w:r>
-      <w:r>
-        <w:rPr>
-          <w:b/>
-          <w:bCs/>
-        </w:rPr>
-        <w:t xml:space="preserve">optimistic upper bound</w:t>
-      </w:r>
-      <w:r>
-        <w:t xml:space="preserve"> </w:t>
-      </w:r>
-      <w:r>
-        <w:t xml:space="preserve">by</w:t>
-      </w:r>
-      <w:r>
-        <w:t xml:space="preserve"> </w:t>
-      </w:r>
-      <w:r>
-        <w:rPr>
-          <w:b/>
-          <w:bCs/>
-        </w:rPr>
-        <w:t xml:space="preserve">fractionally</w:t>
-      </w:r>
-      <w:r>
-        <w:t xml:space="preserve"> </w:t>
-      </w:r>
-      <w:r>
-        <w:t xml:space="preserve">filling the</w:t>
-      </w:r>
-      <w:r>
-        <w:t xml:space="preserve"> </w:t>
-      </w:r>
-      <w:r>
-        <w:t xml:space="preserve">remaining capacity with the best value/weight items (the LP relaxation). If that</w:t>
-      </w:r>
-      <w:r>
-        <w:t xml:space="preserve"> </w:t>
-      </w:r>
-      <w:r>
-        <w:t xml:space="preserve">bound ≤ the best complete solution found,</w:t>
-      </w:r>
-      <w:r>
-        <w:t xml:space="preserve"> </w:t>
-      </w:r>
-      <w:r>
-        <w:rPr>
-          <w:b/>
-          <w:bCs/>
-        </w:rPr>
-        <w:t xml:space="preserve">prune</w:t>
-      </w:r>
-      <w:r>
-        <w:t xml:space="preserve"> </w:t>
-      </w:r>
-      <w:r>
-        <w:t xml:space="preserve">the node.</w:t>
-      </w:r>
-      <w:r>
-        <w:t xml:space="preserve"> </w:t>
-      </w:r>
-      <w:r>
-        <w:rPr>
-          <w:i/>
-          <w:iCs/>
-        </w:rPr>
-        <w:t xml:space="preserve">(Items 60/10,</w:t>
-      </w:r>
-      <w:r>
-        <w:rPr>
-          <w:i/>
-          <w:iCs/>
-        </w:rPr>
-        <w:t xml:space="preserve"> </w:t>
-      </w:r>
-      <w:r>
-        <w:rPr>
-          <w:i/>
-          <w:iCs/>
-        </w:rPr>
-        <w:t xml:space="preserve">100/20, 120/30, W=50: the fractional bound at the root = 60+100+ (2/3)·120 = 240;</w:t>
-      </w:r>
-      <w:r>
-        <w:rPr>
-          <w:i/>
-          <w:iCs/>
-        </w:rPr>
-        <w:t xml:space="preserve"> </w:t>
-      </w:r>
-      <w:r>
-        <w:rPr>
-          <w:i/>
-          <w:iCs/>
-        </w:rPr>
-        <w:t xml:space="preserve">any branch that can’t reach the current best is cut.)</w:t>
-      </w:r>
-    </w:p>
-    <w:bookmarkEnd w:id="49"/>
-    <w:bookmarkStart w:id="50" w:name="tsp-lower-bound-for-minimisation"/>
-    <w:p>
-      <w:pPr>
-        <w:pStyle w:val="Heading3"/>
-      </w:pPr>
-      <w:r>
-        <w:t xml:space="preserve">TSP lower bound (for minimisation)</w:t>
-      </w:r>
-    </w:p>
-    <w:p>
-      <w:pPr>
-        <w:pStyle w:val="FirstParagraph"/>
-      </w:pPr>
-      <w:r>
-        <w:t xml:space="preserve">Reduce the cost matrix (subtract each row’s minimum, then each column’s minimum);</w:t>
-      </w:r>
-      <w:r>
-        <w:t xml:space="preserve"> </w:t>
-      </w:r>
-      <w:r>
-        <w:t xml:space="preserve">the</w:t>
-      </w:r>
-      <w:r>
-        <w:t xml:space="preserve"> </w:t>
-      </w:r>
-      <w:r>
-        <w:rPr>
-          <w:b/>
-          <w:bCs/>
-        </w:rPr>
-        <w:t xml:space="preserve">sum of reductions is a lower bound</w:t>
-      </w:r>
-      <w:r>
-        <w:t xml:space="preserve"> </w:t>
-      </w:r>
-      <w:r>
-        <w:t xml:space="preserve">on any tour. Branch on including/</w:t>
-      </w:r>
-      <w:r>
-        <w:t xml:space="preserve"> </w:t>
-      </w:r>
-      <w:r>
-        <w:t xml:space="preserve">excluding edges; prune branches whose lower bound exceeds the best tour so far.</w:t>
-      </w:r>
-    </w:p>
-    <w:bookmarkEnd w:id="50"/>
-    <w:bookmarkStart w:id="51" w:name="search-orders"/>
-    <w:p>
-      <w:pPr>
-        <w:pStyle w:val="Heading3"/>
-      </w:pPr>
-      <w:r>
-        <w:t xml:space="preserve">Search orders</w:t>
+        <w:t xml:space="preserve">MCQs</w:t>
       </w:r>
     </w:p>
     <w:p>
@@ -4525,65 +5141,322 @@
         </w:numPr>
       </w:pPr>
       <w:r>
-        <w:rPr>
-          <w:b/>
-          <w:bCs/>
-        </w:rPr>
-        <w:t xml:space="preserve">FIFO-BB</w:t>
-      </w:r>
-      <w:r>
-        <w:t xml:space="preserve"> </w:t>
-      </w:r>
-      <w:r>
-        <w:t xml:space="preserve">(queue → BFS-like),</w:t>
-      </w:r>
-      <w:r>
-        <w:t xml:space="preserve"> </w:t>
-      </w:r>
-      <w:r>
-        <w:rPr>
-          <w:b/>
-          <w:bCs/>
-        </w:rPr>
-        <w:t xml:space="preserve">LIFO-BB</w:t>
-      </w:r>
-      <w:r>
-        <w:t xml:space="preserve"> </w:t>
-      </w:r>
-      <w:r>
-        <w:t xml:space="preserve">(stack → DFS-like),</w:t>
-      </w:r>
-      <w:r>
-        <w:t xml:space="preserve"> </w:t>
-      </w:r>
-      <w:r>
-        <w:rPr>
-          <w:b/>
-          <w:bCs/>
-        </w:rPr>
-        <w:t xml:space="preserve">LC-BB</w:t>
-      </w:r>
-      <w:r>
-        <w:t xml:space="preserve"> </w:t>
-      </w:r>
-      <w:r>
-        <w:t xml:space="preserve">(least-cost: expand the most promising node first, via a priority queue). LC is</w:t>
-      </w:r>
-      <w:r>
-        <w:t xml:space="preserve"> </w:t>
-      </w:r>
-      <w:r>
-        <w:t xml:space="preserve">usually the most efficient.</w:t>
+        <w:t xml:space="preserve">Generate Parentheses for n=3 / n=4? →</w:t>
+      </w:r>
+      <w:r>
+        <w:t xml:space="preserve"> </w:t>
+      </w:r>
+      <w:r>
+        <w:rPr>
+          <w:b/>
+          <w:bCs/>
+        </w:rPr>
+        <w:t xml:space="preserve">5 / 14</w:t>
+      </w:r>
+      <w:r>
+        <w:t xml:space="preserve"> </w:t>
+      </w:r>
+      <w:r>
+        <w:t xml:space="preserve">(Catalan).</w:t>
+      </w:r>
+    </w:p>
+    <w:p>
+      <w:pPr>
+        <w:pStyle w:val="Compact"/>
+        <w:numPr>
+          <w:ilvl w:val="0"/>
+          <w:numId w:val="1011"/>
+        </w:numPr>
+      </w:pPr>
+      <w:r>
+        <w:t xml:space="preserve">Palindrome partitioning recurses on? → the</w:t>
+      </w:r>
+      <w:r>
+        <w:t xml:space="preserve"> </w:t>
+      </w:r>
+      <w:r>
+        <w:rPr>
+          <w:b/>
+          <w:bCs/>
+        </w:rPr>
+        <w:t xml:space="preserve">remaining suffix</w:t>
+      </w:r>
+      <w:r>
+        <w:t xml:space="preserve">.</w:t>
+      </w:r>
+    </w:p>
+    <w:p>
+      <w:r>
+        <w:pict>
+          <v:rect style="width:0;height:1.5pt" o:hralign="center" o:hrstd="t" o:hr="t"/>
+        </w:pict>
+      </w:r>
+    </w:p>
+    <w:bookmarkEnd w:id="49"/>
+    <w:bookmarkEnd w:id="50"/>
+    <w:bookmarkStart w:id="55" w:name="branch-bound-optimisation-gate-heavy"/>
+    <w:p>
+      <w:pPr>
+        <w:pStyle w:val="Heading2"/>
+      </w:pPr>
+      <w:r>
+        <w:t xml:space="preserve">13.6 Branch &amp; Bound (optimisation, GATE-heavy)</w:t>
+      </w:r>
+    </w:p>
+    <w:p>
+      <w:pPr>
+        <w:pStyle w:val="FirstParagraph"/>
+      </w:pPr>
+      <w:r>
+        <w:t xml:space="preserve">Backtracking finds</w:t>
+      </w:r>
+      <w:r>
+        <w:t xml:space="preserve"> </w:t>
+      </w:r>
+      <w:r>
+        <w:rPr>
+          <w:i/>
+          <w:iCs/>
+        </w:rPr>
+        <w:t xml:space="preserve">feasible / all</w:t>
+      </w:r>
+      <w:r>
+        <w:t xml:space="preserve"> </w:t>
+      </w:r>
+      <w:r>
+        <w:t xml:space="preserve">solutions;</w:t>
+      </w:r>
+      <w:r>
+        <w:t xml:space="preserve"> </w:t>
+      </w:r>
+      <w:r>
+        <w:rPr>
+          <w:b/>
+          <w:bCs/>
+        </w:rPr>
+        <w:t xml:space="preserve">Branch &amp; Bound (B&amp;B)</w:t>
+      </w:r>
+      <w:r>
+        <w:t xml:space="preserve"> </w:t>
+      </w:r>
+      <w:r>
+        <w:t xml:space="preserve">finds the</w:t>
+      </w:r>
+      <w:r>
+        <w:t xml:space="preserve"> </w:t>
+      </w:r>
+      <w:r>
+        <w:rPr>
+          <w:i/>
+          <w:iCs/>
+        </w:rPr>
+        <w:t xml:space="preserve">optimal</w:t>
+      </w:r>
+      <w:r>
+        <w:t xml:space="preserve"> </w:t>
+      </w:r>
+      <w:r>
+        <w:t xml:space="preserve">one by pruning any branch whose</w:t>
+      </w:r>
+      <w:r>
+        <w:t xml:space="preserve"> </w:t>
+      </w:r>
+      <w:r>
+        <w:rPr>
+          <w:b/>
+          <w:bCs/>
+        </w:rPr>
+        <w:t xml:space="preserve">optimistic bound</w:t>
+      </w:r>
+      <w:r>
+        <w:t xml:space="preserve"> </w:t>
+      </w:r>
+      <w:r>
+        <w:t xml:space="preserve">can’t beat the</w:t>
+      </w:r>
+      <w:r>
+        <w:t xml:space="preserve"> </w:t>
+      </w:r>
+      <w:r>
+        <w:rPr>
+          <w:b/>
+          <w:bCs/>
+        </w:rPr>
+        <w:t xml:space="preserve">best found so far</w:t>
+      </w:r>
+      <w:r>
+        <w:t xml:space="preserve">.</w:t>
+      </w:r>
+    </w:p>
+    <w:bookmarkStart w:id="51" w:name="knapsack-upper-bound-for-maximisation"/>
+    <w:p>
+      <w:pPr>
+        <w:pStyle w:val="Heading3"/>
+      </w:pPr>
+      <w:r>
+        <w:t xml:space="preserve">0/1 Knapsack upper bound (for maximisation)</w:t>
+      </w:r>
+    </w:p>
+    <w:p>
+      <w:pPr>
+        <w:pStyle w:val="FirstParagraph"/>
+      </w:pPr>
+      <w:r>
+        <w:t xml:space="preserve">At a node, compute an</w:t>
+      </w:r>
+      <w:r>
+        <w:t xml:space="preserve"> </w:t>
+      </w:r>
+      <w:r>
+        <w:rPr>
+          <w:b/>
+          <w:bCs/>
+        </w:rPr>
+        <w:t xml:space="preserve">optimistic upper bound</w:t>
+      </w:r>
+      <w:r>
+        <w:t xml:space="preserve"> </w:t>
+      </w:r>
+      <w:r>
+        <w:t xml:space="preserve">by</w:t>
+      </w:r>
+      <w:r>
+        <w:t xml:space="preserve"> </w:t>
+      </w:r>
+      <w:r>
+        <w:rPr>
+          <w:b/>
+          <w:bCs/>
+        </w:rPr>
+        <w:t xml:space="preserve">fractionally</w:t>
+      </w:r>
+      <w:r>
+        <w:t xml:space="preserve"> </w:t>
+      </w:r>
+      <w:r>
+        <w:t xml:space="preserve">filling the</w:t>
+      </w:r>
+      <w:r>
+        <w:t xml:space="preserve"> </w:t>
+      </w:r>
+      <w:r>
+        <w:t xml:space="preserve">remaining capacity with the best value/weight items (the LP relaxation). If that</w:t>
+      </w:r>
+      <w:r>
+        <w:t xml:space="preserve"> </w:t>
+      </w:r>
+      <w:r>
+        <w:t xml:space="preserve">bound ≤ the best complete solution found,</w:t>
+      </w:r>
+      <w:r>
+        <w:t xml:space="preserve"> </w:t>
+      </w:r>
+      <w:r>
+        <w:rPr>
+          <w:b/>
+          <w:bCs/>
+        </w:rPr>
+        <w:t xml:space="preserve">prune</w:t>
+      </w:r>
+      <w:r>
+        <w:t xml:space="preserve"> </w:t>
+      </w:r>
+      <w:r>
+        <w:t xml:space="preserve">the node.</w:t>
+      </w:r>
+      <w:r>
+        <w:t xml:space="preserve"> </w:t>
+      </w:r>
+      <w:r>
+        <w:rPr>
+          <w:i/>
+          <w:iCs/>
+        </w:rPr>
+        <w:t xml:space="preserve">(Items 60/10,</w:t>
+      </w:r>
+      <w:r>
+        <w:rPr>
+          <w:i/>
+          <w:iCs/>
+        </w:rPr>
+        <w:t xml:space="preserve"> </w:t>
+      </w:r>
+      <w:r>
+        <w:rPr>
+          <w:i/>
+          <w:iCs/>
+        </w:rPr>
+        <w:t xml:space="preserve">100/20, 120/30, W=50: the fractional bound at the root = 60+100+ (2/3)·120 = 240;</w:t>
+      </w:r>
+      <w:r>
+        <w:rPr>
+          <w:i/>
+          <w:iCs/>
+        </w:rPr>
+        <w:t xml:space="preserve"> </w:t>
+      </w:r>
+      <w:r>
+        <w:rPr>
+          <w:i/>
+          <w:iCs/>
+        </w:rPr>
+        <w:t xml:space="preserve">any branch that can’t reach the current best is cut.)</w:t>
       </w:r>
     </w:p>
     <w:bookmarkEnd w:id="51"/>
-    <w:bookmarkStart w:id="52" w:name="mcqs-5"/>
+    <w:bookmarkStart w:id="52" w:name="tsp-lower-bound-for-minimisation"/>
     <w:p>
       <w:pPr>
         <w:pStyle w:val="Heading3"/>
       </w:pPr>
       <w:r>
-        <w:t xml:space="preserve">MCQs</w:t>
+        <w:t xml:space="preserve">TSP lower bound (for minimisation)</w:t>
+      </w:r>
+    </w:p>
+    <w:p>
+      <w:pPr>
+        <w:pStyle w:val="FirstParagraph"/>
+      </w:pPr>
+      <w:r>
+        <w:t xml:space="preserve">Reduce the cost matrix (subtract each row’s minimum, then each column’s minimum);</w:t>
+      </w:r>
+      <w:r>
+        <w:t xml:space="preserve"> </w:t>
+      </w:r>
+      <w:r>
+        <w:t xml:space="preserve">the</w:t>
+      </w:r>
+      <w:r>
+        <w:t xml:space="preserve"> </w:t>
+      </w:r>
+      <w:r>
+        <w:rPr>
+          <w:b/>
+          <w:bCs/>
+        </w:rPr>
+        <w:t xml:space="preserve">sum of reductions is a lower bound</w:t>
+      </w:r>
+      <w:r>
+        <w:t xml:space="preserve"> </w:t>
+      </w:r>
+      <w:r>
+        <w:t xml:space="preserve">on any tour. Branch on including/</w:t>
+      </w:r>
+      <w:r>
+        <w:t xml:space="preserve"> </w:t>
+      </w:r>
+      <w:r>
+        <w:t xml:space="preserve">excluding edges; prune branches whose lower bound exceeds the best tour so far.</w:t>
+      </w:r>
+    </w:p>
+    <w:bookmarkEnd w:id="52"/>
+    <w:bookmarkStart w:id="53" w:name="search-orders"/>
+    <w:p>
+      <w:pPr>
+        <w:pStyle w:val="Heading3"/>
+      </w:pPr>
+      <w:r>
+        <w:t xml:space="preserve">Search orders</w:t>
       </w:r>
     </w:p>
     <w:p>
@@ -4595,88 +5468,65 @@
         </w:numPr>
       </w:pPr>
       <w:r>
-        <w:t xml:space="preserve">B&amp;B prunes using? → an</w:t>
-      </w:r>
-      <w:r>
-        <w:t xml:space="preserve"> </w:t>
-      </w:r>
-      <w:r>
-        <w:rPr>
-          <w:b/>
-          <w:bCs/>
-        </w:rPr>
-        <w:t xml:space="preserve">optimistic bound vs the best-so-far</w:t>
-      </w:r>
-      <w:r>
-        <w:t xml:space="preserve">.</w:t>
-      </w:r>
-    </w:p>
-    <w:p>
-      <w:pPr>
-        <w:pStyle w:val="Compact"/>
-        <w:numPr>
-          <w:ilvl w:val="0"/>
-          <w:numId w:val="1012"/>
-        </w:numPr>
-      </w:pPr>
-      <w:r>
-        <w:t xml:space="preserve">0/1 knapsack B&amp;B bound comes from? → the</w:t>
-      </w:r>
-      <w:r>
-        <w:t xml:space="preserve"> </w:t>
-      </w:r>
-      <w:r>
-        <w:rPr>
-          <w:b/>
-          <w:bCs/>
-        </w:rPr>
-        <w:t xml:space="preserve">fractional (LP) relaxation</w:t>
-      </w:r>
-      <w:r>
-        <w:t xml:space="preserve">.</w:t>
-      </w:r>
-    </w:p>
-    <w:p>
-      <w:pPr>
-        <w:pStyle w:val="Compact"/>
-        <w:numPr>
-          <w:ilvl w:val="0"/>
-          <w:numId w:val="1012"/>
-        </w:numPr>
-      </w:pPr>
-      <w:r>
-        <w:t xml:space="preserve">TSP B&amp;B lower bound from? →</w:t>
-      </w:r>
-      <w:r>
-        <w:t xml:space="preserve"> </w:t>
-      </w:r>
-      <w:r>
-        <w:rPr>
-          <w:b/>
-          <w:bCs/>
-        </w:rPr>
-        <w:t xml:space="preserve">cost-matrix row/column reduction</w:t>
-      </w:r>
-      <w:r>
-        <w:t xml:space="preserve">.</w:t>
-      </w:r>
-    </w:p>
-    <w:p>
-      <w:r>
-        <w:pict>
-          <v:rect style="width:0;height:1.5pt" o:hralign="center" o:hrstd="t" o:hr="t"/>
-        </w:pict>
-      </w:r>
-    </w:p>
-    <w:bookmarkEnd w:id="52"/>
+        <w:rPr>
+          <w:b/>
+          <w:bCs/>
+        </w:rPr>
+        <w:t xml:space="preserve">FIFO-BB</w:t>
+      </w:r>
+      <w:r>
+        <w:t xml:space="preserve"> </w:t>
+      </w:r>
+      <w:r>
+        <w:t xml:space="preserve">(queue → BFS-like),</w:t>
+      </w:r>
+      <w:r>
+        <w:t xml:space="preserve"> </w:t>
+      </w:r>
+      <w:r>
+        <w:rPr>
+          <w:b/>
+          <w:bCs/>
+        </w:rPr>
+        <w:t xml:space="preserve">LIFO-BB</w:t>
+      </w:r>
+      <w:r>
+        <w:t xml:space="preserve"> </w:t>
+      </w:r>
+      <w:r>
+        <w:t xml:space="preserve">(stack → DFS-like),</w:t>
+      </w:r>
+      <w:r>
+        <w:t xml:space="preserve"> </w:t>
+      </w:r>
+      <w:r>
+        <w:rPr>
+          <w:b/>
+          <w:bCs/>
+        </w:rPr>
+        <w:t xml:space="preserve">LC-BB</w:t>
+      </w:r>
+      <w:r>
+        <w:t xml:space="preserve"> </w:t>
+      </w:r>
+      <w:r>
+        <w:t xml:space="preserve">(least-cost: expand the most promising node first, via a priority queue). LC is</w:t>
+      </w:r>
+      <w:r>
+        <w:t xml:space="preserve"> </w:t>
+      </w:r>
+      <w:r>
+        <w:t xml:space="preserve">usually the most efficient.</w:t>
+      </w:r>
+    </w:p>
     <w:bookmarkEnd w:id="53"/>
-    <w:bookmarkStart w:id="54" w:name="pruning-optimisation-techniques"/>
-    <w:p>
-      <w:pPr>
-        <w:pStyle w:val="Heading2"/>
-      </w:pPr>
-      <w:r>
-        <w:t xml:space="preserve">13.7 Pruning &amp; Optimisation Techniques</w:t>
+    <w:bookmarkStart w:id="54" w:name="mcqs-5"/>
+    <w:p>
+      <w:pPr>
+        <w:pStyle w:val="Heading3"/>
+      </w:pPr>
+      <w:r>
+        <w:t xml:space="preserve">MCQs</w:t>
       </w:r>
     </w:p>
     <w:p>
@@ -4688,17 +5538,20 @@
         </w:numPr>
       </w:pPr>
       <w:r>
-        <w:rPr>
-          <w:b/>
-          <w:bCs/>
-        </w:rPr>
-        <w:t xml:space="preserve">Constraint checking early</w:t>
-      </w:r>
-      <w:r>
-        <w:t xml:space="preserve"> </w:t>
-      </w:r>
-      <w:r>
-        <w:t xml:space="preserve">(don’t extend an invalid state) — the core idea.</w:t>
+        <w:t xml:space="preserve">B&amp;B prunes using? → an</w:t>
+      </w:r>
+      <w:r>
+        <w:t xml:space="preserve"> </w:t>
+      </w:r>
+      <w:r>
+        <w:rPr>
+          <w:b/>
+          <w:bCs/>
+        </w:rPr>
+        <w:t xml:space="preserve">optimistic bound vs the best-so-far</w:t>
+      </w:r>
+      <w:r>
+        <w:t xml:space="preserve">.</w:t>
       </w:r>
     </w:p>
     <w:p>
@@ -4710,41 +5563,20 @@
         </w:numPr>
       </w:pPr>
       <w:r>
-        <w:rPr>
-          <w:b/>
-          <w:bCs/>
-        </w:rPr>
-        <w:t xml:space="preserve">Choice ordering</w:t>
-      </w:r>
-      <w:r>
-        <w:t xml:space="preserve"> </w:t>
-      </w:r>
-      <w:r>
-        <w:t xml:space="preserve">— try the most-constrained option first (</w:t>
-      </w:r>
-      <w:r>
-        <w:rPr>
-          <w:b/>
-          <w:bCs/>
-        </w:rPr>
-        <w:t xml:space="preserve">minimum</w:t>
-      </w:r>
-      <w:r>
-        <w:rPr>
-          <w:b/>
-          <w:bCs/>
-        </w:rPr>
-        <w:t xml:space="preserve"> </w:t>
-      </w:r>
-      <w:r>
-        <w:rPr>
-          <w:b/>
-          <w:bCs/>
-        </w:rPr>
-        <w:t xml:space="preserve">remaining values</w:t>
-      </w:r>
-      <w:r>
-        <w:t xml:space="preserve">, e.g. the Sudoku cell with fewest candidates).</w:t>
+        <w:t xml:space="preserve">0/1 knapsack B&amp;B bound comes from? → the</w:t>
+      </w:r>
+      <w:r>
+        <w:t xml:space="preserve"> </w:t>
+      </w:r>
+      <w:r>
+        <w:rPr>
+          <w:b/>
+          <w:bCs/>
+        </w:rPr>
+        <w:t xml:space="preserve">fractional (LP) relaxation</w:t>
+      </w:r>
+      <w:r>
+        <w:t xml:space="preserve">.</w:t>
       </w:r>
     </w:p>
     <w:p>
@@ -4756,61 +5588,20 @@
         </w:numPr>
       </w:pPr>
       <w:r>
-        <w:rPr>
-          <w:b/>
-          <w:bCs/>
-        </w:rPr>
-        <w:t xml:space="preserve">Symmetry breaking</w:t>
-      </w:r>
-      <w:r>
-        <w:t xml:space="preserve"> </w:t>
-      </w:r>
-      <w:r>
-        <w:t xml:space="preserve">— e.g. fix the first queen to the first half of row 0.</w:t>
-      </w:r>
-    </w:p>
-    <w:p>
-      <w:pPr>
-        <w:pStyle w:val="Compact"/>
-        <w:numPr>
-          <w:ilvl w:val="0"/>
-          <w:numId w:val="1013"/>
-        </w:numPr>
-      </w:pPr>
-      <w:r>
-        <w:rPr>
-          <w:b/>
-          <w:bCs/>
-        </w:rPr>
-        <w:t xml:space="preserve">Memoisation</w:t>
-      </w:r>
-      <w:r>
-        <w:t xml:space="preserve"> </w:t>
-      </w:r>
-      <w:r>
-        <w:t xml:space="preserve">when subproblems repeat (Word Break) — backtracking → DP.</w:t>
-      </w:r>
-    </w:p>
-    <w:p>
-      <w:pPr>
-        <w:pStyle w:val="Compact"/>
-        <w:numPr>
-          <w:ilvl w:val="0"/>
-          <w:numId w:val="1013"/>
-        </w:numPr>
-      </w:pPr>
-      <w:r>
-        <w:rPr>
-          <w:b/>
-          <w:bCs/>
-        </w:rPr>
-        <w:t xml:space="preserve">Bounding</w:t>
-      </w:r>
-      <w:r>
-        <w:t xml:space="preserve"> </w:t>
-      </w:r>
-      <w:r>
-        <w:t xml:space="preserve">— branch &amp; bound for optimisation.</w:t>
+        <w:t xml:space="preserve">TSP B&amp;B lower bound from? →</w:t>
+      </w:r>
+      <w:r>
+        <w:t xml:space="preserve"> </w:t>
+      </w:r>
+      <w:r>
+        <w:rPr>
+          <w:b/>
+          <w:bCs/>
+        </w:rPr>
+        <w:t xml:space="preserve">cost-matrix row/column reduction</w:t>
+      </w:r>
+      <w:r>
+        <w:t xml:space="preserve">.</w:t>
       </w:r>
     </w:p>
     <w:p>
@@ -4821,13 +5612,14 @@
       </w:r>
     </w:p>
     <w:bookmarkEnd w:id="54"/>
-    <w:bookmarkStart w:id="55" w:name="module-13-concept-review-one-page"/>
+    <w:bookmarkEnd w:id="55"/>
+    <w:bookmarkStart w:id="58" w:name="pruning-optimisation-techniques"/>
     <w:p>
       <w:pPr>
         <w:pStyle w:val="Heading2"/>
       </w:pPr>
       <w:r>
-        <w:t xml:space="preserve">Module 13 — Concept Review (one page)</w:t>
+        <w:t xml:space="preserve">13.7 Pruning &amp; Optimisation Techniques</w:t>
       </w:r>
     </w:p>
     <w:p>
@@ -4843,85 +5635,13 @@
           <w:b/>
           <w:bCs/>
         </w:rPr>
-        <w:t xml:space="preserve">Backtracking</w:t>
-      </w:r>
-      <w:r>
-        <w:t xml:space="preserve"> </w:t>
-      </w:r>
-      <w:r>
-        <w:t xml:space="preserve">= DFS over a state-space tree with</w:t>
-      </w:r>
-      <w:r>
-        <w:t xml:space="preserve"> </w:t>
-      </w:r>
-      <w:r>
-        <w:rPr>
-          <w:b/>
-          <w:bCs/>
-        </w:rPr>
-        <w:t xml:space="preserve">choose → explore →</w:t>
-      </w:r>
-      <w:r>
-        <w:rPr>
-          <w:b/>
-          <w:bCs/>
-        </w:rPr>
-        <w:t xml:space="preserve"> </w:t>
-      </w:r>
-      <w:r>
-        <w:rPr>
-          <w:b/>
-          <w:bCs/>
-        </w:rPr>
-        <w:t xml:space="preserve">un-choose</w:t>
-      </w:r>
-      <w:r>
-        <w:t xml:space="preserve"> </w:t>
-      </w:r>
-      <w:r>
-        <w:t xml:space="preserve">+</w:t>
-      </w:r>
-      <w:r>
-        <w:t xml:space="preserve"> </w:t>
-      </w:r>
-      <w:r>
-        <w:rPr>
-          <w:b/>
-          <w:bCs/>
-        </w:rPr>
-        <w:t xml:space="preserve">pruning</w:t>
-      </w:r>
-      <w:r>
-        <w:t xml:space="preserve">; record a</w:t>
-      </w:r>
-      <w:r>
-        <w:t xml:space="preserve"> </w:t>
-      </w:r>
-      <w:r>
-        <w:rPr>
-          <w:b/>
-          <w:bCs/>
-        </w:rPr>
-        <w:t xml:space="preserve">copy</w:t>
-      </w:r>
-      <w:r>
-        <w:t xml:space="preserve"> </w:t>
-      </w:r>
-      <w:r>
-        <w:t xml:space="preserve">of the path. Time exponential,</w:t>
-      </w:r>
-      <w:r>
-        <w:t xml:space="preserve"> </w:t>
-      </w:r>
-      <w:r>
-        <w:rPr>
-          <w:b/>
-          <w:bCs/>
-        </w:rPr>
-        <w:t xml:space="preserve">space O(depth)=O(n)</w:t>
-      </w:r>
-      <w:r>
-        <w:t xml:space="preserve">.</w:t>
+        <w:t xml:space="preserve">Constraint checking early</w:t>
+      </w:r>
+      <w:r>
+        <w:t xml:space="preserve"> </w:t>
+      </w:r>
+      <w:r>
+        <w:t xml:space="preserve">(don’t extend an invalid state) — the core idea.</w:t>
       </w:r>
     </w:p>
     <w:p>
@@ -4937,86 +5657,37 @@
           <w:b/>
           <w:bCs/>
         </w:rPr>
-        <w:t xml:space="preserve">Recursion passing:</w:t>
-      </w:r>
-      <w:r>
-        <w:t xml:space="preserve"> </w:t>
-      </w:r>
-      <w:r>
-        <w:rPr>
-          <w:rStyle w:val="VerbatimChar"/>
-        </w:rPr>
-        <w:t xml:space="preserve">i+1</w:t>
-      </w:r>
-      <w:r>
-        <w:t xml:space="preserve"> </w:t>
-      </w:r>
-      <w:r>
-        <w:t xml:space="preserve">(subsets/combos),</w:t>
-      </w:r>
-      <w:r>
-        <w:t xml:space="preserve"> </w:t>
-      </w:r>
-      <w:r>
-        <w:rPr>
-          <w:rStyle w:val="VerbatimChar"/>
-        </w:rPr>
-        <w:t xml:space="preserve">i</w:t>
-      </w:r>
-      <w:r>
-        <w:t xml:space="preserve"> </w:t>
-      </w:r>
-      <w:r>
-        <w:t xml:space="preserve">(reuse),</w:t>
-      </w:r>
-      <w:r>
-        <w:t xml:space="preserve"> </w:t>
-      </w:r>
-      <w:r>
-        <w:rPr>
-          <w:rStyle w:val="VerbatimChar"/>
-        </w:rPr>
-        <w:t xml:space="preserve">used[]</w:t>
-      </w:r>
-      <w:r>
-        <w:t xml:space="preserve"> </w:t>
-      </w:r>
-      <w:r>
-        <w:t xml:space="preserve">(permutations). Dedup: subsets</w:t>
-      </w:r>
-      <w:r>
-        <w:t xml:space="preserve"> </w:t>
-      </w:r>
-      <w:r>
-        <w:rPr>
-          <w:rStyle w:val="VerbatimChar"/>
-        </w:rPr>
-        <w:t xml:space="preserve">i&gt;start</w:t>
-      </w:r>
-      <w:r>
-        <w:t xml:space="preserve">;</w:t>
-      </w:r>
-      <w:r>
-        <w:t xml:space="preserve"> </w:t>
-      </w:r>
-      <w:r>
-        <w:rPr>
-          <w:b/>
-          <w:bCs/>
-        </w:rPr>
-        <w:t xml:space="preserve">permutations</w:t>
-      </w:r>
-      <w:r>
-        <w:t xml:space="preserve"> </w:t>
-      </w:r>
-      <w:r>
-        <w:rPr>
-          <w:rStyle w:val="VerbatimChar"/>
-        </w:rPr>
-        <w:t xml:space="preserve">i&gt;0 &amp;&amp; a[i]==a[i-1] &amp;&amp; !used[i-1]</w:t>
-      </w:r>
-      <w:r>
-        <w:t xml:space="preserve">.</w:t>
+        <w:t xml:space="preserve">Choice ordering</w:t>
+      </w:r>
+      <w:r>
+        <w:t xml:space="preserve"> </w:t>
+      </w:r>
+      <w:r>
+        <w:t xml:space="preserve">— try the most-constrained option first (</w:t>
+      </w:r>
+      <w:r>
+        <w:rPr>
+          <w:b/>
+          <w:bCs/>
+        </w:rPr>
+        <w:t xml:space="preserve">minimum</w:t>
+      </w:r>
+      <w:r>
+        <w:rPr>
+          <w:b/>
+          <w:bCs/>
+        </w:rPr>
+        <w:t xml:space="preserve"> </w:t>
+      </w:r>
+      <w:r>
+        <w:rPr>
+          <w:b/>
+          <w:bCs/>
+        </w:rPr>
+        <w:t xml:space="preserve">remaining values</w:t>
+      </w:r>
+      <w:r>
+        <w:t xml:space="preserve">, e.g. the Sudoku cell with fewest candidates).</w:t>
       </w:r>
     </w:p>
     <w:p>
@@ -5032,19 +5703,13 @@
           <w:b/>
           <w:bCs/>
         </w:rPr>
-        <w:t xml:space="preserve">Counts:</w:t>
-      </w:r>
-      <w:r>
-        <w:t xml:space="preserve"> </w:t>
-      </w:r>
-      <w:r>
-        <w:t xml:space="preserve">subsets 2ⁿ, perms n!, C(n,k); N-Queens(4)=2, (8)=92; Generate</w:t>
-      </w:r>
-      <w:r>
-        <w:t xml:space="preserve"> </w:t>
-      </w:r>
-      <w:r>
-        <w:t xml:space="preserve">Parentheses = Catalan (n=3→5, n=4→14).</w:t>
+        <w:t xml:space="preserve">Symmetry breaking</w:t>
+      </w:r>
+      <w:r>
+        <w:t xml:space="preserve"> </w:t>
+      </w:r>
+      <w:r>
+        <w:t xml:space="preserve">— e.g. fix the first queen to the first half of row 0.</w:t>
       </w:r>
     </w:p>
     <w:p>
@@ -5060,45 +5725,13 @@
           <w:b/>
           <w:bCs/>
         </w:rPr>
-        <w:t xml:space="preserve">Board/graph:</w:t>
-      </w:r>
-      <w:r>
-        <w:t xml:space="preserve"> </w:t>
-      </w:r>
-      <w:r>
-        <w:t xml:space="preserve">N-Queens (3 sets), Sudoku (MRV), Word Search (sentinel +</w:t>
-      </w:r>
-      <w:r>
-        <w:t xml:space="preserve"> </w:t>
-      </w:r>
-      <w:r>
-        <w:t xml:space="preserve">restore; +Trie),</w:t>
-      </w:r>
-      <w:r>
-        <w:t xml:space="preserve"> </w:t>
-      </w:r>
-      <w:r>
-        <w:rPr>
-          <w:b/>
-          <w:bCs/>
-        </w:rPr>
-        <w:t xml:space="preserve">m-coloring O(m^V)</w:t>
-      </w:r>
-      <w:r>
-        <w:t xml:space="preserve">,</w:t>
-      </w:r>
-      <w:r>
-        <w:t xml:space="preserve"> </w:t>
-      </w:r>
-      <w:r>
-        <w:rPr>
-          <w:b/>
-          <w:bCs/>
-        </w:rPr>
-        <w:t xml:space="preserve">Hamiltonian O(N!) (NP-complete)</w:t>
-      </w:r>
-      <w:r>
-        <w:t xml:space="preserve">.</w:t>
+        <w:t xml:space="preserve">Memoisation</w:t>
+      </w:r>
+      <w:r>
+        <w:t xml:space="preserve"> </w:t>
+      </w:r>
+      <w:r>
+        <w:t xml:space="preserve">when subproblems repeat (Word Break) — backtracking → DP.</w:t>
       </w:r>
     </w:p>
     <w:p>
@@ -5114,29 +5747,149 @@
           <w:b/>
           <w:bCs/>
         </w:rPr>
-        <w:t xml:space="preserve">Branch &amp; Bound</w:t>
-      </w:r>
-      <w:r>
-        <w:t xml:space="preserve"> </w:t>
-      </w:r>
-      <w:r>
-        <w:t xml:space="preserve">= optimisation via bounds (knapsack LP bound, TSP matrix</w:t>
-      </w:r>
-      <w:r>
-        <w:t xml:space="preserve"> </w:t>
-      </w:r>
-      <w:r>
-        <w:t xml:space="preserve">reduction; FIFO/LIFO/LC search).</w:t>
-      </w:r>
-    </w:p>
-    <w:bookmarkEnd w:id="55"/>
-    <w:bookmarkStart w:id="56" w:name="module-13-flash-cards"/>
-    <w:p>
-      <w:pPr>
-        <w:pStyle w:val="Heading2"/>
-      </w:pPr>
-      <w:r>
-        <w:t xml:space="preserve">Module 13 — Flash Cards</w:t>
+        <w:t xml:space="preserve">Bounding</w:t>
+      </w:r>
+      <w:r>
+        <w:t xml:space="preserve"> </w:t>
+      </w:r>
+      <w:r>
+        <w:t xml:space="preserve">— branch &amp; bound for optimisation.</w:t>
+      </w:r>
+    </w:p>
+    <w:bookmarkStart w:id="56" w:name="Xb06f4c1f9150e8fd111000f68ce398a5a88645c"/>
+    <w:p>
+      <w:pPr>
+        <w:pStyle w:val="Heading3"/>
+      </w:pPr>
+      <w:r>
+        <w:t xml:space="preserve">Forward checking &amp; constraint propagation (the smarter pruning)</w:t>
+      </w:r>
+    </w:p>
+    <w:p>
+      <w:pPr>
+        <w:pStyle w:val="FirstParagraph"/>
+      </w:pPr>
+      <w:r>
+        <w:t xml:space="preserve">Plain backtracking checks a choice only</w:t>
+      </w:r>
+      <w:r>
+        <w:t xml:space="preserve"> </w:t>
+      </w:r>
+      <w:r>
+        <w:rPr>
+          <w:i/>
+          <w:iCs/>
+        </w:rPr>
+        <w:t xml:space="preserve">when it is about to be made</w:t>
+      </w:r>
+      <w:r>
+        <w:t xml:space="preserve">.</w:t>
+      </w:r>
+      <w:r>
+        <w:t xml:space="preserve"> </w:t>
+      </w:r>
+      <w:r>
+        <w:rPr>
+          <w:b/>
+          <w:bCs/>
+        </w:rPr>
+        <w:t xml:space="preserve">Forward</w:t>
+      </w:r>
+      <w:r>
+        <w:rPr>
+          <w:b/>
+          <w:bCs/>
+        </w:rPr>
+        <w:t xml:space="preserve"> </w:t>
+      </w:r>
+      <w:r>
+        <w:rPr>
+          <w:b/>
+          <w:bCs/>
+        </w:rPr>
+        <w:t xml:space="preserve">checking</w:t>
+      </w:r>
+      <w:r>
+        <w:t xml:space="preserve"> </w:t>
+      </w:r>
+      <w:r>
+        <w:t xml:space="preserve">looks one step</w:t>
+      </w:r>
+      <w:r>
+        <w:t xml:space="preserve"> </w:t>
+      </w:r>
+      <w:r>
+        <w:rPr>
+          <w:b/>
+          <w:bCs/>
+        </w:rPr>
+        <w:t xml:space="preserve">ahead</w:t>
+      </w:r>
+      <w:r>
+        <w:t xml:space="preserve">: after assigning a variable, it removes the</w:t>
+      </w:r>
+      <w:r>
+        <w:t xml:space="preserve"> </w:t>
+      </w:r>
+      <w:r>
+        <w:t xml:space="preserve">now-illegal values from the</w:t>
+      </w:r>
+      <w:r>
+        <w:t xml:space="preserve"> </w:t>
+      </w:r>
+      <w:r>
+        <w:rPr>
+          <w:b/>
+          <w:bCs/>
+        </w:rPr>
+        <w:t xml:space="preserve">domains of the not-yet-assigned</w:t>
+      </w:r>
+      <w:r>
+        <w:t xml:space="preserve"> </w:t>
+      </w:r>
+      <w:r>
+        <w:t xml:space="preserve">variables. If any</w:t>
+      </w:r>
+      <w:r>
+        <w:t xml:space="preserve"> </w:t>
+      </w:r>
+      <w:r>
+        <w:t xml:space="preserve">future variable’s domain becomes</w:t>
+      </w:r>
+      <w:r>
+        <w:t xml:space="preserve"> </w:t>
+      </w:r>
+      <w:r>
+        <w:rPr>
+          <w:b/>
+          <w:bCs/>
+        </w:rPr>
+        <w:t xml:space="preserve">empty</w:t>
+      </w:r>
+      <w:r>
+        <w:t xml:space="preserve">, you backtrack</w:t>
+      </w:r>
+      <w:r>
+        <w:t xml:space="preserve"> </w:t>
+      </w:r>
+      <w:r>
+        <w:rPr>
+          <w:b/>
+          <w:bCs/>
+        </w:rPr>
+        <w:t xml:space="preserve">immediately</w:t>
+      </w:r>
+      <w:r>
+        <w:t xml:space="preserve"> </w:t>
+      </w:r>
+      <w:r>
+        <w:t xml:space="preserve">—</w:t>
+      </w:r>
+      <w:r>
+        <w:t xml:space="preserve"> </w:t>
+      </w:r>
+      <w:r>
+        <w:t xml:space="preserve">before ever descending into that doomed subtree.</w:t>
       </w:r>
     </w:p>
     <w:p>
@@ -5148,17 +5901,75 @@
         </w:numPr>
       </w:pPr>
       <w:r>
-        <w:t xml:space="preserve">Q: Backtracking space?</w:t>
-      </w:r>
-      <w:r>
-        <w:t xml:space="preserve"> </w:t>
-      </w:r>
-      <w:r>
-        <w:rPr>
-          <w:b/>
-          <w:bCs/>
-        </w:rPr>
-        <w:t xml:space="preserve">A: O(depth)=O(n) (nodes visited is exponential).</w:t>
+        <w:rPr>
+          <w:b/>
+          <w:bCs/>
+        </w:rPr>
+        <w:t xml:space="preserve">Sudoku example:</w:t>
+      </w:r>
+      <w:r>
+        <w:t xml:space="preserve"> </w:t>
+      </w:r>
+      <w:r>
+        <w:t xml:space="preserve">after writing a</w:t>
+      </w:r>
+      <w:r>
+        <w:t xml:space="preserve"> </w:t>
+      </w:r>
+      <w:r>
+        <w:rPr>
+          <w:rStyle w:val="VerbatimChar"/>
+        </w:rPr>
+        <w:t xml:space="preserve">5</w:t>
+      </w:r>
+      <w:r>
+        <w:t xml:space="preserve"> </w:t>
+      </w:r>
+      <w:r>
+        <w:t xml:space="preserve">in a cell, delete</w:t>
+      </w:r>
+      <w:r>
+        <w:t xml:space="preserve"> </w:t>
+      </w:r>
+      <w:r>
+        <w:rPr>
+          <w:rStyle w:val="VerbatimChar"/>
+        </w:rPr>
+        <w:t xml:space="preserve">5</w:t>
+      </w:r>
+      <w:r>
+        <w:t xml:space="preserve"> </w:t>
+      </w:r>
+      <w:r>
+        <w:t xml:space="preserve">from the candidate</w:t>
+      </w:r>
+      <w:r>
+        <w:t xml:space="preserve"> </w:t>
+      </w:r>
+      <w:r>
+        <w:t xml:space="preserve">lists of every cell in the same row, column, and box. If some empty cell is left</w:t>
+      </w:r>
+      <w:r>
+        <w:t xml:space="preserve"> </w:t>
+      </w:r>
+      <w:r>
+        <w:t xml:space="preserve">with</w:t>
+      </w:r>
+      <w:r>
+        <w:t xml:space="preserve"> </w:t>
+      </w:r>
+      <w:r>
+        <w:rPr>
+          <w:b/>
+          <w:bCs/>
+        </w:rPr>
+        <w:t xml:space="preserve">zero</w:t>
+      </w:r>
+      <w:r>
+        <w:t xml:space="preserve"> </w:t>
+      </w:r>
+      <w:r>
+        <w:t xml:space="preserve">candidates, this branch is already dead — undo now.</w:t>
       </w:r>
     </w:p>
     <w:p>
@@ -5170,75 +5981,63 @@
         </w:numPr>
       </w:pPr>
       <w:r>
-        <w:t xml:space="preserve">Q: Subsets vs permutations recursion?</w:t>
-      </w:r>
-      <w:r>
-        <w:t xml:space="preserve"> </w:t>
-      </w:r>
-      <w:r>
-        <w:rPr>
-          <w:b/>
-          <w:bCs/>
-        </w:rPr>
-        <w:t xml:space="preserve">A: start index</w:t>
-      </w:r>
-      <w:r>
-        <w:rPr>
-          <w:b/>
-          <w:bCs/>
-        </w:rPr>
-        <w:t xml:space="preserve"> </w:t>
-      </w:r>
-      <w:r>
-        <w:rPr>
-          <w:rStyle w:val="VerbatimChar"/>
-          <w:b/>
-          <w:bCs/>
-        </w:rPr>
-        <w:t xml:space="preserve">i+1</w:t>
-      </w:r>
-      <w:r>
-        <w:rPr>
-          <w:b/>
-          <w:bCs/>
-        </w:rPr>
-        <w:t xml:space="preserve"> </w:t>
-      </w:r>
-      <w:r>
-        <w:rPr>
-          <w:b/>
-          <w:bCs/>
-        </w:rPr>
-        <w:t xml:space="preserve">vs</w:t>
-      </w:r>
-      <w:r>
-        <w:rPr>
-          <w:b/>
-          <w:bCs/>
-        </w:rPr>
-        <w:t xml:space="preserve"> </w:t>
-      </w:r>
-      <w:r>
-        <w:rPr>
-          <w:rStyle w:val="VerbatimChar"/>
-          <w:b/>
-          <w:bCs/>
-        </w:rPr>
-        <w:t xml:space="preserve">used[]</w:t>
-      </w:r>
-      <w:r>
-        <w:rPr>
-          <w:b/>
-          <w:bCs/>
-        </w:rPr>
-        <w:t xml:space="preserve"> </w:t>
-      </w:r>
-      <w:r>
-        <w:rPr>
-          <w:b/>
-          <w:bCs/>
-        </w:rPr>
-        <w:t xml:space="preserve">from 0.</w:t>
+        <w:rPr>
+          <w:b/>
+          <w:bCs/>
+        </w:rPr>
+        <w:t xml:space="preserve">Constraint propagation</w:t>
+      </w:r>
+      <w:r>
+        <w:t xml:space="preserve"> </w:t>
+      </w:r>
+      <w:r>
+        <w:t xml:space="preserve">is forward checking taken further: keep cascading the</w:t>
+      </w:r>
+      <w:r>
+        <w:t xml:space="preserve"> </w:t>
+      </w:r>
+      <w:r>
+        <w:t xml:space="preserve">eliminations. If a cell is reduced to a</w:t>
+      </w:r>
+      <w:r>
+        <w:t xml:space="preserve"> </w:t>
+      </w:r>
+      <w:r>
+        <w:rPr>
+          <w:b/>
+          <w:bCs/>
+        </w:rPr>
+        <w:t xml:space="preserve">single</w:t>
+      </w:r>
+      <w:r>
+        <w:t xml:space="preserve"> </w:t>
+      </w:r>
+      <w:r>
+        <w:t xml:space="preserve">candidate, fill it and</w:t>
+      </w:r>
+      <w:r>
+        <w:t xml:space="preserve"> </w:t>
+      </w:r>
+      <w:r>
+        <w:t xml:space="preserve">propagate again (the</w:t>
+      </w:r>
+      <w:r>
+        <w:t xml:space="preserve"> </w:t>
+      </w:r>
+      <w:r>
+        <w:t xml:space="preserve">“naked single”</w:t>
+      </w:r>
+      <w:r>
+        <w:t xml:space="preserve"> </w:t>
+      </w:r>
+      <w:r>
+        <w:t xml:space="preserve">rule). This can solve easy Sudokus with</w:t>
+      </w:r>
+      <w:r>
+        <w:t xml:space="preserve"> </w:t>
+      </w:r>
+      <w:r>
+        <w:t xml:space="preserve">almost no search.</w:t>
       </w:r>
     </w:p>
     <w:p>
@@ -5250,144 +6049,117 @@
         </w:numPr>
       </w:pPr>
       <w:r>
-        <w:t xml:space="preserve">Q: Subsets dedup vs perms dedup?</w:t>
-      </w:r>
-      <w:r>
-        <w:t xml:space="preserve"> </w:t>
-      </w:r>
-      <w:r>
-        <w:rPr>
-          <w:b/>
-          <w:bCs/>
-        </w:rPr>
-        <w:t xml:space="preserve">A:</w:t>
-      </w:r>
-      <w:r>
-        <w:rPr>
-          <w:b/>
-          <w:bCs/>
-        </w:rPr>
-        <w:t xml:space="preserve"> </w:t>
-      </w:r>
-      <w:r>
-        <w:rPr>
-          <w:rStyle w:val="VerbatimChar"/>
-          <w:b/>
-          <w:bCs/>
-        </w:rPr>
-        <w:t xml:space="preserve">i&gt;start</w:t>
-      </w:r>
-      <w:r>
-        <w:rPr>
-          <w:b/>
-          <w:bCs/>
-        </w:rPr>
-        <w:t xml:space="preserve"> </w:t>
-      </w:r>
-      <w:r>
-        <w:rPr>
-          <w:b/>
-          <w:bCs/>
-        </w:rPr>
-        <w:t xml:space="preserve">vs</w:t>
-      </w:r>
-      <w:r>
-        <w:rPr>
-          <w:b/>
-          <w:bCs/>
-        </w:rPr>
-        <w:t xml:space="preserve"> </w:t>
-      </w:r>
-      <w:r>
-        <w:rPr>
-          <w:rStyle w:val="VerbatimChar"/>
-          <w:b/>
-          <w:bCs/>
-        </w:rPr>
-        <w:t xml:space="preserve">i&gt;0 &amp;&amp; !used[i-1]</w:t>
-      </w:r>
-      <w:r>
-        <w:rPr>
-          <w:b/>
-          <w:bCs/>
-        </w:rPr>
-        <w:t xml:space="preserve">.</w:t>
-      </w:r>
-    </w:p>
-    <w:p>
-      <w:pPr>
-        <w:pStyle w:val="Compact"/>
-        <w:numPr>
-          <w:ilvl w:val="0"/>
-          <w:numId w:val="1015"/>
-        </w:numPr>
-      </w:pPr>
-      <w:r>
-        <w:t xml:space="preserve">Q: N-Queens(4)/(8) solutions?</w:t>
-      </w:r>
-      <w:r>
-        <w:t xml:space="preserve"> </w:t>
-      </w:r>
-      <w:r>
-        <w:rPr>
-          <w:b/>
-          <w:bCs/>
-        </w:rPr>
-        <w:t xml:space="preserve">A: 2 / 92 (N=2,3 → 0).</w:t>
-      </w:r>
-    </w:p>
-    <w:p>
-      <w:pPr>
-        <w:pStyle w:val="Compact"/>
-        <w:numPr>
-          <w:ilvl w:val="0"/>
-          <w:numId w:val="1015"/>
-        </w:numPr>
-      </w:pPr>
-      <w:r>
-        <w:t xml:space="preserve">Q: Generate Parentheses n=3/4?</w:t>
-      </w:r>
-      <w:r>
-        <w:t xml:space="preserve"> </w:t>
-      </w:r>
-      <w:r>
-        <w:rPr>
-          <w:b/>
-          <w:bCs/>
-        </w:rPr>
-        <w:t xml:space="preserve">A: 5 / 14 (Catalan).</w:t>
-      </w:r>
-    </w:p>
-    <w:p>
-      <w:pPr>
-        <w:pStyle w:val="Compact"/>
-        <w:numPr>
-          <w:ilvl w:val="0"/>
-          <w:numId w:val="1015"/>
-        </w:numPr>
-      </w:pPr>
-      <w:r>
-        <w:t xml:space="preserve">Q: B&amp;B vs backtracking?</w:t>
-      </w:r>
-      <w:r>
-        <w:t xml:space="preserve"> </w:t>
-      </w:r>
-      <w:r>
-        <w:rPr>
-          <w:b/>
-          <w:bCs/>
-        </w:rPr>
-        <w:t xml:space="preserve">A: B&amp;B optimises via bounds; backtracking enumerates.</w:t>
+        <w:rPr>
+          <w:b/>
+          <w:bCs/>
+        </w:rPr>
+        <w:t xml:space="preserve">MRV pairs naturally with it:</w:t>
+      </w:r>
+      <w:r>
+        <w:t xml:space="preserve"> </w:t>
+      </w:r>
+      <w:r>
+        <w:t xml:space="preserve">forward checking shrinks domains; MRV (§13.7,</w:t>
+      </w:r>
+      <w:r>
+        <w:t xml:space="preserve"> </w:t>
+      </w:r>
+      <w:r>
+        <w:t xml:space="preserve">“choice ordering”</w:t>
+      </w:r>
+      <w:r>
+        <w:t xml:space="preserve">) then dives into the variable with the</w:t>
+      </w:r>
+      <w:r>
+        <w:t xml:space="preserve"> </w:t>
+      </w:r>
+      <w:r>
+        <w:rPr>
+          <w:b/>
+          <w:bCs/>
+        </w:rPr>
+        <w:t xml:space="preserve">smallest remaining</w:t>
+      </w:r>
+      <w:r>
+        <w:rPr>
+          <w:b/>
+          <w:bCs/>
+        </w:rPr>
+        <w:t xml:space="preserve"> </w:t>
+      </w:r>
+      <w:r>
+        <w:rPr>
+          <w:b/>
+          <w:bCs/>
+        </w:rPr>
+        <w:t xml:space="preserve">domain</w:t>
+      </w:r>
+      <w:r>
+        <w:t xml:space="preserve"> </w:t>
+      </w:r>
+      <w:r>
+        <w:t xml:space="preserve">— the one most likely to fail fast.</w:t>
+      </w:r>
+    </w:p>
+    <w:p>
+      <w:pPr>
+        <w:pStyle w:val="BlockText"/>
+      </w:pPr>
+      <w:r>
+        <w:rPr>
+          <w:b/>
+          <w:bCs/>
+        </w:rPr>
+        <w:t xml:space="preserve">Memory hook:</w:t>
+      </w:r>
+      <w:r>
+        <w:t xml:space="preserve"> </w:t>
+      </w:r>
+      <w:r>
+        <w:t xml:space="preserve">backtracking says</w:t>
+      </w:r>
+      <w:r>
+        <w:t xml:space="preserve"> </w:t>
+      </w:r>
+      <w:r>
+        <w:t xml:space="preserve">“try it, then check”</w:t>
+      </w:r>
+      <w:r>
+        <w:t xml:space="preserve">;</w:t>
+      </w:r>
+      <w:r>
+        <w:t xml:space="preserve"> </w:t>
+      </w:r>
+      <w:r>
+        <w:rPr>
+          <w:b/>
+          <w:bCs/>
+        </w:rPr>
+        <w:t xml:space="preserve">forward checking says</w:t>
+      </w:r>
+      <w:r>
+        <w:rPr>
+          <w:b/>
+          <w:bCs/>
+        </w:rPr>
+        <w:t xml:space="preserve"> </w:t>
+      </w:r>
+      <w:r>
+        <w:rPr>
+          <w:b/>
+          <w:bCs/>
+        </w:rPr>
+        <w:t xml:space="preserve">“check the future first, and quit the moment a neighbour runs out of options.”</w:t>
       </w:r>
     </w:p>
     <w:bookmarkEnd w:id="56"/>
-    <w:bookmarkStart w:id="57" w:name="module-13-pattern-recognition"/>
-    <w:p>
-      <w:pPr>
-        <w:pStyle w:val="Heading2"/>
-      </w:pPr>
-      <w:r>
-        <w:t xml:space="preserve">Module 13 — Pattern Recognition</w:t>
+    <w:bookmarkStart w:id="57" w:name="mcqs-6"/>
+    <w:p>
+      <w:pPr>
+        <w:pStyle w:val="Heading3"/>
+      </w:pPr>
+      <w:r>
+        <w:t xml:space="preserve">MCQs</w:t>
       </w:r>
     </w:p>
     <w:p>
@@ -5399,26 +6171,37 @@
         </w:numPr>
       </w:pPr>
       <w:r>
-        <w:t xml:space="preserve">“Generate ALL subsets/permutations/combinations”</w:t>
-      </w:r>
-      <w:r>
-        <w:t xml:space="preserve"> </w:t>
-      </w:r>
-      <w:r>
-        <w:t xml:space="preserve">→</w:t>
-      </w:r>
-      <w:r>
-        <w:t xml:space="preserve"> </w:t>
-      </w:r>
-      <w:r>
-        <w:rPr>
-          <w:b/>
-          <w:bCs/>
-        </w:rPr>
-        <w:t xml:space="preserve">backtracking template</w:t>
-      </w:r>
-      <w:r>
-        <w:t xml:space="preserve">.</w:t>
+        <w:t xml:space="preserve">Forward checking prunes by? → detecting a</w:t>
+      </w:r>
+      <w:r>
+        <w:t xml:space="preserve"> </w:t>
+      </w:r>
+      <w:r>
+        <w:rPr>
+          <w:b/>
+          <w:bCs/>
+        </w:rPr>
+        <w:t xml:space="preserve">future variable with an empty</w:t>
+      </w:r>
+      <w:r>
+        <w:rPr>
+          <w:b/>
+          <w:bCs/>
+        </w:rPr>
+        <w:t xml:space="preserve"> </w:t>
+      </w:r>
+      <w:r>
+        <w:rPr>
+          <w:b/>
+          <w:bCs/>
+        </w:rPr>
+        <w:t xml:space="preserve">domain</w:t>
+      </w:r>
+      <w:r>
+        <w:t xml:space="preserve"> </w:t>
+      </w:r>
+      <w:r>
+        <w:t xml:space="preserve">after an assignment.</w:t>
       </w:r>
     </w:p>
     <w:p>
@@ -5430,53 +6213,31 @@
         </w:numPr>
       </w:pPr>
       <w:r>
-        <w:t xml:space="preserve">“Place items with constraints (queens, colors, assignments)”</w:t>
-      </w:r>
-      <w:r>
-        <w:t xml:space="preserve"> </w:t>
-      </w:r>
-      <w:r>
-        <w:t xml:space="preserve">→</w:t>
-      </w:r>
-      <w:r>
-        <w:t xml:space="preserve"> </w:t>
-      </w:r>
-      <w:r>
-        <w:rPr>
-          <w:b/>
-          <w:bCs/>
-        </w:rPr>
-        <w:t xml:space="preserve">constraint</w:t>
-      </w:r>
-      <w:r>
-        <w:rPr>
-          <w:b/>
-          <w:bCs/>
-        </w:rPr>
-        <w:t xml:space="preserve"> </w:t>
-      </w:r>
-      <w:r>
-        <w:rPr>
-          <w:b/>
-          <w:bCs/>
-        </w:rPr>
-        <w:t xml:space="preserve">backtracking + validity sets</w:t>
-      </w:r>
-      <w:r>
-        <w:t xml:space="preserve"> </w:t>
-      </w:r>
-      <w:r>
-        <w:t xml:space="preserve">/</w:t>
-      </w:r>
-      <w:r>
-        <w:t xml:space="preserve"> </w:t>
-      </w:r>
-      <w:r>
-        <w:rPr>
-          <w:b/>
-          <w:bCs/>
-        </w:rPr>
-        <w:t xml:space="preserve">m-coloring</w:t>
+        <w:t xml:space="preserve">Reducing a cell to one candidate and filling it is? →</w:t>
+      </w:r>
+      <w:r>
+        <w:t xml:space="preserve"> </w:t>
+      </w:r>
+      <w:r>
+        <w:rPr>
+          <w:b/>
+          <w:bCs/>
+        </w:rPr>
+        <w:t xml:space="preserve">constraint propagation</w:t>
+      </w:r>
+      <w:r>
+        <w:rPr>
+          <w:b/>
+          <w:bCs/>
+        </w:rPr>
+        <w:t xml:space="preserve"> </w:t>
+      </w:r>
+      <w:r>
+        <w:rPr>
+          <w:b/>
+          <w:bCs/>
+        </w:rPr>
+        <w:t xml:space="preserve">(naked single)</w:t>
       </w:r>
       <w:r>
         <w:t xml:space="preserve">.</w:t>
@@ -5491,172 +6252,47 @@
         </w:numPr>
       </w:pPr>
       <w:r>
-        <w:t xml:space="preserve">“Fill a grid/board legally”</w:t>
-      </w:r>
-      <w:r>
-        <w:t xml:space="preserve"> </w:t>
-      </w:r>
-      <w:r>
-        <w:t xml:space="preserve">→</w:t>
-      </w:r>
-      <w:r>
-        <w:t xml:space="preserve"> </w:t>
-      </w:r>
-      <w:r>
-        <w:rPr>
-          <w:b/>
-          <w:bCs/>
-        </w:rPr>
-        <w:t xml:space="preserve">cell-by-cell backtracking</w:t>
-      </w:r>
-      <w:r>
-        <w:t xml:space="preserve"> </w:t>
-      </w:r>
-      <w:r>
-        <w:t xml:space="preserve">(Sudoku, word</w:t>
-      </w:r>
-      <w:r>
-        <w:t xml:space="preserve"> </w:t>
-      </w:r>
-      <w:r>
-        <w:t xml:space="preserve">search).</w:t>
-      </w:r>
-    </w:p>
-    <w:p>
-      <w:pPr>
-        <w:pStyle w:val="Compact"/>
-        <w:numPr>
-          <w:ilvl w:val="0"/>
-          <w:numId w:val="1016"/>
-        </w:numPr>
-      </w:pPr>
-      <w:r>
-        <w:t xml:space="preserve">“Visit every node/vertex once”</w:t>
-      </w:r>
-      <w:r>
-        <w:t xml:space="preserve"> </w:t>
-      </w:r>
-      <w:r>
-        <w:t xml:space="preserve">→</w:t>
-      </w:r>
-      <w:r>
-        <w:t xml:space="preserve"> </w:t>
-      </w:r>
-      <w:r>
-        <w:rPr>
-          <w:b/>
-          <w:bCs/>
-        </w:rPr>
-        <w:t xml:space="preserve">Hamiltonian path/cycle</w:t>
-      </w:r>
-      <w:r>
-        <w:t xml:space="preserve">.</w:t>
-      </w:r>
-    </w:p>
-    <w:p>
-      <w:pPr>
-        <w:pStyle w:val="Compact"/>
-        <w:numPr>
-          <w:ilvl w:val="0"/>
-          <w:numId w:val="1016"/>
-        </w:numPr>
-      </w:pPr>
-      <w:r>
-        <w:t xml:space="preserve">“Partition a string into valid pieces”</w:t>
-      </w:r>
-      <w:r>
-        <w:t xml:space="preserve"> </w:t>
-      </w:r>
-      <w:r>
-        <w:t xml:space="preserve">→</w:t>
-      </w:r>
-      <w:r>
-        <w:t xml:space="preserve"> </w:t>
-      </w:r>
-      <w:r>
-        <w:rPr>
-          <w:b/>
-          <w:bCs/>
-        </w:rPr>
-        <w:t xml:space="preserve">prefix-try backtracking</w:t>
-      </w:r>
-      <w:r>
-        <w:t xml:space="preserve">.</w:t>
-      </w:r>
-    </w:p>
-    <w:p>
-      <w:pPr>
-        <w:pStyle w:val="Compact"/>
-        <w:numPr>
-          <w:ilvl w:val="0"/>
-          <w:numId w:val="1016"/>
-        </w:numPr>
-      </w:pPr>
-      <w:r>
-        <w:t xml:space="preserve">“Find the BEST among exponentially many (optimise)”</w:t>
-      </w:r>
-      <w:r>
-        <w:t xml:space="preserve"> </w:t>
-      </w:r>
-      <w:r>
-        <w:t xml:space="preserve">→</w:t>
-      </w:r>
-      <w:r>
-        <w:t xml:space="preserve"> </w:t>
-      </w:r>
-      <w:r>
-        <w:rPr>
-          <w:b/>
-          <w:bCs/>
-        </w:rPr>
-        <w:t xml:space="preserve">branch &amp; bound</w:t>
-      </w:r>
-      <w:r>
-        <w:t xml:space="preserve">.</w:t>
-      </w:r>
-    </w:p>
-    <w:p>
-      <w:pPr>
-        <w:pStyle w:val="Compact"/>
-        <w:numPr>
-          <w:ilvl w:val="0"/>
-          <w:numId w:val="1016"/>
-        </w:numPr>
-      </w:pPr>
-      <w:r>
-        <w:t xml:space="preserve">“Choices repeat as subproblems”</w:t>
-      </w:r>
-      <w:r>
-        <w:t xml:space="preserve"> </w:t>
-      </w:r>
-      <w:r>
-        <w:t xml:space="preserve">→ add</w:t>
-      </w:r>
-      <w:r>
-        <w:t xml:space="preserve"> </w:t>
-      </w:r>
-      <w:r>
-        <w:rPr>
-          <w:b/>
-          <w:bCs/>
-        </w:rPr>
-        <w:t xml:space="preserve">memoisation</w:t>
-      </w:r>
-      <w:r>
-        <w:t xml:space="preserve"> </w:t>
-      </w:r>
-      <w:r>
-        <w:t xml:space="preserve">(→ DP, Module 14).</w:t>
+        <w:t xml:space="preserve">Best partner heuristic for forward checking? →</w:t>
+      </w:r>
+      <w:r>
+        <w:t xml:space="preserve"> </w:t>
+      </w:r>
+      <w:r>
+        <w:rPr>
+          <w:b/>
+          <w:bCs/>
+        </w:rPr>
+        <w:t xml:space="preserve">MRV</w:t>
+      </w:r>
+      <w:r>
+        <w:t xml:space="preserve"> </w:t>
+      </w:r>
+      <w:r>
+        <w:t xml:space="preserve">(fewest remaining</w:t>
+      </w:r>
+      <w:r>
+        <w:t xml:space="preserve"> </w:t>
+      </w:r>
+      <w:r>
+        <w:t xml:space="preserve">values).</w:t>
+      </w:r>
+    </w:p>
+    <w:p>
+      <w:r>
+        <w:pict>
+          <v:rect style="width:0;height:1.5pt" o:hralign="center" o:hrstd="t" o:hr="t"/>
+        </w:pict>
       </w:r>
     </w:p>
     <w:bookmarkEnd w:id="57"/>
-    <w:bookmarkStart w:id="58" w:name="X4741e3f41b29e6331816109ae6851bcd5f5c163"/>
+    <w:bookmarkEnd w:id="58"/>
+    <w:bookmarkStart w:id="59" w:name="module-13-concept-review-one-page"/>
     <w:p>
       <w:pPr>
         <w:pStyle w:val="Heading2"/>
       </w:pPr>
       <w:r>
-        <w:t xml:space="preserve">Module 13 — Interview Questions (with follow-ups)</w:t>
+        <w:t xml:space="preserve">Module 13 — Concept Review (one page)</w:t>
       </w:r>
     </w:p>
     <w:p>
@@ -5669,40 +6305,88 @@
       </w:pPr>
       <w:r>
         <w:rPr>
-          <w:i/>
-          <w:iCs/>
-        </w:rPr>
-        <w:t xml:space="preserve">Subsets / permutations.</w:t>
-      </w:r>
-      <w:r>
-        <w:t xml:space="preserve"> </w:t>
-      </w:r>
-      <w:r>
-        <w:t xml:space="preserve">FU:</w:t>
-      </w:r>
-      <w:r>
-        <w:t xml:space="preserve"> </w:t>
-      </w:r>
-      <w:r>
-        <w:rPr>
-          <w:i/>
-          <w:iCs/>
-        </w:rPr>
-        <w:t xml:space="preserve">handle duplicates — show both (different!)</w:t>
-      </w:r>
-      <w:r>
-        <w:rPr>
-          <w:i/>
-          <w:iCs/>
-        </w:rPr>
-        <w:t xml:space="preserve"> </w:t>
-      </w:r>
-      <w:r>
-        <w:rPr>
-          <w:i/>
-          <w:iCs/>
-        </w:rPr>
-        <w:t xml:space="preserve">guards.</w:t>
+          <w:b/>
+          <w:bCs/>
+        </w:rPr>
+        <w:t xml:space="preserve">Backtracking</w:t>
+      </w:r>
+      <w:r>
+        <w:t xml:space="preserve"> </w:t>
+      </w:r>
+      <w:r>
+        <w:t xml:space="preserve">= DFS over a state-space tree with</w:t>
+      </w:r>
+      <w:r>
+        <w:t xml:space="preserve"> </w:t>
+      </w:r>
+      <w:r>
+        <w:rPr>
+          <w:b/>
+          <w:bCs/>
+        </w:rPr>
+        <w:t xml:space="preserve">choose → explore →</w:t>
+      </w:r>
+      <w:r>
+        <w:rPr>
+          <w:b/>
+          <w:bCs/>
+        </w:rPr>
+        <w:t xml:space="preserve"> </w:t>
+      </w:r>
+      <w:r>
+        <w:rPr>
+          <w:b/>
+          <w:bCs/>
+        </w:rPr>
+        <w:t xml:space="preserve">un-choose</w:t>
+      </w:r>
+      <w:r>
+        <w:t xml:space="preserve"> </w:t>
+      </w:r>
+      <w:r>
+        <w:t xml:space="preserve">+</w:t>
+      </w:r>
+      <w:r>
+        <w:t xml:space="preserve"> </w:t>
+      </w:r>
+      <w:r>
+        <w:rPr>
+          <w:b/>
+          <w:bCs/>
+        </w:rPr>
+        <w:t xml:space="preserve">pruning</w:t>
+      </w:r>
+      <w:r>
+        <w:t xml:space="preserve">; record a</w:t>
+      </w:r>
+      <w:r>
+        <w:t xml:space="preserve"> </w:t>
+      </w:r>
+      <w:r>
+        <w:rPr>
+          <w:b/>
+          <w:bCs/>
+        </w:rPr>
+        <w:t xml:space="preserve">copy</w:t>
+      </w:r>
+      <w:r>
+        <w:t xml:space="preserve"> </w:t>
+      </w:r>
+      <w:r>
+        <w:t xml:space="preserve">of the path. Time exponential,</w:t>
+      </w:r>
+      <w:r>
+        <w:t xml:space="preserve"> </w:t>
+      </w:r>
+      <w:r>
+        <w:rPr>
+          <w:b/>
+          <w:bCs/>
+        </w:rPr>
+        <w:t xml:space="preserve">space O(depth)=O(n)</w:t>
+      </w:r>
+      <w:r>
+        <w:t xml:space="preserve">.</w:t>
       </w:r>
     </w:p>
     <w:p>
@@ -5715,26 +6399,89 @@
       </w:pPr>
       <w:r>
         <w:rPr>
-          <w:i/>
-          <w:iCs/>
-        </w:rPr>
-        <w:t xml:space="preserve">Combination Sum.</w:t>
-      </w:r>
-      <w:r>
-        <w:t xml:space="preserve"> </w:t>
-      </w:r>
-      <w:r>
-        <w:t xml:space="preserve">FU:</w:t>
-      </w:r>
-      <w:r>
-        <w:t xml:space="preserve"> </w:t>
-      </w:r>
-      <w:r>
-        <w:rPr>
-          <w:i/>
-          <w:iCs/>
-        </w:rPr>
-        <w:t xml:space="preserve">with/without reuse; avoid duplicate sets.</w:t>
+          <w:b/>
+          <w:bCs/>
+        </w:rPr>
+        <w:t xml:space="preserve">Recursion passing:</w:t>
+      </w:r>
+      <w:r>
+        <w:t xml:space="preserve"> </w:t>
+      </w:r>
+      <w:r>
+        <w:rPr>
+          <w:rStyle w:val="VerbatimChar"/>
+        </w:rPr>
+        <w:t xml:space="preserve">i+1</w:t>
+      </w:r>
+      <w:r>
+        <w:t xml:space="preserve"> </w:t>
+      </w:r>
+      <w:r>
+        <w:t xml:space="preserve">(subsets/combos),</w:t>
+      </w:r>
+      <w:r>
+        <w:t xml:space="preserve"> </w:t>
+      </w:r>
+      <w:r>
+        <w:rPr>
+          <w:rStyle w:val="VerbatimChar"/>
+        </w:rPr>
+        <w:t xml:space="preserve">i</w:t>
+      </w:r>
+      <w:r>
+        <w:t xml:space="preserve"> </w:t>
+      </w:r>
+      <w:r>
+        <w:t xml:space="preserve">(reuse),</w:t>
+      </w:r>
+      <w:r>
+        <w:t xml:space="preserve"> </w:t>
+      </w:r>
+      <w:r>
+        <w:rPr>
+          <w:rStyle w:val="VerbatimChar"/>
+        </w:rPr>
+        <w:t xml:space="preserve">used[]</w:t>
+      </w:r>
+      <w:r>
+        <w:t xml:space="preserve"> </w:t>
+      </w:r>
+      <w:r>
+        <w:t xml:space="preserve">(permutations). Dedup: subsets</w:t>
+      </w:r>
+      <w:r>
+        <w:t xml:space="preserve"> </w:t>
+      </w:r>
+      <w:r>
+        <w:rPr>
+          <w:rStyle w:val="VerbatimChar"/>
+        </w:rPr>
+        <w:t xml:space="preserve">i&gt;start</w:t>
+      </w:r>
+      <w:r>
+        <w:t xml:space="preserve">;</w:t>
+      </w:r>
+      <w:r>
+        <w:t xml:space="preserve"> </w:t>
+      </w:r>
+      <w:r>
+        <w:rPr>
+          <w:b/>
+          <w:bCs/>
+        </w:rPr>
+        <w:t xml:space="preserve">permutations</w:t>
+      </w:r>
+      <w:r>
+        <w:t xml:space="preserve"> </w:t>
+      </w:r>
+      <w:r>
+        <w:rPr>
+          <w:rStyle w:val="VerbatimChar"/>
+        </w:rPr>
+        <w:t xml:space="preserve">i&gt;0 &amp;&amp; a[i]==a[i-1] &amp;&amp; !used[i-1]</w:t>
+      </w:r>
+      <w:r>
+        <w:t xml:space="preserve">.</w:t>
       </w:r>
     </w:p>
     <w:p>
@@ -5747,26 +6494,22 @@
       </w:pPr>
       <w:r>
         <w:rPr>
-          <w:i/>
-          <w:iCs/>
-        </w:rPr>
-        <w:t xml:space="preserve">N-Queens.</w:t>
-      </w:r>
-      <w:r>
-        <w:t xml:space="preserve"> </w:t>
-      </w:r>
-      <w:r>
-        <w:t xml:space="preserve">FU:</w:t>
-      </w:r>
-      <w:r>
-        <w:t xml:space="preserve"> </w:t>
-      </w:r>
-      <w:r>
-        <w:rPr>
-          <w:i/>
-          <w:iCs/>
-        </w:rPr>
-        <w:t xml:space="preserve">count solutions (N=8→92); O(1) diagonal checks.</w:t>
+          <w:b/>
+          <w:bCs/>
+        </w:rPr>
+        <w:t xml:space="preserve">Counts:</w:t>
+      </w:r>
+      <w:r>
+        <w:t xml:space="preserve"> </w:t>
+      </w:r>
+      <w:r>
+        <w:t xml:space="preserve">subsets 2ⁿ, perms n!, C(n,k); N-Queens(4)=2, (8)=92; Generate</w:t>
+      </w:r>
+      <w:r>
+        <w:t xml:space="preserve"> </w:t>
+      </w:r>
+      <w:r>
+        <w:t xml:space="preserve">Parentheses = Catalan (n=3→5, n=4→14).</w:t>
       </w:r>
     </w:p>
     <w:p>
@@ -5779,26 +6522,48 @@
       </w:pPr>
       <w:r>
         <w:rPr>
-          <w:i/>
-          <w:iCs/>
-        </w:rPr>
-        <w:t xml:space="preserve">Word Search.</w:t>
-      </w:r>
-      <w:r>
-        <w:t xml:space="preserve"> </w:t>
-      </w:r>
-      <w:r>
-        <w:t xml:space="preserve">FU:</w:t>
-      </w:r>
-      <w:r>
-        <w:t xml:space="preserve"> </w:t>
-      </w:r>
-      <w:r>
-        <w:rPr>
-          <w:i/>
-          <w:iCs/>
-        </w:rPr>
-        <w:t xml:space="preserve">many words at once → Trie (Word Search II).</w:t>
+          <w:b/>
+          <w:bCs/>
+        </w:rPr>
+        <w:t xml:space="preserve">Board/graph:</w:t>
+      </w:r>
+      <w:r>
+        <w:t xml:space="preserve"> </w:t>
+      </w:r>
+      <w:r>
+        <w:t xml:space="preserve">N-Queens (3 sets), Sudoku (MRV), Word Search (sentinel +</w:t>
+      </w:r>
+      <w:r>
+        <w:t xml:space="preserve"> </w:t>
+      </w:r>
+      <w:r>
+        <w:t xml:space="preserve">restore; +Trie),</w:t>
+      </w:r>
+      <w:r>
+        <w:t xml:space="preserve"> </w:t>
+      </w:r>
+      <w:r>
+        <w:rPr>
+          <w:b/>
+          <w:bCs/>
+        </w:rPr>
+        <w:t xml:space="preserve">m-coloring O(m^V)</w:t>
+      </w:r>
+      <w:r>
+        <w:t xml:space="preserve">,</w:t>
+      </w:r>
+      <w:r>
+        <w:t xml:space="preserve"> </w:t>
+      </w:r>
+      <w:r>
+        <w:rPr>
+          <w:b/>
+          <w:bCs/>
+        </w:rPr>
+        <w:t xml:space="preserve">Hamiltonian O(N!) (NP-complete)</w:t>
+      </w:r>
+      <w:r>
+        <w:t xml:space="preserve">.</w:t>
       </w:r>
     </w:p>
     <w:p>
@@ -5811,68 +6576,32 @@
       </w:pPr>
       <w:r>
         <w:rPr>
-          <w:i/>
-          <w:iCs/>
-        </w:rPr>
-        <w:t xml:space="preserve">Generate Parentheses.</w:t>
-      </w:r>
-      <w:r>
-        <w:t xml:space="preserve"> </w:t>
-      </w:r>
-      <w:r>
-        <w:t xml:space="preserve">FU:</w:t>
-      </w:r>
-      <w:r>
-        <w:t xml:space="preserve"> </w:t>
-      </w:r>
-      <w:r>
-        <w:rPr>
-          <w:i/>
-          <w:iCs/>
-        </w:rPr>
-        <w:t xml:space="preserve">why always valid? count = Catalan.</w:t>
-      </w:r>
-    </w:p>
-    <w:p>
-      <w:pPr>
-        <w:pStyle w:val="Compact"/>
-        <w:numPr>
-          <w:ilvl w:val="0"/>
-          <w:numId w:val="1017"/>
-        </w:numPr>
-      </w:pPr>
-      <w:r>
-        <w:rPr>
-          <w:i/>
-          <w:iCs/>
-        </w:rPr>
-        <w:t xml:space="preserve">Graph m-coloring.</w:t>
-      </w:r>
-      <w:r>
-        <w:t xml:space="preserve"> </w:t>
-      </w:r>
-      <w:r>
-        <w:t xml:space="preserve">FU:</w:t>
-      </w:r>
-      <w:r>
-        <w:t xml:space="preserve"> </w:t>
-      </w:r>
-      <w:r>
-        <w:rPr>
-          <w:i/>
-          <w:iCs/>
-        </w:rPr>
-        <w:t xml:space="preserve">relation to N-Queens; complexity O(m^V).</w:t>
-      </w:r>
-    </w:p>
-    <w:bookmarkEnd w:id="58"/>
-    <w:bookmarkStart w:id="59" w:name="module-13-gate-sebi-rbi-isro-perspective"/>
+          <w:b/>
+          <w:bCs/>
+        </w:rPr>
+        <w:t xml:space="preserve">Branch &amp; Bound</w:t>
+      </w:r>
+      <w:r>
+        <w:t xml:space="preserve"> </w:t>
+      </w:r>
+      <w:r>
+        <w:t xml:space="preserve">= optimisation via bounds (knapsack LP bound, TSP matrix</w:t>
+      </w:r>
+      <w:r>
+        <w:t xml:space="preserve"> </w:t>
+      </w:r>
+      <w:r>
+        <w:t xml:space="preserve">reduction; FIFO/LIFO/LC search).</w:t>
+      </w:r>
+    </w:p>
+    <w:bookmarkEnd w:id="59"/>
+    <w:bookmarkStart w:id="60" w:name="module-13-flash-cards"/>
     <w:p>
       <w:pPr>
         <w:pStyle w:val="Heading2"/>
       </w:pPr>
       <w:r>
-        <w:t xml:space="preserve">Module 13 — GATE / SEBI / RBI / ISRO Perspective</w:t>
+        <w:t xml:space="preserve">Module 13 — Flash Cards</w:t>
       </w:r>
     </w:p>
     <w:p>
@@ -5884,6 +6613,902 @@
         </w:numPr>
       </w:pPr>
       <w:r>
+        <w:t xml:space="preserve">Q: Backtracking space?</w:t>
+      </w:r>
+      <w:r>
+        <w:t xml:space="preserve"> </w:t>
+      </w:r>
+      <w:r>
+        <w:rPr>
+          <w:b/>
+          <w:bCs/>
+        </w:rPr>
+        <w:t xml:space="preserve">A: O(depth)=O(n) (nodes visited is exponential).</w:t>
+      </w:r>
+    </w:p>
+    <w:p>
+      <w:pPr>
+        <w:pStyle w:val="Compact"/>
+        <w:numPr>
+          <w:ilvl w:val="0"/>
+          <w:numId w:val="1018"/>
+        </w:numPr>
+      </w:pPr>
+      <w:r>
+        <w:t xml:space="preserve">Q: Subsets vs permutations recursion?</w:t>
+      </w:r>
+      <w:r>
+        <w:t xml:space="preserve"> </w:t>
+      </w:r>
+      <w:r>
+        <w:rPr>
+          <w:b/>
+          <w:bCs/>
+        </w:rPr>
+        <w:t xml:space="preserve">A: start index</w:t>
+      </w:r>
+      <w:r>
+        <w:rPr>
+          <w:b/>
+          <w:bCs/>
+        </w:rPr>
+        <w:t xml:space="preserve"> </w:t>
+      </w:r>
+      <w:r>
+        <w:rPr>
+          <w:rStyle w:val="VerbatimChar"/>
+          <w:b/>
+          <w:bCs/>
+        </w:rPr>
+        <w:t xml:space="preserve">i+1</w:t>
+      </w:r>
+      <w:r>
+        <w:rPr>
+          <w:b/>
+          <w:bCs/>
+        </w:rPr>
+        <w:t xml:space="preserve"> </w:t>
+      </w:r>
+      <w:r>
+        <w:rPr>
+          <w:b/>
+          <w:bCs/>
+        </w:rPr>
+        <w:t xml:space="preserve">vs</w:t>
+      </w:r>
+      <w:r>
+        <w:rPr>
+          <w:b/>
+          <w:bCs/>
+        </w:rPr>
+        <w:t xml:space="preserve"> </w:t>
+      </w:r>
+      <w:r>
+        <w:rPr>
+          <w:rStyle w:val="VerbatimChar"/>
+          <w:b/>
+          <w:bCs/>
+        </w:rPr>
+        <w:t xml:space="preserve">used[]</w:t>
+      </w:r>
+      <w:r>
+        <w:rPr>
+          <w:b/>
+          <w:bCs/>
+        </w:rPr>
+        <w:t xml:space="preserve"> </w:t>
+      </w:r>
+      <w:r>
+        <w:rPr>
+          <w:b/>
+          <w:bCs/>
+        </w:rPr>
+        <w:t xml:space="preserve">from 0.</w:t>
+      </w:r>
+    </w:p>
+    <w:p>
+      <w:pPr>
+        <w:pStyle w:val="Compact"/>
+        <w:numPr>
+          <w:ilvl w:val="0"/>
+          <w:numId w:val="1018"/>
+        </w:numPr>
+      </w:pPr>
+      <w:r>
+        <w:t xml:space="preserve">Q: Subsets dedup vs perms dedup?</w:t>
+      </w:r>
+      <w:r>
+        <w:t xml:space="preserve"> </w:t>
+      </w:r>
+      <w:r>
+        <w:rPr>
+          <w:b/>
+          <w:bCs/>
+        </w:rPr>
+        <w:t xml:space="preserve">A:</w:t>
+      </w:r>
+      <w:r>
+        <w:rPr>
+          <w:b/>
+          <w:bCs/>
+        </w:rPr>
+        <w:t xml:space="preserve"> </w:t>
+      </w:r>
+      <w:r>
+        <w:rPr>
+          <w:rStyle w:val="VerbatimChar"/>
+          <w:b/>
+          <w:bCs/>
+        </w:rPr>
+        <w:t xml:space="preserve">i&gt;start</w:t>
+      </w:r>
+      <w:r>
+        <w:rPr>
+          <w:b/>
+          <w:bCs/>
+        </w:rPr>
+        <w:t xml:space="preserve"> </w:t>
+      </w:r>
+      <w:r>
+        <w:rPr>
+          <w:b/>
+          <w:bCs/>
+        </w:rPr>
+        <w:t xml:space="preserve">vs</w:t>
+      </w:r>
+      <w:r>
+        <w:rPr>
+          <w:b/>
+          <w:bCs/>
+        </w:rPr>
+        <w:t xml:space="preserve"> </w:t>
+      </w:r>
+      <w:r>
+        <w:rPr>
+          <w:rStyle w:val="VerbatimChar"/>
+          <w:b/>
+          <w:bCs/>
+        </w:rPr>
+        <w:t xml:space="preserve">i&gt;0 &amp;&amp; !used[i-1]</w:t>
+      </w:r>
+      <w:r>
+        <w:rPr>
+          <w:b/>
+          <w:bCs/>
+        </w:rPr>
+        <w:t xml:space="preserve">.</w:t>
+      </w:r>
+    </w:p>
+    <w:p>
+      <w:pPr>
+        <w:pStyle w:val="Compact"/>
+        <w:numPr>
+          <w:ilvl w:val="0"/>
+          <w:numId w:val="1018"/>
+        </w:numPr>
+      </w:pPr>
+      <w:r>
+        <w:t xml:space="preserve">Q: N-Queens(4)/(8) solutions?</w:t>
+      </w:r>
+      <w:r>
+        <w:t xml:space="preserve"> </w:t>
+      </w:r>
+      <w:r>
+        <w:rPr>
+          <w:b/>
+          <w:bCs/>
+        </w:rPr>
+        <w:t xml:space="preserve">A: 2 / 92 (N=2,3 → 0).</w:t>
+      </w:r>
+    </w:p>
+    <w:p>
+      <w:pPr>
+        <w:pStyle w:val="Compact"/>
+        <w:numPr>
+          <w:ilvl w:val="0"/>
+          <w:numId w:val="1018"/>
+        </w:numPr>
+      </w:pPr>
+      <w:r>
+        <w:t xml:space="preserve">Q: Generate Parentheses n=3/4?</w:t>
+      </w:r>
+      <w:r>
+        <w:t xml:space="preserve"> </w:t>
+      </w:r>
+      <w:r>
+        <w:rPr>
+          <w:b/>
+          <w:bCs/>
+        </w:rPr>
+        <w:t xml:space="preserve">A: 5 / 14 (Catalan).</w:t>
+      </w:r>
+    </w:p>
+    <w:p>
+      <w:pPr>
+        <w:pStyle w:val="Compact"/>
+        <w:numPr>
+          <w:ilvl w:val="0"/>
+          <w:numId w:val="1018"/>
+        </w:numPr>
+      </w:pPr>
+      <w:r>
+        <w:t xml:space="preserve">Q: B&amp;B vs backtracking?</w:t>
+      </w:r>
+      <w:r>
+        <w:t xml:space="preserve"> </w:t>
+      </w:r>
+      <w:r>
+        <w:rPr>
+          <w:b/>
+          <w:bCs/>
+        </w:rPr>
+        <w:t xml:space="preserve">A: B&amp;B optimises via bounds; backtracking enumerates.</w:t>
+      </w:r>
+    </w:p>
+    <w:p>
+      <w:pPr>
+        <w:pStyle w:val="Compact"/>
+        <w:numPr>
+          <w:ilvl w:val="0"/>
+          <w:numId w:val="1018"/>
+        </w:numPr>
+      </w:pPr>
+      <w:r>
+        <w:t xml:space="preserve">Q: Backtracking time formula?</w:t>
+      </w:r>
+      <w:r>
+        <w:t xml:space="preserve"> </w:t>
+      </w:r>
+      <w:r>
+        <w:rPr>
+          <w:b/>
+          <w:bCs/>
+        </w:rPr>
+        <w:t xml:space="preserve">A: branching^depth (b^d) × work per node.</w:t>
+      </w:r>
+    </w:p>
+    <w:p>
+      <w:pPr>
+        <w:pStyle w:val="Compact"/>
+        <w:numPr>
+          <w:ilvl w:val="0"/>
+          <w:numId w:val="1018"/>
+        </w:numPr>
+      </w:pPr>
+      <w:r>
+        <w:t xml:space="preserve">Q: Forward checking?</w:t>
+      </w:r>
+      <w:r>
+        <w:t xml:space="preserve"> </w:t>
+      </w:r>
+      <w:r>
+        <w:rPr>
+          <w:b/>
+          <w:bCs/>
+        </w:rPr>
+        <w:t xml:space="preserve">A: after an assignment, prune future domains; backtrack if</w:t>
+      </w:r>
+      <w:r>
+        <w:rPr>
+          <w:b/>
+          <w:bCs/>
+        </w:rPr>
+        <w:t xml:space="preserve"> </w:t>
+      </w:r>
+      <w:r>
+        <w:rPr>
+          <w:b/>
+          <w:bCs/>
+        </w:rPr>
+        <w:t xml:space="preserve">any becomes empty.</w:t>
+      </w:r>
+    </w:p>
+    <w:p>
+      <w:pPr>
+        <w:pStyle w:val="Compact"/>
+        <w:numPr>
+          <w:ilvl w:val="0"/>
+          <w:numId w:val="1018"/>
+        </w:numPr>
+      </w:pPr>
+      <w:r>
+        <w:t xml:space="preserve">Q: 4-Queens solutions (as column arrays)?</w:t>
+      </w:r>
+      <w:r>
+        <w:t xml:space="preserve"> </w:t>
+      </w:r>
+      <w:r>
+        <w:rPr>
+          <w:b/>
+          <w:bCs/>
+        </w:rPr>
+        <w:t xml:space="preserve">A: [1,3,0,2] and [2,0,3,1].</w:t>
+      </w:r>
+    </w:p>
+    <w:bookmarkEnd w:id="60"/>
+    <w:bookmarkStart w:id="61" w:name="module-13-pattern-recognition"/>
+    <w:p>
+      <w:pPr>
+        <w:pStyle w:val="Heading2"/>
+      </w:pPr>
+      <w:r>
+        <w:t xml:space="preserve">Module 13 — Pattern Recognition</w:t>
+      </w:r>
+    </w:p>
+    <w:p>
+      <w:pPr>
+        <w:pStyle w:val="Compact"/>
+        <w:numPr>
+          <w:ilvl w:val="0"/>
+          <w:numId w:val="1019"/>
+        </w:numPr>
+      </w:pPr>
+      <w:r>
+        <w:t xml:space="preserve">“Generate ALL subsets/permutations/combinations”</w:t>
+      </w:r>
+      <w:r>
+        <w:t xml:space="preserve"> </w:t>
+      </w:r>
+      <w:r>
+        <w:t xml:space="preserve">→</w:t>
+      </w:r>
+      <w:r>
+        <w:t xml:space="preserve"> </w:t>
+      </w:r>
+      <w:r>
+        <w:rPr>
+          <w:b/>
+          <w:bCs/>
+        </w:rPr>
+        <w:t xml:space="preserve">backtracking template</w:t>
+      </w:r>
+      <w:r>
+        <w:t xml:space="preserve">.</w:t>
+      </w:r>
+    </w:p>
+    <w:p>
+      <w:pPr>
+        <w:pStyle w:val="Compact"/>
+        <w:numPr>
+          <w:ilvl w:val="0"/>
+          <w:numId w:val="1019"/>
+        </w:numPr>
+      </w:pPr>
+      <w:r>
+        <w:t xml:space="preserve">“Place items with constraints (queens, colors, assignments)”</w:t>
+      </w:r>
+      <w:r>
+        <w:t xml:space="preserve"> </w:t>
+      </w:r>
+      <w:r>
+        <w:t xml:space="preserve">→</w:t>
+      </w:r>
+      <w:r>
+        <w:t xml:space="preserve"> </w:t>
+      </w:r>
+      <w:r>
+        <w:rPr>
+          <w:b/>
+          <w:bCs/>
+        </w:rPr>
+        <w:t xml:space="preserve">constraint</w:t>
+      </w:r>
+      <w:r>
+        <w:rPr>
+          <w:b/>
+          <w:bCs/>
+        </w:rPr>
+        <w:t xml:space="preserve"> </w:t>
+      </w:r>
+      <w:r>
+        <w:rPr>
+          <w:b/>
+          <w:bCs/>
+        </w:rPr>
+        <w:t xml:space="preserve">backtracking + validity sets</w:t>
+      </w:r>
+      <w:r>
+        <w:t xml:space="preserve"> </w:t>
+      </w:r>
+      <w:r>
+        <w:t xml:space="preserve">/</w:t>
+      </w:r>
+      <w:r>
+        <w:t xml:space="preserve"> </w:t>
+      </w:r>
+      <w:r>
+        <w:rPr>
+          <w:b/>
+          <w:bCs/>
+        </w:rPr>
+        <w:t xml:space="preserve">m-coloring</w:t>
+      </w:r>
+      <w:r>
+        <w:t xml:space="preserve">.</w:t>
+      </w:r>
+    </w:p>
+    <w:p>
+      <w:pPr>
+        <w:pStyle w:val="Compact"/>
+        <w:numPr>
+          <w:ilvl w:val="0"/>
+          <w:numId w:val="1019"/>
+        </w:numPr>
+      </w:pPr>
+      <w:r>
+        <w:t xml:space="preserve">“Fill a grid/board legally”</w:t>
+      </w:r>
+      <w:r>
+        <w:t xml:space="preserve"> </w:t>
+      </w:r>
+      <w:r>
+        <w:t xml:space="preserve">→</w:t>
+      </w:r>
+      <w:r>
+        <w:t xml:space="preserve"> </w:t>
+      </w:r>
+      <w:r>
+        <w:rPr>
+          <w:b/>
+          <w:bCs/>
+        </w:rPr>
+        <w:t xml:space="preserve">cell-by-cell backtracking</w:t>
+      </w:r>
+      <w:r>
+        <w:t xml:space="preserve"> </w:t>
+      </w:r>
+      <w:r>
+        <w:t xml:space="preserve">(Sudoku, word</w:t>
+      </w:r>
+      <w:r>
+        <w:t xml:space="preserve"> </w:t>
+      </w:r>
+      <w:r>
+        <w:t xml:space="preserve">search).</w:t>
+      </w:r>
+    </w:p>
+    <w:p>
+      <w:pPr>
+        <w:pStyle w:val="Compact"/>
+        <w:numPr>
+          <w:ilvl w:val="0"/>
+          <w:numId w:val="1019"/>
+        </w:numPr>
+      </w:pPr>
+      <w:r>
+        <w:t xml:space="preserve">“Visit every node/vertex once”</w:t>
+      </w:r>
+      <w:r>
+        <w:t xml:space="preserve"> </w:t>
+      </w:r>
+      <w:r>
+        <w:t xml:space="preserve">→</w:t>
+      </w:r>
+      <w:r>
+        <w:t xml:space="preserve"> </w:t>
+      </w:r>
+      <w:r>
+        <w:rPr>
+          <w:b/>
+          <w:bCs/>
+        </w:rPr>
+        <w:t xml:space="preserve">Hamiltonian path/cycle</w:t>
+      </w:r>
+      <w:r>
+        <w:t xml:space="preserve">.</w:t>
+      </w:r>
+    </w:p>
+    <w:p>
+      <w:pPr>
+        <w:pStyle w:val="Compact"/>
+        <w:numPr>
+          <w:ilvl w:val="0"/>
+          <w:numId w:val="1019"/>
+        </w:numPr>
+      </w:pPr>
+      <w:r>
+        <w:t xml:space="preserve">“Partition a string into valid pieces”</w:t>
+      </w:r>
+      <w:r>
+        <w:t xml:space="preserve"> </w:t>
+      </w:r>
+      <w:r>
+        <w:t xml:space="preserve">→</w:t>
+      </w:r>
+      <w:r>
+        <w:t xml:space="preserve"> </w:t>
+      </w:r>
+      <w:r>
+        <w:rPr>
+          <w:b/>
+          <w:bCs/>
+        </w:rPr>
+        <w:t xml:space="preserve">prefix-try backtracking</w:t>
+      </w:r>
+      <w:r>
+        <w:t xml:space="preserve">.</w:t>
+      </w:r>
+    </w:p>
+    <w:p>
+      <w:pPr>
+        <w:pStyle w:val="Compact"/>
+        <w:numPr>
+          <w:ilvl w:val="0"/>
+          <w:numId w:val="1019"/>
+        </w:numPr>
+      </w:pPr>
+      <w:r>
+        <w:t xml:space="preserve">“Find the BEST among exponentially many (optimise)”</w:t>
+      </w:r>
+      <w:r>
+        <w:t xml:space="preserve"> </w:t>
+      </w:r>
+      <w:r>
+        <w:t xml:space="preserve">→</w:t>
+      </w:r>
+      <w:r>
+        <w:t xml:space="preserve"> </w:t>
+      </w:r>
+      <w:r>
+        <w:rPr>
+          <w:b/>
+          <w:bCs/>
+        </w:rPr>
+        <w:t xml:space="preserve">branch &amp; bound</w:t>
+      </w:r>
+      <w:r>
+        <w:t xml:space="preserve">.</w:t>
+      </w:r>
+    </w:p>
+    <w:p>
+      <w:pPr>
+        <w:pStyle w:val="Compact"/>
+        <w:numPr>
+          <w:ilvl w:val="0"/>
+          <w:numId w:val="1019"/>
+        </w:numPr>
+      </w:pPr>
+      <w:r>
+        <w:t xml:space="preserve">“Choices repeat as subproblems”</w:t>
+      </w:r>
+      <w:r>
+        <w:t xml:space="preserve"> </w:t>
+      </w:r>
+      <w:r>
+        <w:t xml:space="preserve">→ add</w:t>
+      </w:r>
+      <w:r>
+        <w:t xml:space="preserve"> </w:t>
+      </w:r>
+      <w:r>
+        <w:rPr>
+          <w:b/>
+          <w:bCs/>
+        </w:rPr>
+        <w:t xml:space="preserve">memoisation</w:t>
+      </w:r>
+      <w:r>
+        <w:t xml:space="preserve"> </w:t>
+      </w:r>
+      <w:r>
+        <w:t xml:space="preserve">(→ DP, Module 14).</w:t>
+      </w:r>
+    </w:p>
+    <w:p>
+      <w:pPr>
+        <w:pStyle w:val="Compact"/>
+        <w:numPr>
+          <w:ilvl w:val="0"/>
+          <w:numId w:val="1019"/>
+        </w:numPr>
+      </w:pPr>
+      <w:r>
+        <w:t xml:space="preserve">“Order matters? fixed size?”</w:t>
+      </w:r>
+      <w:r>
+        <w:t xml:space="preserve"> </w:t>
+      </w:r>
+      <w:r>
+        <w:t xml:space="preserve">→</w:t>
+      </w:r>
+      <w:r>
+        <w:t xml:space="preserve"> </w:t>
+      </w:r>
+      <w:r>
+        <w:rPr>
+          <w:b/>
+          <w:bCs/>
+        </w:rPr>
+        <w:t xml:space="preserve">permutation / combination / subset</w:t>
+      </w:r>
+      <w:r>
+        <w:t xml:space="preserve"> </w:t>
+      </w:r>
+      <w:r>
+        <w:t xml:space="preserve">(the 2-Q</w:t>
+      </w:r>
+      <w:r>
+        <w:t xml:space="preserve"> </w:t>
+      </w:r>
+      <w:r>
+        <w:t xml:space="preserve">decision).</w:t>
+      </w:r>
+    </w:p>
+    <w:p>
+      <w:pPr>
+        <w:pStyle w:val="Compact"/>
+        <w:numPr>
+          <w:ilvl w:val="0"/>
+          <w:numId w:val="1019"/>
+        </w:numPr>
+      </w:pPr>
+      <w:r>
+        <w:t xml:space="preserve">“Constraint puzzle that’s slow”</w:t>
+      </w:r>
+      <w:r>
+        <w:t xml:space="preserve"> </w:t>
+      </w:r>
+      <w:r>
+        <w:t xml:space="preserve">→ add</w:t>
+      </w:r>
+      <w:r>
+        <w:t xml:space="preserve"> </w:t>
+      </w:r>
+      <w:r>
+        <w:rPr>
+          <w:b/>
+          <w:bCs/>
+        </w:rPr>
+        <w:t xml:space="preserve">forward checking + MRV</w:t>
+      </w:r>
+      <w:r>
+        <w:t xml:space="preserve"> </w:t>
+      </w:r>
+      <w:r>
+        <w:t xml:space="preserve">(prune future</w:t>
+      </w:r>
+      <w:r>
+        <w:t xml:space="preserve"> </w:t>
+      </w:r>
+      <w:r>
+        <w:t xml:space="preserve">domains early).</w:t>
+      </w:r>
+    </w:p>
+    <w:bookmarkEnd w:id="61"/>
+    <w:bookmarkStart w:id="62" w:name="X4741e3f41b29e6331816109ae6851bcd5f5c163"/>
+    <w:p>
+      <w:pPr>
+        <w:pStyle w:val="Heading2"/>
+      </w:pPr>
+      <w:r>
+        <w:t xml:space="preserve">Module 13 — Interview Questions (with follow-ups)</w:t>
+      </w:r>
+    </w:p>
+    <w:p>
+      <w:pPr>
+        <w:pStyle w:val="Compact"/>
+        <w:numPr>
+          <w:ilvl w:val="0"/>
+          <w:numId w:val="1020"/>
+        </w:numPr>
+      </w:pPr>
+      <w:r>
+        <w:rPr>
+          <w:i/>
+          <w:iCs/>
+        </w:rPr>
+        <w:t xml:space="preserve">Subsets / permutations.</w:t>
+      </w:r>
+      <w:r>
+        <w:t xml:space="preserve"> </w:t>
+      </w:r>
+      <w:r>
+        <w:t xml:space="preserve">FU:</w:t>
+      </w:r>
+      <w:r>
+        <w:t xml:space="preserve"> </w:t>
+      </w:r>
+      <w:r>
+        <w:rPr>
+          <w:i/>
+          <w:iCs/>
+        </w:rPr>
+        <w:t xml:space="preserve">handle duplicates — show both (different!)</w:t>
+      </w:r>
+      <w:r>
+        <w:rPr>
+          <w:i/>
+          <w:iCs/>
+        </w:rPr>
+        <w:t xml:space="preserve"> </w:t>
+      </w:r>
+      <w:r>
+        <w:rPr>
+          <w:i/>
+          <w:iCs/>
+        </w:rPr>
+        <w:t xml:space="preserve">guards.</w:t>
+      </w:r>
+    </w:p>
+    <w:p>
+      <w:pPr>
+        <w:pStyle w:val="Compact"/>
+        <w:numPr>
+          <w:ilvl w:val="0"/>
+          <w:numId w:val="1020"/>
+        </w:numPr>
+      </w:pPr>
+      <w:r>
+        <w:rPr>
+          <w:i/>
+          <w:iCs/>
+        </w:rPr>
+        <w:t xml:space="preserve">Combination Sum.</w:t>
+      </w:r>
+      <w:r>
+        <w:t xml:space="preserve"> </w:t>
+      </w:r>
+      <w:r>
+        <w:t xml:space="preserve">FU:</w:t>
+      </w:r>
+      <w:r>
+        <w:t xml:space="preserve"> </w:t>
+      </w:r>
+      <w:r>
+        <w:rPr>
+          <w:i/>
+          <w:iCs/>
+        </w:rPr>
+        <w:t xml:space="preserve">with/without reuse; avoid duplicate sets.</w:t>
+      </w:r>
+    </w:p>
+    <w:p>
+      <w:pPr>
+        <w:pStyle w:val="Compact"/>
+        <w:numPr>
+          <w:ilvl w:val="0"/>
+          <w:numId w:val="1020"/>
+        </w:numPr>
+      </w:pPr>
+      <w:r>
+        <w:rPr>
+          <w:i/>
+          <w:iCs/>
+        </w:rPr>
+        <w:t xml:space="preserve">N-Queens.</w:t>
+      </w:r>
+      <w:r>
+        <w:t xml:space="preserve"> </w:t>
+      </w:r>
+      <w:r>
+        <w:t xml:space="preserve">FU:</w:t>
+      </w:r>
+      <w:r>
+        <w:t xml:space="preserve"> </w:t>
+      </w:r>
+      <w:r>
+        <w:rPr>
+          <w:i/>
+          <w:iCs/>
+        </w:rPr>
+        <w:t xml:space="preserve">count solutions (N=8→92); O(1) diagonal checks.</w:t>
+      </w:r>
+    </w:p>
+    <w:p>
+      <w:pPr>
+        <w:pStyle w:val="Compact"/>
+        <w:numPr>
+          <w:ilvl w:val="0"/>
+          <w:numId w:val="1020"/>
+        </w:numPr>
+      </w:pPr>
+      <w:r>
+        <w:rPr>
+          <w:i/>
+          <w:iCs/>
+        </w:rPr>
+        <w:t xml:space="preserve">Word Search.</w:t>
+      </w:r>
+      <w:r>
+        <w:t xml:space="preserve"> </w:t>
+      </w:r>
+      <w:r>
+        <w:t xml:space="preserve">FU:</w:t>
+      </w:r>
+      <w:r>
+        <w:t xml:space="preserve"> </w:t>
+      </w:r>
+      <w:r>
+        <w:rPr>
+          <w:i/>
+          <w:iCs/>
+        </w:rPr>
+        <w:t xml:space="preserve">many words at once → Trie (Word Search II).</w:t>
+      </w:r>
+    </w:p>
+    <w:p>
+      <w:pPr>
+        <w:pStyle w:val="Compact"/>
+        <w:numPr>
+          <w:ilvl w:val="0"/>
+          <w:numId w:val="1020"/>
+        </w:numPr>
+      </w:pPr>
+      <w:r>
+        <w:rPr>
+          <w:i/>
+          <w:iCs/>
+        </w:rPr>
+        <w:t xml:space="preserve">Generate Parentheses.</w:t>
+      </w:r>
+      <w:r>
+        <w:t xml:space="preserve"> </w:t>
+      </w:r>
+      <w:r>
+        <w:t xml:space="preserve">FU:</w:t>
+      </w:r>
+      <w:r>
+        <w:t xml:space="preserve"> </w:t>
+      </w:r>
+      <w:r>
+        <w:rPr>
+          <w:i/>
+          <w:iCs/>
+        </w:rPr>
+        <w:t xml:space="preserve">why always valid? count = Catalan.</w:t>
+      </w:r>
+    </w:p>
+    <w:p>
+      <w:pPr>
+        <w:pStyle w:val="Compact"/>
+        <w:numPr>
+          <w:ilvl w:val="0"/>
+          <w:numId w:val="1020"/>
+        </w:numPr>
+      </w:pPr>
+      <w:r>
+        <w:rPr>
+          <w:i/>
+          <w:iCs/>
+        </w:rPr>
+        <w:t xml:space="preserve">Graph m-coloring.</w:t>
+      </w:r>
+      <w:r>
+        <w:t xml:space="preserve"> </w:t>
+      </w:r>
+      <w:r>
+        <w:t xml:space="preserve">FU:</w:t>
+      </w:r>
+      <w:r>
+        <w:t xml:space="preserve"> </w:t>
+      </w:r>
+      <w:r>
+        <w:rPr>
+          <w:i/>
+          <w:iCs/>
+        </w:rPr>
+        <w:t xml:space="preserve">relation to N-Queens; complexity O(m^V).</w:t>
+      </w:r>
+    </w:p>
+    <w:bookmarkEnd w:id="62"/>
+    <w:bookmarkStart w:id="63" w:name="module-13-gate-sebi-rbi-isro-perspective"/>
+    <w:p>
+      <w:pPr>
+        <w:pStyle w:val="Heading2"/>
+      </w:pPr>
+      <w:r>
+        <w:t xml:space="preserve">Module 13 — GATE / SEBI / RBI / ISRO Perspective</w:t>
+      </w:r>
+    </w:p>
+    <w:p>
+      <w:pPr>
+        <w:pStyle w:val="Compact"/>
+        <w:numPr>
+          <w:ilvl w:val="0"/>
+          <w:numId w:val="1021"/>
+        </w:numPr>
+      </w:pPr>
+      <w:r>
         <w:rPr>
           <w:b/>
           <w:bCs/>
@@ -5980,6 +7605,70 @@
       </w:r>
       <w:r>
         <w:t xml:space="preserve">(backtracking vs B&amp;B vs DP) MCQs.</w:t>
+      </w:r>
+      <w:r>
+        <w:t xml:space="preserve"> </w:t>
+      </w:r>
+      <w:r>
+        <w:rPr>
+          <w:b/>
+          <w:bCs/>
+        </w:rPr>
+        <w:t xml:space="preserve">CSP topics</w:t>
+      </w:r>
+      <w:r>
+        <w:t xml:space="preserve"> </w:t>
+      </w:r>
+      <w:r>
+        <w:t xml:space="preserve">—</w:t>
+      </w:r>
+      <w:r>
+        <w:t xml:space="preserve"> </w:t>
+      </w:r>
+      <w:r>
+        <w:rPr>
+          <w:b/>
+          <w:bCs/>
+        </w:rPr>
+        <w:t xml:space="preserve">forward checking</w:t>
+      </w:r>
+      <w:r>
+        <w:t xml:space="preserve">,</w:t>
+      </w:r>
+      <w:r>
+        <w:t xml:space="preserve"> </w:t>
+      </w:r>
+      <w:r>
+        <w:rPr>
+          <w:b/>
+          <w:bCs/>
+        </w:rPr>
+        <w:t xml:space="preserve">constraint propagation</w:t>
+      </w:r>
+      <w:r>
+        <w:t xml:space="preserve">, and the</w:t>
+      </w:r>
+      <w:r>
+        <w:t xml:space="preserve"> </w:t>
+      </w:r>
+      <w:r>
+        <w:rPr>
+          <w:b/>
+          <w:bCs/>
+        </w:rPr>
+        <w:t xml:space="preserve">MRV</w:t>
+      </w:r>
+      <w:r>
+        <w:t xml:space="preserve"> </w:t>
+      </w:r>
+      <w:r>
+        <w:t xml:space="preserve">heuristic —</w:t>
+      </w:r>
+      <w:r>
+        <w:t xml:space="preserve"> </w:t>
+      </w:r>
+      <w:r>
+        <w:t xml:space="preserve">are AI/DAA staples worth a line each.</w:t>
       </w:r>
     </w:p>
     <w:p>
@@ -6029,8 +7718,8 @@
         <w:t xml:space="preserve">tree/bitmask/digit/interval + optimisations) — with visuals.</w:t>
       </w:r>
     </w:p>
-    <w:bookmarkEnd w:id="59"/>
-    <w:bookmarkEnd w:id="60"/>
+    <w:bookmarkEnd w:id="63"/>
+    <w:bookmarkEnd w:id="64"/>
     <w:sectPr>
       <w:footnotePr>
         <w:numRestart w:val="eachSect"/>
@@ -6366,6 +8055,9 @@
     </w:lvlOverride>
   </w:num>
   <w:num w:numId="1003">
+    <w:abstractNumId w:val="991"/>
+  </w:num>
+  <w:num w:numId="1004">
     <w:abstractNumId w:val="99411"/>
     <w:lvlOverride w:ilvl="0">
       <w:startOverride w:val="1"/>
@@ -6395,13 +8087,13 @@
       <w:startOverride w:val="1"/>
     </w:lvlOverride>
   </w:num>
-  <w:num w:numId="1004">
-    <w:abstractNumId w:val="991"/>
-  </w:num>
   <w:num w:numId="1005">
     <w:abstractNumId w:val="991"/>
   </w:num>
   <w:num w:numId="1006">
+    <w:abstractNumId w:val="991"/>
+  </w:num>
+  <w:num w:numId="1007">
     <w:abstractNumId w:val="99411"/>
     <w:lvlOverride w:ilvl="0">
       <w:startOverride w:val="1"/>
@@ -6431,10 +8123,10 @@
       <w:startOverride w:val="1"/>
     </w:lvlOverride>
   </w:num>
-  <w:num w:numId="1007">
+  <w:num w:numId="1008">
     <w:abstractNumId w:val="991"/>
   </w:num>
-  <w:num w:numId="1008">
+  <w:num w:numId="1009">
     <w:abstractNumId w:val="99411"/>
     <w:lvlOverride w:ilvl="0">
       <w:startOverride w:val="1"/>
@@ -6464,10 +8156,10 @@
       <w:startOverride w:val="1"/>
     </w:lvlOverride>
   </w:num>
-  <w:num w:numId="1009">
+  <w:num w:numId="1010">
     <w:abstractNumId w:val="991"/>
   </w:num>
-  <w:num w:numId="1010">
+  <w:num w:numId="1011">
     <w:abstractNumId w:val="99411"/>
     <w:lvlOverride w:ilvl="0">
       <w:startOverride w:val="1"/>
@@ -6497,10 +8189,10 @@
       <w:startOverride w:val="1"/>
     </w:lvlOverride>
   </w:num>
-  <w:num w:numId="1011">
+  <w:num w:numId="1012">
     <w:abstractNumId w:val="991"/>
   </w:num>
-  <w:num w:numId="1012">
+  <w:num w:numId="1013">
     <w:abstractNumId w:val="99411"/>
     <w:lvlOverride w:ilvl="0">
       <w:startOverride w:val="1"/>
@@ -6530,9 +8222,6 @@
       <w:startOverride w:val="1"/>
     </w:lvlOverride>
   </w:num>
-  <w:num w:numId="1013">
-    <w:abstractNumId w:val="991"/>
-  </w:num>
   <w:num w:numId="1014">
     <w:abstractNumId w:val="991"/>
   </w:num>
@@ -6540,9 +8229,6 @@
     <w:abstractNumId w:val="991"/>
   </w:num>
   <w:num w:numId="1016">
-    <w:abstractNumId w:val="991"/>
-  </w:num>
-  <w:num w:numId="1017">
     <w:abstractNumId w:val="99411"/>
     <w:lvlOverride w:ilvl="0">
       <w:startOverride w:val="1"/>
@@ -6572,7 +8258,46 @@
       <w:startOverride w:val="1"/>
     </w:lvlOverride>
   </w:num>
+  <w:num w:numId="1017">
+    <w:abstractNumId w:val="991"/>
+  </w:num>
   <w:num w:numId="1018">
+    <w:abstractNumId w:val="991"/>
+  </w:num>
+  <w:num w:numId="1019">
+    <w:abstractNumId w:val="991"/>
+  </w:num>
+  <w:num w:numId="1020">
+    <w:abstractNumId w:val="99411"/>
+    <w:lvlOverride w:ilvl="0">
+      <w:startOverride w:val="1"/>
+    </w:lvlOverride>
+    <w:lvlOverride w:ilvl="1">
+      <w:startOverride w:val="1"/>
+    </w:lvlOverride>
+    <w:lvlOverride w:ilvl="2">
+      <w:startOverride w:val="1"/>
+    </w:lvlOverride>
+    <w:lvlOverride w:ilvl="3">
+      <w:startOverride w:val="1"/>
+    </w:lvlOverride>
+    <w:lvlOverride w:ilvl="4">
+      <w:startOverride w:val="1"/>
+    </w:lvlOverride>
+    <w:lvlOverride w:ilvl="5">
+      <w:startOverride w:val="1"/>
+    </w:lvlOverride>
+    <w:lvlOverride w:ilvl="6">
+      <w:startOverride w:val="1"/>
+    </w:lvlOverride>
+    <w:lvlOverride w:ilvl="7">
+      <w:startOverride w:val="1"/>
+    </w:lvlOverride>
+    <w:lvlOverride w:ilvl="8">
+      <w:startOverride w:val="1"/>
+    </w:lvlOverride>
+  </w:num>
+  <w:num w:numId="1021">
     <w:abstractNumId w:val="991"/>
   </w:num>
 </w:numbering>

--- a/SITP/DSA-Notes/M13_Backtracking.docx
+++ b/SITP/DSA-Notes/M13_Backtracking.docx
@@ -8839,24 +8839,34 @@
   <w:style w:default="1" w:styleId="Table" w:type="table">
     <w:name w:val="Table"/>
     <w:basedOn w:val="TableNormal"/>
-    <w:semiHidden/>
-    <w:unhideWhenUsed/>
     <w:qFormat/>
     <w:tblPr>
       <w:tblInd w:type="dxa" w:w="0"/>
+      <w:tblBorders>
+        <w:top w:color="808080" w:space="0" w:sz="4" w:val="single"/>
+        <w:left w:color="808080" w:space="0" w:sz="4" w:val="single"/>
+        <w:bottom w:color="808080" w:space="0" w:sz="4" w:val="single"/>
+        <w:right w:color="808080" w:space="0" w:sz="4" w:val="single"/>
+        <w:insideH w:color="BFBFBF" w:space="0" w:sz="4" w:val="single"/>
+        <w:insideV w:color="BFBFBF" w:space="0" w:sz="4" w:val="single"/>
+      </w:tblBorders>
       <w:tblCellMar>
-        <w:top w:type="dxa" w:w="0"/>
+        <w:top w:type="dxa" w:w="40"/>
         <w:left w:type="dxa" w:w="108"/>
-        <w:bottom w:type="dxa" w:w="0"/>
+        <w:bottom w:type="dxa" w:w="40"/>
         <w:right w:type="dxa" w:w="108"/>
       </w:tblCellMar>
     </w:tblPr>
     <w:tblStylePr w:type="firstRow">
+      <w:rPr>
+        <w:b/>
+      </w:rPr>
       <w:tcPr>
+        <w:shd w:color="auto" w:fill="DDEBF7" w:val="clear"/>
         <w:tcBorders>
-          <w:bottom w:val="single"/>
+          <w:bottom w:color="1F4E78" w:space="0" w:sz="8" w:val="single"/>
         </w:tcBorders>
-        <w:vAlign w:val="bottom"/>
+        <w:vAlign w:val="center"/>
       </w:tcPr>
     </w:tblStylePr>
   </w:style>
